--- a/Collection Framework documentation.docx
+++ b/Collection Framework documentation.docx
@@ -277,7 +277,13 @@
         </w:numPr>
       </w:pPr>
       <w:r>
-        <w:t>Sorting, searching, shuffling (Collections class)</w:t>
+        <w:t>Sorting, searching, shuffling (Collections</w:t>
+      </w:r>
+      <w:r>
+        <w:t>/Arrays</w:t>
+      </w:r>
+      <w:r>
+        <w:t xml:space="preserve"> class)</w:t>
       </w:r>
     </w:p>
     <w:p>
@@ -550,7 +556,13 @@
       </w:r>
       <w:r>
         <w:br/>
-        <w:t>Primitive values are automatically converted into wrapper objects using autoboxing.</w:t>
+        <w:t xml:space="preserve">Primitive values are automatically converted into wrapper objects using </w:t>
+      </w:r>
+      <w:r>
+        <w:rPr>
+          <w:highlight w:val="yellow"/>
+        </w:rPr>
+        <w:t>autoboxing.</w:t>
       </w:r>
     </w:p>
     <w:p>
@@ -920,8 +932,14 @@
           <w:ilvl w:val="0"/>
           <w:numId w:val="17"/>
         </w:numPr>
-      </w:pPr>
-      <w:r>
+        <w:rPr>
+          <w:highlight w:val="yellow"/>
+        </w:rPr>
+      </w:pPr>
+      <w:r>
+        <w:rPr>
+          <w:highlight w:val="yellow"/>
+        </w:rPr>
         <w:t>Maintains insertion order</w:t>
       </w:r>
     </w:p>
@@ -931,8 +949,14 @@
           <w:ilvl w:val="0"/>
           <w:numId w:val="17"/>
         </w:numPr>
-      </w:pPr>
-      <w:r>
+        <w:rPr>
+          <w:highlight w:val="yellow"/>
+        </w:rPr>
+      </w:pPr>
+      <w:r>
+        <w:rPr>
+          <w:highlight w:val="yellow"/>
+        </w:rPr>
         <w:t>Allows duplicates</w:t>
       </w:r>
     </w:p>
@@ -942,8 +966,14 @@
           <w:ilvl w:val="0"/>
           <w:numId w:val="17"/>
         </w:numPr>
-      </w:pPr>
-      <w:r>
+        <w:rPr>
+          <w:highlight w:val="yellow"/>
+        </w:rPr>
+      </w:pPr>
+      <w:r>
+        <w:rPr>
+          <w:highlight w:val="yellow"/>
+        </w:rPr>
         <w:t>Index-based access</w:t>
       </w:r>
     </w:p>
@@ -1085,8 +1115,14 @@
           <w:ilvl w:val="0"/>
           <w:numId w:val="20"/>
         </w:numPr>
-      </w:pPr>
-      <w:r>
+        <w:rPr>
+          <w:highlight w:val="yellow"/>
+        </w:rPr>
+      </w:pPr>
+      <w:r>
+        <w:rPr>
+          <w:highlight w:val="yellow"/>
+        </w:rPr>
         <w:t>No duplicates</w:t>
       </w:r>
     </w:p>
@@ -1139,13 +1175,22 @@
           <w:ilvl w:val="0"/>
           <w:numId w:val="21"/>
         </w:numPr>
+        <w:rPr>
+          <w:highlight w:val="yellow"/>
+        </w:rPr>
       </w:pPr>
       <w:proofErr w:type="spellStart"/>
       <w:r>
+        <w:rPr>
+          <w:highlight w:val="yellow"/>
+        </w:rPr>
         <w:t>TreeSet</w:t>
       </w:r>
       <w:proofErr w:type="spellEnd"/>
       <w:r>
+        <w:rPr>
+          <w:highlight w:val="yellow"/>
+        </w:rPr>
         <w:t xml:space="preserve"> → Sorted order</w:t>
       </w:r>
     </w:p>
@@ -1168,10 +1213,19 @@
     </w:p>
     <w:p>
       <w:r>
-        <w:t>Set&lt;Integer&gt; set = new HashSet&lt;</w:t>
-      </w:r>
-      <w:proofErr w:type="gramStart"/>
-      <w:r>
+        <w:t xml:space="preserve">Set&lt;Integer&gt; set = </w:t>
+      </w:r>
+      <w:r>
+        <w:rPr>
+          <w:highlight w:val="yellow"/>
+        </w:rPr>
+        <w:t>new HashSet&lt;</w:t>
+      </w:r>
+      <w:proofErr w:type="gramStart"/>
+      <w:r>
+        <w:rPr>
+          <w:highlight w:val="yellow"/>
+        </w:rPr>
         <w:t>&gt;();</w:t>
       </w:r>
       <w:proofErr w:type="gramEnd"/>
@@ -1215,7 +1269,13 @@
     </w:p>
     <w:p>
       <w:r>
-        <w:t>Collection → Queue</w:t>
+        <w:t xml:space="preserve">Collection → </w:t>
+      </w:r>
+      <w:r>
+        <w:rPr>
+          <w:highlight w:val="yellow"/>
+        </w:rPr>
+        <w:t>Queue</w:t>
       </w:r>
     </w:p>
     <w:p>
@@ -2536,6 +2596,12 @@
         <w:t>);</w:t>
       </w:r>
       <w:proofErr w:type="gramEnd"/>
+      <w:r>
+        <w:tab/>
+      </w:r>
+      <w:r>
+        <w:tab/>
+      </w:r>
     </w:p>
     <w:p>
       <w:r>
@@ -2552,13 +2618,23 @@
       </w:r>
       <w:proofErr w:type="gramEnd"/>
       <w:r>
-        <w:t>10</w:t>
-      </w:r>
-      <w:proofErr w:type="gramStart"/>
-      <w:r>
-        <w:t>);</w:t>
-      </w:r>
-      <w:proofErr w:type="gramEnd"/>
+        <w:t>10);</w:t>
+      </w:r>
+      <w:r>
+        <w:tab/>
+      </w:r>
+      <w:r>
+        <w:tab/>
+        <w:t>// auto-</w:t>
+      </w:r>
+      <w:proofErr w:type="gramStart"/>
+      <w:r>
+        <w:t>boxing :</w:t>
+      </w:r>
+      <w:proofErr w:type="gramEnd"/>
+      <w:r>
+        <w:t xml:space="preserve"> </w:t>
+      </w:r>
     </w:p>
     <w:p>
       <w:r>
@@ -2804,6 +2880,41 @@
     </w:p>
     <w:p>
       <w:r>
+        <w:tab/>
+      </w:r>
+      <w:proofErr w:type="spellStart"/>
+      <w:proofErr w:type="gramStart"/>
+      <w:r>
+        <w:rPr>
+          <w:highlight w:val="yellow"/>
+        </w:rPr>
+        <w:t>c.add</w:t>
+      </w:r>
+      <w:proofErr w:type="spellEnd"/>
+      <w:r>
+        <w:rPr>
+          <w:highlight w:val="yellow"/>
+        </w:rPr>
+        <w:t>(</w:t>
+      </w:r>
+      <w:proofErr w:type="gramEnd"/>
+      <w:r>
+        <w:rPr>
+          <w:highlight w:val="yellow"/>
+        </w:rPr>
+        <w:t>10</w:t>
+      </w:r>
+      <w:proofErr w:type="gramStart"/>
+      <w:r>
+        <w:rPr>
+          <w:highlight w:val="yellow"/>
+        </w:rPr>
+        <w:t>);</w:t>
+      </w:r>
+      <w:proofErr w:type="gramEnd"/>
+    </w:p>
+    <w:p>
+      <w:r>
         <w:t xml:space="preserve">        for (Object </w:t>
       </w:r>
       <w:proofErr w:type="spellStart"/>
@@ -2868,17 +2979,107 @@
       <w:proofErr w:type="spellStart"/>
       <w:proofErr w:type="gramStart"/>
       <w:r>
+        <w:rPr>
+          <w:highlight w:val="yellow"/>
+        </w:rPr>
         <w:t>c.add</w:t>
       </w:r>
       <w:proofErr w:type="spellEnd"/>
       <w:r>
+        <w:rPr>
+          <w:highlight w:val="yellow"/>
+        </w:rPr>
         <w:t>(</w:t>
       </w:r>
       <w:proofErr w:type="gramEnd"/>
       <w:r>
+        <w:rPr>
+          <w:highlight w:val="yellow"/>
+        </w:rPr>
         <w:t>100); // added by mistake</w:t>
       </w:r>
     </w:p>
+    <w:p/>
+    <w:p>
+      <w:r>
+        <w:tab/>
+        <w:t xml:space="preserve">Object o = </w:t>
+      </w:r>
+      <w:proofErr w:type="spellStart"/>
+      <w:proofErr w:type="gramStart"/>
+      <w:r>
+        <w:t>obj</w:t>
+      </w:r>
+      <w:proofErr w:type="spellEnd"/>
+      <w:r>
+        <w:t>;</w:t>
+      </w:r>
+      <w:proofErr w:type="gramEnd"/>
+    </w:p>
+    <w:p>
+      <w:r>
+        <w:tab/>
+      </w:r>
+      <w:proofErr w:type="gramStart"/>
+      <w:r>
+        <w:t>If(</w:t>
+      </w:r>
+      <w:proofErr w:type="gramEnd"/>
+      <w:r>
+        <w:t xml:space="preserve">o </w:t>
+      </w:r>
+      <w:proofErr w:type="spellStart"/>
+      <w:r>
+        <w:t>instanceOf</w:t>
+      </w:r>
+      <w:proofErr w:type="spellEnd"/>
+      <w:r>
+        <w:t xml:space="preserve"> Integer) {</w:t>
+      </w:r>
+    </w:p>
+    <w:p/>
+    <w:p>
+      <w:pPr>
+        <w:ind w:firstLine="720"/>
+      </w:pPr>
+      <w:r>
+        <w:t>}</w:t>
+      </w:r>
+    </w:p>
+    <w:p>
+      <w:pPr>
+        <w:ind w:firstLine="720"/>
+      </w:pPr>
+      <w:proofErr w:type="gramStart"/>
+      <w:r>
+        <w:t>If(</w:t>
+      </w:r>
+      <w:proofErr w:type="gramEnd"/>
+      <w:r>
+        <w:t xml:space="preserve">o </w:t>
+      </w:r>
+      <w:proofErr w:type="spellStart"/>
+      <w:r>
+        <w:t>instanceOf</w:t>
+      </w:r>
+      <w:proofErr w:type="spellEnd"/>
+      <w:r>
+        <w:t xml:space="preserve"> String) {</w:t>
+      </w:r>
+    </w:p>
+    <w:p>
+      <w:pPr>
+        <w:ind w:firstLine="720"/>
+      </w:pPr>
+    </w:p>
+    <w:p>
+      <w:pPr>
+        <w:ind w:firstLine="720"/>
+      </w:pPr>
+      <w:r>
+        <w:t>}</w:t>
+      </w:r>
+    </w:p>
     <w:p>
       <w:r>
         <w:t xml:space="preserve">    }</w:t>
@@ -2908,6 +3109,7 @@
       <w:proofErr w:type="spellStart"/>
       <w:proofErr w:type="gramStart"/>
       <w:r>
+        <w:lastRenderedPageBreak/>
         <w:t>java.lang</w:t>
       </w:r>
       <w:proofErr w:type="gramEnd"/>
@@ -2964,7 +3166,6 @@
     <w:p/>
     <w:p>
       <w:r>
-        <w:lastRenderedPageBreak/>
         <w:pict w14:anchorId="0DCA7D52">
           <v:rect id="_x0000_i1040" style="width:0;height:1.5pt" o:hralign="center" o:hrstd="t" o:hr="t" fillcolor="#a0a0a0" stroked="f"/>
         </w:pict>
@@ -3124,7 +3325,14 @@
     </w:p>
     <w:p>
       <w:r>
-        <w:t xml:space="preserve">Collection&lt;String&gt; c = new </w:t>
+        <w:lastRenderedPageBreak/>
+        <w:t>Collection&lt;</w:t>
+      </w:r>
+      <w:r>
+        <w:t>String</w:t>
+      </w:r>
+      <w:r>
+        <w:t xml:space="preserve">&gt; c = new </w:t>
       </w:r>
       <w:proofErr w:type="spellStart"/>
       <w:r>
@@ -3237,72 +3445,139 @@
       </w:r>
       <w:proofErr w:type="spellEnd"/>
       <w:r>
+        <w:rPr>
+          <w:highlight w:val="yellow"/>
+        </w:rPr>
         <w:t>&lt;</w:t>
       </w:r>
       <w:proofErr w:type="gramStart"/>
       <w:r>
-        <w:t>&gt;();</w:t>
-      </w:r>
-      <w:proofErr w:type="gramEnd"/>
+        <w:rPr>
+          <w:highlight w:val="yellow"/>
+        </w:rPr>
+        <w:t>&gt;</w:t>
+      </w:r>
+      <w:r>
+        <w:t>();</w:t>
+      </w:r>
+      <w:proofErr w:type="gramEnd"/>
+    </w:p>
+    <w:p>
+      <w:pPr>
+        <w:ind w:firstLine="720"/>
+      </w:pPr>
+      <w:r>
+        <w:t>Collection&lt;</w:t>
+      </w:r>
+      <w:r>
+        <w:t>Object</w:t>
+      </w:r>
+      <w:r>
+        <w:t>&gt; c</w:t>
+      </w:r>
+      <w:r>
+        <w:t>1</w:t>
+      </w:r>
+      <w:r>
+        <w:t xml:space="preserve"> = new </w:t>
+      </w:r>
+      <w:proofErr w:type="spellStart"/>
+      <w:r>
+        <w:t>ArrayList</w:t>
+      </w:r>
+      <w:proofErr w:type="spellEnd"/>
+      <w:r>
+        <w:rPr>
+          <w:highlight w:val="yellow"/>
+        </w:rPr>
+        <w:t>&lt;</w:t>
+      </w:r>
+      <w:proofErr w:type="gramStart"/>
+      <w:r>
+        <w:rPr>
+          <w:highlight w:val="yellow"/>
+        </w:rPr>
+        <w:t>&gt;</w:t>
+      </w:r>
+      <w:r>
+        <w:t>();</w:t>
+      </w:r>
+      <w:proofErr w:type="gramEnd"/>
+    </w:p>
+    <w:p>
+      <w:r>
+        <w:t xml:space="preserve">        </w:t>
+      </w:r>
+      <w:proofErr w:type="spellStart"/>
+      <w:r>
+        <w:t>c.add</w:t>
+      </w:r>
+      <w:proofErr w:type="spellEnd"/>
+      <w:r>
+        <w:t>("Java");</w:t>
+      </w:r>
+      <w:r>
+        <w:tab/>
+      </w:r>
+      <w:r>
+        <w:tab/>
+        <w:t xml:space="preserve">// auto-boxing </w:t>
+      </w:r>
+    </w:p>
+    <w:p>
+      <w:r>
+        <w:t xml:space="preserve">        </w:t>
+      </w:r>
+      <w:proofErr w:type="spellStart"/>
+      <w:r>
+        <w:t>c.add</w:t>
+      </w:r>
+      <w:proofErr w:type="spellEnd"/>
+      <w:r>
+        <w:t>("Spring"</w:t>
+      </w:r>
+      <w:proofErr w:type="gramStart"/>
+      <w:r>
+        <w:t>);</w:t>
+      </w:r>
+      <w:proofErr w:type="gramEnd"/>
+    </w:p>
+    <w:p>
+      <w:r>
+        <w:t xml:space="preserve">        </w:t>
+      </w:r>
+      <w:r>
+        <w:rPr>
+          <w:highlight w:val="yellow"/>
+        </w:rPr>
+        <w:t xml:space="preserve">// </w:t>
+      </w:r>
+      <w:proofErr w:type="spellStart"/>
+      <w:proofErr w:type="gramStart"/>
+      <w:r>
+        <w:rPr>
+          <w:highlight w:val="yellow"/>
+        </w:rPr>
+        <w:t>c.add</w:t>
+      </w:r>
+      <w:proofErr w:type="spellEnd"/>
+      <w:r>
+        <w:rPr>
+          <w:highlight w:val="yellow"/>
+        </w:rPr>
+        <w:t>(</w:t>
+      </w:r>
+      <w:proofErr w:type="gramEnd"/>
+      <w:r>
+        <w:rPr>
+          <w:highlight w:val="yellow"/>
+        </w:rPr>
+        <w:t>100); Compile-time error</w:t>
+      </w:r>
     </w:p>
     <w:p/>
     <w:p>
       <w:r>
-        <w:t xml:space="preserve">        </w:t>
-      </w:r>
-      <w:proofErr w:type="spellStart"/>
-      <w:r>
-        <w:t>c.add</w:t>
-      </w:r>
-      <w:proofErr w:type="spellEnd"/>
-      <w:r>
-        <w:t>("Java"</w:t>
-      </w:r>
-      <w:proofErr w:type="gramStart"/>
-      <w:r>
-        <w:t>);</w:t>
-      </w:r>
-      <w:proofErr w:type="gramEnd"/>
-    </w:p>
-    <w:p>
-      <w:r>
-        <w:t xml:space="preserve">        </w:t>
-      </w:r>
-      <w:proofErr w:type="spellStart"/>
-      <w:r>
-        <w:t>c.add</w:t>
-      </w:r>
-      <w:proofErr w:type="spellEnd"/>
-      <w:r>
-        <w:t>("Spring"</w:t>
-      </w:r>
-      <w:proofErr w:type="gramStart"/>
-      <w:r>
-        <w:t>);</w:t>
-      </w:r>
-      <w:proofErr w:type="gramEnd"/>
-    </w:p>
-    <w:p>
-      <w:r>
-        <w:t xml:space="preserve">        // </w:t>
-      </w:r>
-      <w:proofErr w:type="spellStart"/>
-      <w:proofErr w:type="gramStart"/>
-      <w:r>
-        <w:t>c.add</w:t>
-      </w:r>
-      <w:proofErr w:type="spellEnd"/>
-      <w:r>
-        <w:t>(</w:t>
-      </w:r>
-      <w:proofErr w:type="gramEnd"/>
-      <w:r>
-        <w:t>100); Compile-time error</w:t>
-      </w:r>
-    </w:p>
-    <w:p/>
-    <w:p>
-      <w:r>
         <w:t xml:space="preserve">        for (String </w:t>
       </w:r>
       <w:proofErr w:type="gramStart"/>
@@ -3312,6 +3587,13 @@
       <w:proofErr w:type="gramEnd"/>
       <w:r>
         <w:t xml:space="preserve"> c) {</w:t>
+      </w:r>
+      <w:r>
+        <w:tab/>
+      </w:r>
+      <w:r>
+        <w:tab/>
+        <w:t xml:space="preserve">// auto-unboxing </w:t>
       </w:r>
     </w:p>
     <w:p>
@@ -3430,6 +3712,7 @@
     </w:p>
     <w:p>
       <w:r>
+        <w:lastRenderedPageBreak/>
         <w:t>2. No Type Casting</w:t>
       </w:r>
     </w:p>
@@ -3521,7 +3804,6 @@
         </w:numPr>
       </w:pPr>
       <w:r>
-        <w:lastRenderedPageBreak/>
         <w:t>Warnings &amp; suggestions</w:t>
       </w:r>
     </w:p>
@@ -3949,6 +4231,7 @@
     <w:p>
       <w:proofErr w:type="spellStart"/>
       <w:r>
+        <w:lastRenderedPageBreak/>
         <w:t>users.add</w:t>
       </w:r>
       <w:proofErr w:type="spellEnd"/>
@@ -4072,7 +4355,6 @@
     </w:p>
     <w:p>
       <w:r>
-        <w:lastRenderedPageBreak/>
         <w:t>IMPORTANT INTERVIEW Q&amp;A</w:t>
       </w:r>
     </w:p>
@@ -4239,16 +4521,28 @@
     </w:p>
     <w:p>
       <w:r>
+        <w:lastRenderedPageBreak/>
         <w:t>List&lt;E&gt;</w:t>
       </w:r>
     </w:p>
     <w:p>
-      <w:r>
+      <w:pPr>
+        <w:rPr>
+          <w:highlight w:val="yellow"/>
+        </w:rPr>
+      </w:pPr>
+      <w:r>
+        <w:rPr>
+          <w:highlight w:val="yellow"/>
+        </w:rPr>
         <w:t>List extends Collection</w:t>
       </w:r>
     </w:p>
     <w:p>
       <w:r>
+        <w:rPr>
+          <w:highlight w:val="yellow"/>
+        </w:rPr>
         <w:pict w14:anchorId="75A1FC2E">
           <v:rect id="_x0000_i1056" style="width:0;height:1.5pt" o:hralign="center" o:hrstd="t" o:hr="t" fillcolor="#a0a0a0" stroked="f"/>
         </w:pict>
@@ -4320,7 +4614,6 @@
     </w:p>
     <w:p>
       <w:r>
-        <w:lastRenderedPageBreak/>
         <w:t>Real-world use cases</w:t>
       </w:r>
     </w:p>
@@ -4750,6 +5043,7 @@
         </w:numPr>
       </w:pPr>
       <w:r>
+        <w:lastRenderedPageBreak/>
         <w:t>Read-heavy applications</w:t>
       </w:r>
     </w:p>
@@ -4797,44 +5091,11 @@
           <w:bCs/>
         </w:rPr>
       </w:pPr>
-    </w:p>
-    <w:p>
-      <w:pPr>
-        <w:rPr>
-          <w:b/>
-          <w:bCs/>
-        </w:rPr>
-      </w:pPr>
-    </w:p>
-    <w:p>
-      <w:pPr>
-        <w:rPr>
-          <w:b/>
-          <w:bCs/>
-        </w:rPr>
-      </w:pPr>
-    </w:p>
-    <w:p>
-      <w:pPr>
-        <w:rPr>
-          <w:b/>
-          <w:bCs/>
-        </w:rPr>
-      </w:pPr>
-    </w:p>
-    <w:p>
-      <w:pPr>
-        <w:rPr>
-          <w:b/>
-          <w:bCs/>
-        </w:rPr>
-      </w:pPr>
-      <w:r>
-        <w:rPr>
-          <w:b/>
-          <w:bCs/>
-        </w:rPr>
-        <w:lastRenderedPageBreak/>
+      <w:r>
+        <w:rPr>
+          <w:b/>
+          <w:bCs/>
+        </w:rPr>
         <w:t>Performance</w:t>
       </w:r>
     </w:p>
@@ -5248,6 +5509,7 @@
     </w:p>
     <w:p>
       <w:r>
+        <w:lastRenderedPageBreak/>
         <w:t>class Product {</w:t>
       </w:r>
     </w:p>
@@ -5287,7 +5549,6 @@
     </w:p>
     <w:p>
       <w:r>
-        <w:lastRenderedPageBreak/>
         <w:t xml:space="preserve">        this.id = </w:t>
       </w:r>
       <w:proofErr w:type="gramStart"/>
@@ -5613,6 +5874,7 @@
     </w:p>
     <w:p>
       <w:r>
+        <w:lastRenderedPageBreak/>
         <w:t xml:space="preserve">        }</w:t>
       </w:r>
     </w:p>
@@ -5678,7 +5940,6 @@
     <w:p/>
     <w:p>
       <w:r>
-        <w:lastRenderedPageBreak/>
         <w:t xml:space="preserve">        </w:t>
       </w:r>
       <w:proofErr w:type="spellStart"/>
@@ -5742,6 +6003,122 @@
     <w:p>
       <w:r>
         <w:t>LinkedList is a doubly linked list implementation of List and Deque.</w:t>
+      </w:r>
+    </w:p>
+    <w:p/>
+    <w:p>
+      <w:proofErr w:type="gramStart"/>
+      <w:r>
+        <w:t>Node :</w:t>
+      </w:r>
+      <w:proofErr w:type="gramEnd"/>
+    </w:p>
+    <w:p>
+      <w:r>
+        <w:t>Single linked list [</w:t>
+      </w:r>
+      <w:proofErr w:type="spellStart"/>
+      <w:proofErr w:type="gramStart"/>
+      <w:r>
+        <w:t>data,next</w:t>
+      </w:r>
+      <w:proofErr w:type="spellEnd"/>
+      <w:proofErr w:type="gramEnd"/>
+      <w:r>
+        <w:t>]-&gt;[</w:t>
+      </w:r>
+      <w:proofErr w:type="spellStart"/>
+      <w:proofErr w:type="gramStart"/>
+      <w:r>
+        <w:t>data,next</w:t>
+      </w:r>
+      <w:proofErr w:type="spellEnd"/>
+      <w:proofErr w:type="gramEnd"/>
+      <w:r>
+        <w:t>]-&gt;[</w:t>
+      </w:r>
+      <w:proofErr w:type="spellStart"/>
+      <w:proofErr w:type="gramStart"/>
+      <w:r>
+        <w:t>data,next</w:t>
+      </w:r>
+      <w:proofErr w:type="spellEnd"/>
+      <w:proofErr w:type="gramEnd"/>
+      <w:r>
+        <w:t>]</w:t>
+      </w:r>
+      <w:r>
+        <w:sym w:font="Wingdings" w:char="F0E0"/>
+      </w:r>
+      <w:r>
+        <w:t>null</w:t>
+      </w:r>
+    </w:p>
+    <w:p>
+      <w:r>
+        <w:t>Double linked list null&lt;-[</w:t>
+      </w:r>
+      <w:proofErr w:type="gramStart"/>
+      <w:r>
+        <w:t>pre,data</w:t>
+      </w:r>
+      <w:proofErr w:type="gramEnd"/>
+      <w:r>
+        <w:t>,</w:t>
+      </w:r>
+      <w:proofErr w:type="gramStart"/>
+      <w:r>
+        <w:t>next]&lt;</w:t>
+      </w:r>
+      <w:proofErr w:type="gramEnd"/>
+      <w:r>
+        <w:t>-&gt;[</w:t>
+      </w:r>
+      <w:proofErr w:type="gramStart"/>
+      <w:r>
+        <w:t>pre,data</w:t>
+      </w:r>
+      <w:proofErr w:type="gramEnd"/>
+      <w:r>
+        <w:t>,</w:t>
+      </w:r>
+      <w:proofErr w:type="gramStart"/>
+      <w:r>
+        <w:t>next]&lt;</w:t>
+      </w:r>
+      <w:proofErr w:type="gramEnd"/>
+      <w:r>
+        <w:t>-&gt;[</w:t>
+      </w:r>
+      <w:proofErr w:type="gramStart"/>
+      <w:r>
+        <w:t>pre,data</w:t>
+      </w:r>
+      <w:proofErr w:type="gramEnd"/>
+      <w:r>
+        <w:t>,</w:t>
+      </w:r>
+      <w:proofErr w:type="gramStart"/>
+      <w:r>
+        <w:t>next]&lt;</w:t>
+      </w:r>
+      <w:proofErr w:type="gramEnd"/>
+      <w:r>
+        <w:t>-&gt;[</w:t>
+      </w:r>
+      <w:proofErr w:type="gramStart"/>
+      <w:r>
+        <w:t>pre,data</w:t>
+      </w:r>
+      <w:proofErr w:type="gramEnd"/>
+      <w:r>
+        <w:t>,next]</w:t>
+      </w:r>
+      <w:r>
+        <w:sym w:font="Wingdings" w:char="F0E0"/>
+      </w:r>
+      <w:r>
+        <w:t>null</w:t>
       </w:r>
     </w:p>
     <w:p>
@@ -5978,6 +6355,7 @@
           <w:b/>
           <w:bCs/>
         </w:rPr>
+        <w:lastRenderedPageBreak/>
         <w:t>COMPLETE WORKING CODE</w:t>
       </w:r>
     </w:p>
@@ -6364,6 +6742,7 @@
     </w:p>
     <w:p>
       <w:r>
+        <w:lastRenderedPageBreak/>
         <w:t xml:space="preserve">import </w:t>
       </w:r>
       <w:proofErr w:type="spellStart"/>
@@ -6535,7 +6914,6 @@
     </w:p>
     <w:p>
       <w:r>
-        <w:lastRenderedPageBreak/>
         <w:t xml:space="preserve">    }</w:t>
       </w:r>
     </w:p>
@@ -6730,6 +7108,7 @@
     </w:p>
     <w:p>
       <w:r>
+        <w:lastRenderedPageBreak/>
         <w:t xml:space="preserve">    public static void </w:t>
       </w:r>
       <w:proofErr w:type="gramStart"/>
@@ -6827,7 +7206,6 @@
     <w:p/>
     <w:p>
       <w:r>
-        <w:lastRenderedPageBreak/>
         <w:pict w14:anchorId="2220793D">
           <v:rect id="_x0000_i1074" style="width:0;height:1.5pt" o:hralign="center" o:hrstd="t" o:hr="t" fillcolor="#a0a0a0" stroked="f"/>
         </w:pict>
@@ -7150,6 +7528,7 @@
                 <w:b/>
                 <w:bCs/>
               </w:rPr>
+              <w:lastRenderedPageBreak/>
               <w:t>Feature</w:t>
             </w:r>
           </w:p>
@@ -7542,16 +7921,27 @@
           <w:b/>
           <w:bCs/>
         </w:rPr>
-        <w:lastRenderedPageBreak/>
         <w:t>Thread-Safe Modern Alternatives</w:t>
       </w:r>
     </w:p>
     <w:p>
       <w:r>
-        <w:t xml:space="preserve">List&lt;Integer&gt; list =    </w:t>
+        <w:t xml:space="preserve">List&lt;Integer&gt; </w:t>
+      </w:r>
+      <w:r>
+        <w:rPr>
+          <w:highlight w:val="yellow"/>
+        </w:rPr>
+        <w:t>list</w:t>
+      </w:r>
+      <w:r>
+        <w:t xml:space="preserve"> =    </w:t>
       </w:r>
       <w:proofErr w:type="spellStart"/>
       <w:r>
+        <w:rPr>
+          <w:highlight w:val="yellow"/>
+        </w:rPr>
         <w:t>Collections.synchronizedList</w:t>
       </w:r>
       <w:proofErr w:type="spellEnd"/>
@@ -7580,29 +7970,46 @@
       </w:r>
       <w:proofErr w:type="gramEnd"/>
     </w:p>
-    <w:p/>
-    <w:p>
-      <w:r>
+    <w:p>
+      <w:r>
+        <w:rPr>
+          <w:highlight w:val="yellow"/>
+        </w:rPr>
         <w:t xml:space="preserve">List&lt;Integer&gt; </w:t>
       </w:r>
       <w:proofErr w:type="spellStart"/>
       <w:r>
+        <w:rPr>
+          <w:highlight w:val="yellow"/>
+        </w:rPr>
         <w:t>concurrentList</w:t>
       </w:r>
       <w:proofErr w:type="spellEnd"/>
       <w:r>
+        <w:rPr>
+          <w:highlight w:val="yellow"/>
+        </w:rPr>
         <w:t xml:space="preserve"> =    new </w:t>
       </w:r>
       <w:proofErr w:type="spellStart"/>
       <w:r>
+        <w:rPr>
+          <w:highlight w:val="yellow"/>
+        </w:rPr>
         <w:t>CopyOnWriteArrayList</w:t>
       </w:r>
       <w:proofErr w:type="spellEnd"/>
       <w:r>
+        <w:rPr>
+          <w:highlight w:val="yellow"/>
+        </w:rPr>
         <w:t>&lt;</w:t>
       </w:r>
       <w:proofErr w:type="gramStart"/>
       <w:r>
+        <w:rPr>
+          <w:highlight w:val="yellow"/>
+        </w:rPr>
         <w:t>&gt;();</w:t>
       </w:r>
       <w:proofErr w:type="gramEnd"/>
@@ -7772,6 +8179,7 @@
         </w:numPr>
       </w:pPr>
       <w:r>
+        <w:lastRenderedPageBreak/>
         <w:t>To model real-world waiting lines</w:t>
       </w:r>
     </w:p>
@@ -7871,7 +8279,6 @@
         </w:numPr>
       </w:pPr>
       <w:r>
-        <w:lastRenderedPageBreak/>
         <w:t>null handling depends on implementation</w:t>
       </w:r>
     </w:p>
@@ -8051,54 +8458,93 @@
     </w:p>
     <w:p>
       <w:r>
+        <w:rPr>
+          <w:highlight w:val="yellow"/>
+        </w:rPr>
         <w:t xml:space="preserve">Interview point: </w:t>
       </w:r>
       <w:proofErr w:type="gramStart"/>
       <w:r>
+        <w:rPr>
+          <w:highlight w:val="yellow"/>
+        </w:rPr>
         <w:t>offer(</w:t>
       </w:r>
       <w:proofErr w:type="gramEnd"/>
       <w:r>
+        <w:rPr>
+          <w:highlight w:val="yellow"/>
+        </w:rPr>
         <w:t xml:space="preserve">), </w:t>
       </w:r>
       <w:proofErr w:type="gramStart"/>
       <w:r>
+        <w:rPr>
+          <w:highlight w:val="yellow"/>
+        </w:rPr>
         <w:t>poll(</w:t>
       </w:r>
       <w:proofErr w:type="gramEnd"/>
       <w:r>
+        <w:rPr>
+          <w:highlight w:val="yellow"/>
+        </w:rPr>
         <w:t xml:space="preserve">), </w:t>
       </w:r>
       <w:proofErr w:type="gramStart"/>
       <w:r>
+        <w:rPr>
+          <w:highlight w:val="yellow"/>
+        </w:rPr>
         <w:t>peek(</w:t>
       </w:r>
       <w:proofErr w:type="gramEnd"/>
       <w:r>
+        <w:rPr>
+          <w:highlight w:val="yellow"/>
+        </w:rPr>
         <w:t xml:space="preserve">) are safer than </w:t>
       </w:r>
       <w:proofErr w:type="gramStart"/>
       <w:r>
+        <w:rPr>
+          <w:highlight w:val="yellow"/>
+        </w:rPr>
         <w:t>add(</w:t>
       </w:r>
       <w:proofErr w:type="gramEnd"/>
       <w:r>
+        <w:rPr>
+          <w:highlight w:val="yellow"/>
+        </w:rPr>
         <w:t xml:space="preserve">), </w:t>
       </w:r>
       <w:proofErr w:type="gramStart"/>
       <w:r>
+        <w:rPr>
+          <w:highlight w:val="yellow"/>
+        </w:rPr>
         <w:t>remove(</w:t>
       </w:r>
       <w:proofErr w:type="gramEnd"/>
       <w:r>
+        <w:rPr>
+          <w:highlight w:val="yellow"/>
+        </w:rPr>
         <w:t xml:space="preserve">), </w:t>
       </w:r>
       <w:proofErr w:type="gramStart"/>
       <w:r>
+        <w:rPr>
+          <w:highlight w:val="yellow"/>
+        </w:rPr>
         <w:t>element(</w:t>
       </w:r>
       <w:proofErr w:type="gramEnd"/>
       <w:r>
+        <w:rPr>
+          <w:highlight w:val="yellow"/>
+        </w:rPr>
         <w:t>).</w:t>
       </w:r>
     </w:p>
@@ -8116,11 +8562,44 @@
           <w:bCs/>
         </w:rPr>
       </w:pPr>
-      <w:r>
-        <w:rPr>
-          <w:b/>
-          <w:bCs/>
-        </w:rPr>
+    </w:p>
+    <w:p>
+      <w:pPr>
+        <w:rPr>
+          <w:b/>
+          <w:bCs/>
+        </w:rPr>
+      </w:pPr>
+    </w:p>
+    <w:p>
+      <w:pPr>
+        <w:rPr>
+          <w:b/>
+          <w:bCs/>
+        </w:rPr>
+      </w:pPr>
+    </w:p>
+    <w:p>
+      <w:pPr>
+        <w:rPr>
+          <w:b/>
+          <w:bCs/>
+        </w:rPr>
+      </w:pPr>
+    </w:p>
+    <w:p>
+      <w:pPr>
+        <w:rPr>
+          <w:b/>
+          <w:bCs/>
+        </w:rPr>
+      </w:pPr>
+      <w:r>
+        <w:rPr>
+          <w:b/>
+          <w:bCs/>
+        </w:rPr>
+        <w:lastRenderedPageBreak/>
         <w:t>Queue Implementations (Core Classes)</w:t>
       </w:r>
     </w:p>
@@ -8494,7 +8973,6 @@
           <w:b/>
           <w:bCs/>
         </w:rPr>
-        <w:lastRenderedPageBreak/>
         <w:t>Performance</w:t>
       </w:r>
     </w:p>
@@ -8722,6 +9200,7 @@
     </w:p>
     <w:p>
       <w:r>
+        <w:lastRenderedPageBreak/>
         <w:t xml:space="preserve">        </w:t>
       </w:r>
       <w:proofErr w:type="spellStart"/>
@@ -8815,6 +9294,7 @@
         <w:rPr>
           <w:b/>
           <w:bCs/>
+          <w:highlight w:val="yellow"/>
         </w:rPr>
         <w:t>ArrayDeque</w:t>
       </w:r>
@@ -8863,40 +9343,48 @@
           <w:ilvl w:val="0"/>
           <w:numId w:val="85"/>
         </w:numPr>
-      </w:pPr>
-      <w:r>
-        <w:t>Can act as Queue and Stack</w:t>
-      </w:r>
-    </w:p>
-    <w:p>
-      <w:pPr>
-        <w:rPr>
-          <w:b/>
-          <w:bCs/>
-        </w:rPr>
-      </w:pPr>
-    </w:p>
-    <w:p>
-      <w:pPr>
-        <w:rPr>
-          <w:b/>
-          <w:bCs/>
-        </w:rPr>
-      </w:pPr>
-    </w:p>
-    <w:p>
-      <w:pPr>
-        <w:rPr>
-          <w:b/>
-          <w:bCs/>
-        </w:rPr>
-      </w:pPr>
-      <w:r>
-        <w:rPr>
-          <w:b/>
-          <w:bCs/>
-        </w:rPr>
-        <w:lastRenderedPageBreak/>
+        <w:rPr>
+          <w:highlight w:val="yellow"/>
+        </w:rPr>
+      </w:pPr>
+      <w:r>
+        <w:t xml:space="preserve">Can act as </w:t>
+      </w:r>
+      <w:r>
+        <w:rPr>
+          <w:highlight w:val="yellow"/>
+        </w:rPr>
+        <w:t>Queue and Stack</w:t>
+      </w:r>
+    </w:p>
+    <w:p>
+      <w:pPr>
+        <w:rPr>
+          <w:b/>
+          <w:bCs/>
+        </w:rPr>
+      </w:pPr>
+    </w:p>
+    <w:p>
+      <w:pPr>
+        <w:rPr>
+          <w:b/>
+          <w:bCs/>
+        </w:rPr>
+      </w:pPr>
+    </w:p>
+    <w:p>
+      <w:pPr>
+        <w:rPr>
+          <w:b/>
+          <w:bCs/>
+        </w:rPr>
+      </w:pPr>
+      <w:r>
+        <w:rPr>
+          <w:b/>
+          <w:bCs/>
+        </w:rPr>
         <w:t>Performance</w:t>
       </w:r>
     </w:p>
@@ -9142,6 +9630,7 @@
     </w:p>
     <w:p>
       <w:r>
+        <w:lastRenderedPageBreak/>
         <w:t xml:space="preserve">        </w:t>
       </w:r>
       <w:proofErr w:type="spellStart"/>
@@ -9324,7 +9813,6 @@
           <w:b/>
           <w:bCs/>
         </w:rPr>
-        <w:lastRenderedPageBreak/>
         <w:t>Use Cases</w:t>
       </w:r>
     </w:p>
@@ -9572,6 +10060,7 @@
     </w:p>
     <w:p>
       <w:r>
+        <w:lastRenderedPageBreak/>
         <w:t>}</w:t>
       </w:r>
     </w:p>
@@ -9988,7 +10477,6 @@
         </w:numPr>
       </w:pPr>
       <w:r>
-        <w:lastRenderedPageBreak/>
         <w:t>Frequent insert/remove</w:t>
       </w:r>
     </w:p>
@@ -10150,10 +10638,27 @@
           <w:bCs/>
         </w:rPr>
       </w:pPr>
-      <w:r>
-        <w:rPr>
-          <w:b/>
-          <w:bCs/>
+    </w:p>
+    <w:p>
+      <w:pPr>
+        <w:rPr>
+          <w:b/>
+          <w:bCs/>
+        </w:rPr>
+      </w:pPr>
+    </w:p>
+    <w:p>
+      <w:pPr>
+        <w:rPr>
+          <w:b/>
+          <w:bCs/>
+        </w:rPr>
+      </w:pPr>
+      <w:r>
+        <w:rPr>
+          <w:b/>
+          <w:bCs/>
+          <w:highlight w:val="yellow"/>
         </w:rPr>
         <w:t>Definition</w:t>
       </w:r>
@@ -10351,7 +10856,6 @@
         </w:numPr>
       </w:pPr>
       <w:r>
-        <w:lastRenderedPageBreak/>
         <w:t>To implement undo/redo functionality</w:t>
       </w:r>
     </w:p>
@@ -10496,6 +11000,7 @@
       </w:pPr>
       <w:proofErr w:type="gramStart"/>
       <w:r>
+        <w:lastRenderedPageBreak/>
         <w:t>peek(</w:t>
       </w:r>
       <w:proofErr w:type="gramEnd"/>
@@ -10907,7 +11412,6 @@
         </w:numPr>
       </w:pPr>
       <w:r>
-        <w:lastRenderedPageBreak/>
         <w:t>Slow due to synchronization</w:t>
       </w:r>
     </w:p>
@@ -11099,6 +11603,7 @@
     </w:p>
     <w:p>
       <w:r>
+        <w:lastRenderedPageBreak/>
         <w:t xml:space="preserve">        </w:t>
       </w:r>
       <w:proofErr w:type="spellStart"/>
@@ -11339,7 +11844,6 @@
         </w:numPr>
       </w:pPr>
       <w:r>
-        <w:lastRenderedPageBreak/>
         <w:t xml:space="preserve">push → </w:t>
       </w:r>
       <w:proofErr w:type="gramStart"/>
@@ -11535,6 +12039,7 @@
     </w:p>
     <w:p>
       <w:r>
+        <w:lastRenderedPageBreak/>
         <w:t xml:space="preserve">        </w:t>
       </w:r>
       <w:proofErr w:type="spellStart"/>
@@ -11779,7 +12284,6 @@
         </w:numPr>
       </w:pPr>
       <w:r>
-        <w:lastRenderedPageBreak/>
         <w:t xml:space="preserve">pop → </w:t>
       </w:r>
       <w:proofErr w:type="gramStart"/>
@@ -11994,6 +12498,7 @@
     </w:p>
     <w:p>
       <w:r>
+        <w:lastRenderedPageBreak/>
         <w:t xml:space="preserve">        </w:t>
       </w:r>
       <w:proofErr w:type="spellStart"/>
@@ -12465,6 +12970,7 @@
         </w:numPr>
       </w:pPr>
       <w:r>
+        <w:lastRenderedPageBreak/>
         <w:t>Best performance</w:t>
       </w:r>
     </w:p>
@@ -12654,7 +13160,6 @@
         </w:numPr>
       </w:pPr>
       <w:r>
-        <w:lastRenderedPageBreak/>
         <w:t xml:space="preserve">Does </w:t>
       </w:r>
       <w:r>
@@ -12782,6 +13287,7 @@
         </w:numPr>
       </w:pPr>
       <w:r>
+        <w:lastRenderedPageBreak/>
         <w:t>At most one null element (implementation dependent)</w:t>
       </w:r>
     </w:p>
@@ -13035,7 +13541,6 @@
       <w:proofErr w:type="spellStart"/>
       <w:proofErr w:type="gramStart"/>
       <w:r>
-        <w:lastRenderedPageBreak/>
         <w:t>retainAll</w:t>
       </w:r>
       <w:proofErr w:type="spellEnd"/>
@@ -13399,6 +13904,7 @@
         </w:numPr>
       </w:pPr>
       <w:r>
+        <w:lastRenderedPageBreak/>
         <w:t>Does not maintain insertion order</w:t>
       </w:r>
     </w:p>
@@ -13599,7 +14105,6 @@
           <w:b/>
           <w:bCs/>
         </w:rPr>
-        <w:lastRenderedPageBreak/>
         <w:t>Example</w:t>
       </w:r>
     </w:p>
@@ -13762,6 +14267,7 @@
           <w:b/>
           <w:bCs/>
         </w:rPr>
+        <w:lastRenderedPageBreak/>
         <w:t>LinkedHashSet</w:t>
       </w:r>
       <w:proofErr w:type="spellEnd"/>
@@ -13977,7 +14483,6 @@
           <w:b/>
           <w:bCs/>
         </w:rPr>
-        <w:lastRenderedPageBreak/>
         <w:t>Example</w:t>
       </w:r>
     </w:p>
@@ -14168,6 +14673,7 @@
           <w:b/>
           <w:bCs/>
         </w:rPr>
+        <w:lastRenderedPageBreak/>
         <w:t>TreeSet</w:t>
       </w:r>
       <w:proofErr w:type="spellEnd"/>
@@ -14383,7 +14889,6 @@
           <w:b/>
           <w:bCs/>
         </w:rPr>
-        <w:lastRenderedPageBreak/>
         <w:t>Example</w:t>
       </w:r>
     </w:p>
@@ -14573,6 +15078,7 @@
           <w:b/>
           <w:bCs/>
         </w:rPr>
+        <w:lastRenderedPageBreak/>
         <w:t>Set vs List (Quick Comparison)</w:t>
       </w:r>
     </w:p>
@@ -15000,7 +15506,6 @@
         </w:numPr>
       </w:pPr>
       <w:r>
-        <w:lastRenderedPageBreak/>
         <w:t>Sorted unique elements required</w:t>
       </w:r>
     </w:p>
@@ -15094,6 +15599,7 @@
         </w:numPr>
       </w:pPr>
       <w:r>
+        <w:lastRenderedPageBreak/>
         <w:t xml:space="preserve">Each </w:t>
       </w:r>
       <w:r>
@@ -15306,7 +15812,6 @@
     </w:p>
     <w:p>
       <w:r>
-        <w:lastRenderedPageBreak/>
         <w:pict w14:anchorId="1B535F09">
           <v:rect id="_x0000_i1114" style="width:0;height:1.5pt" o:hralign="center" o:hrstd="t" o:hr="t" fillcolor="#a0a0a0" stroked="f"/>
         </w:pict>
@@ -15511,6 +16016,7 @@
       <w:proofErr w:type="spellStart"/>
       <w:proofErr w:type="gramStart"/>
       <w:r>
+        <w:lastRenderedPageBreak/>
         <w:t>containsKey</w:t>
       </w:r>
       <w:proofErr w:type="spellEnd"/>
@@ -16024,7 +16530,6 @@
           <w:b/>
           <w:bCs/>
         </w:rPr>
-        <w:lastRenderedPageBreak/>
         <w:t>Characteristics</w:t>
       </w:r>
     </w:p>
@@ -16199,6 +16704,7 @@
         </w:numPr>
       </w:pPr>
       <w:r>
+        <w:lastRenderedPageBreak/>
         <w:t>Lookup tables</w:t>
       </w:r>
     </w:p>
@@ -16429,7 +16935,6 @@
           <w:b/>
           <w:bCs/>
         </w:rPr>
-        <w:lastRenderedPageBreak/>
         <w:t>LinkedHashMap</w:t>
       </w:r>
       <w:proofErr w:type="spellEnd"/>
@@ -16602,6 +17107,7 @@
           <w:b/>
           <w:bCs/>
         </w:rPr>
+        <w:lastRenderedPageBreak/>
         <w:t>Example</w:t>
       </w:r>
     </w:p>
@@ -16828,7 +17334,6 @@
         </w:numPr>
       </w:pPr>
       <w:r>
-        <w:lastRenderedPageBreak/>
         <w:t>Sorted by key (natural order or comparator)</w:t>
       </w:r>
     </w:p>
@@ -16990,6 +17495,7 @@
     </w:p>
     <w:p>
       <w:r>
+        <w:lastRenderedPageBreak/>
         <w:t xml:space="preserve">public class </w:t>
       </w:r>
       <w:proofErr w:type="spellStart"/>
@@ -17239,7 +17745,6 @@
           <w:b/>
           <w:bCs/>
         </w:rPr>
-        <w:lastRenderedPageBreak/>
         <w:t>Use Cases</w:t>
       </w:r>
     </w:p>
@@ -17415,6 +17920,7 @@
     </w:p>
     <w:p>
       <w:r>
+        <w:lastRenderedPageBreak/>
         <w:pict w14:anchorId="2826E44B">
           <v:rect id="_x0000_i1120" style="width:0;height:1.5pt" o:hralign="center" o:hrstd="t" o:hr="t" fillcolor="#a0a0a0" stroked="f"/>
         </w:pict>
@@ -17815,7 +18321,6 @@
         </w:numPr>
       </w:pPr>
       <w:r>
-        <w:lastRenderedPageBreak/>
         <w:t>Sorted keys required</w:t>
       </w:r>
     </w:p>
@@ -17974,6 +18479,7 @@
         </w:numPr>
       </w:pPr>
       <w:r>
+        <w:lastRenderedPageBreak/>
         <w:t>It allows safe removal during iteration</w:t>
       </w:r>
     </w:p>
@@ -18192,7 +18698,6 @@
       <w:proofErr w:type="spellStart"/>
       <w:proofErr w:type="gramStart"/>
       <w:r>
-        <w:lastRenderedPageBreak/>
         <w:t>hasNext</w:t>
       </w:r>
       <w:proofErr w:type="spellEnd"/>
@@ -18359,6 +18864,7 @@
     </w:p>
     <w:p>
       <w:r>
+        <w:lastRenderedPageBreak/>
         <w:t xml:space="preserve">    </w:t>
       </w:r>
       <w:proofErr w:type="spellStart"/>
@@ -18581,7 +19087,6 @@
         </w:numPr>
       </w:pPr>
       <w:r>
-        <w:lastRenderedPageBreak/>
         <w:t>It allows adding, updating, and replacing elements during iteration</w:t>
       </w:r>
     </w:p>
@@ -18771,6 +19276,7 @@
     </w:p>
     <w:p>
       <w:r>
+        <w:lastRenderedPageBreak/>
         <w:t xml:space="preserve">List&lt;String&gt; list = new </w:t>
       </w:r>
       <w:proofErr w:type="spellStart"/>
@@ -18995,7 +19501,6 @@
         </w:numPr>
       </w:pPr>
       <w:r>
-        <w:lastRenderedPageBreak/>
         <w:t>Iterator supports forward traversal only</w:t>
       </w:r>
     </w:p>
@@ -19150,6 +19655,7 @@
     </w:p>
     <w:p>
       <w:r>
+        <w:lastRenderedPageBreak/>
         <w:t xml:space="preserve">Iterator&lt;Integer&gt; it = </w:t>
       </w:r>
       <w:proofErr w:type="spellStart"/>
@@ -19414,7 +19920,6 @@
     </w:p>
     <w:p>
       <w:r>
-        <w:lastRenderedPageBreak/>
         <w:t>}</w:t>
       </w:r>
     </w:p>
@@ -19552,6 +20057,7 @@
         </w:numPr>
       </w:pPr>
       <w:r>
+        <w:lastRenderedPageBreak/>
         <w:t>Iterators are used in large data processing</w:t>
       </w:r>
     </w:p>
@@ -19722,7 +20228,6 @@
         </w:numPr>
       </w:pPr>
       <w:r>
-        <w:lastRenderedPageBreak/>
         <w:t>To improve code readability and reliability</w:t>
       </w:r>
     </w:p>
@@ -19889,6 +20394,7 @@
           <w:b/>
           <w:bCs/>
         </w:rPr>
+        <w:lastRenderedPageBreak/>
         <w:t>Use Cases</w:t>
       </w:r>
     </w:p>
@@ -20091,7 +20597,6 @@
     <w:p>
       <w:proofErr w:type="spellStart"/>
       <w:r>
-        <w:lastRenderedPageBreak/>
         <w:t>Collections.sort</w:t>
       </w:r>
       <w:proofErr w:type="spellEnd"/>
@@ -20277,6 +20782,7 @@
           <w:b/>
           <w:bCs/>
         </w:rPr>
+        <w:lastRenderedPageBreak/>
         <w:t>binarySearch</w:t>
       </w:r>
       <w:proofErr w:type="spellEnd"/>
@@ -20552,7 +21058,6 @@
     <w:p>
       <w:proofErr w:type="spellStart"/>
       <w:r>
-        <w:lastRenderedPageBreak/>
         <w:t>System.out.println</w:t>
       </w:r>
       <w:proofErr w:type="spellEnd"/>
@@ -20766,6 +21271,7 @@
     <w:p>
       <w:proofErr w:type="spellStart"/>
       <w:r>
+        <w:lastRenderedPageBreak/>
         <w:t>Collections.fill</w:t>
       </w:r>
       <w:proofErr w:type="spellEnd"/>
@@ -21056,7 +21562,6 @@
     </w:p>
     <w:p>
       <w:r>
-        <w:lastRenderedPageBreak/>
         <w:t xml:space="preserve">    </w:t>
       </w:r>
       <w:proofErr w:type="spellStart"/>
@@ -21218,6 +21723,7 @@
         </w:numPr>
       </w:pPr>
       <w:r>
+        <w:lastRenderedPageBreak/>
         <w:t>Sorting arrays</w:t>
       </w:r>
     </w:p>
@@ -21456,7 +21962,6 @@
     </w:p>
     <w:p>
       <w:r>
-        <w:lastRenderedPageBreak/>
         <w:t xml:space="preserve">int index = </w:t>
       </w:r>
       <w:proofErr w:type="spellStart"/>
@@ -21637,6 +22142,7 @@
     <w:p>
       <w:proofErr w:type="spellStart"/>
       <w:r>
+        <w:lastRenderedPageBreak/>
         <w:t>Arrays.fill</w:t>
       </w:r>
       <w:proofErr w:type="spellEnd"/>
@@ -21966,7 +22472,6 @@
     </w:p>
     <w:p>
       <w:r>
-        <w:lastRenderedPageBreak/>
         <w:t xml:space="preserve">List&lt;String&gt; </w:t>
       </w:r>
       <w:proofErr w:type="spellStart"/>
@@ -22292,6 +22797,7 @@
           </w:tcPr>
           <w:p>
             <w:r>
+              <w:lastRenderedPageBreak/>
               <w:t>Thread safety</w:t>
             </w:r>
           </w:p>
@@ -22579,7 +23085,6 @@
     </w:p>
     <w:p>
       <w:r>
-        <w:lastRenderedPageBreak/>
         <w:pict w14:anchorId="62D59C12">
           <v:rect id="_x0000_i1164" style="width:0;height:1.5pt" o:hralign="center" o:hrstd="t" o:hr="t" fillcolor="#a0a0a0" stroked="f"/>
         </w:pict>

--- a/Collection Framework documentation.docx
+++ b/Collection Framework documentation.docx
@@ -12633,12 +12633,6 @@
         <w:t>Syntax parsing (compiler)</w:t>
       </w:r>
     </w:p>
-    <w:p/>
-    <w:p/>
-    <w:p/>
-    <w:p/>
-    <w:p/>
-    <w:p/>
     <w:p>
       <w:r>
         <w:pict w14:anchorId="72F1DF84">
@@ -12970,7 +12964,6 @@
         </w:numPr>
       </w:pPr>
       <w:r>
-        <w:lastRenderedPageBreak/>
         <w:t>Best performance</w:t>
       </w:r>
     </w:p>
@@ -13051,6 +13044,7 @@
         </w:numPr>
       </w:pPr>
       <w:r>
+        <w:lastRenderedPageBreak/>
         <w:t>Synchronization overhead</w:t>
       </w:r>
     </w:p>
@@ -13095,6 +13089,14 @@
           <v:rect id="_x0000_i1101" style="width:0;height:1.5pt" o:hralign="center" o:hrstd="t" o:hr="t" fillcolor="#a0a0a0" stroked="f"/>
         </w:pict>
       </w:r>
+    </w:p>
+    <w:p>
+      <w:pPr>
+        <w:rPr>
+          <w:b/>
+          <w:bCs/>
+        </w:rPr>
+      </w:pPr>
     </w:p>
     <w:p>
       <w:pPr>
@@ -13287,7 +13289,6 @@
         </w:numPr>
       </w:pPr>
       <w:r>
-        <w:lastRenderedPageBreak/>
         <w:t>At most one null element (implementation dependent)</w:t>
       </w:r>
     </w:p>
@@ -13297,8 +13298,14 @@
           <w:ilvl w:val="0"/>
           <w:numId w:val="48"/>
         </w:numPr>
-      </w:pPr>
-      <w:r>
+        <w:rPr>
+          <w:highlight w:val="yellow"/>
+        </w:rPr>
+      </w:pPr>
+      <w:r>
+        <w:rPr>
+          <w:highlight w:val="yellow"/>
+        </w:rPr>
         <w:t>Order depends on implementation</w:t>
       </w:r>
     </w:p>
@@ -13364,6 +13371,7 @@
           <w:b/>
           <w:bCs/>
         </w:rPr>
+        <w:lastRenderedPageBreak/>
         <w:t>Set API – Important Methods</w:t>
       </w:r>
     </w:p>
@@ -13592,8 +13600,8 @@
         <w:tblLook w:val="04A0" w:firstRow="1" w:lastRow="0" w:firstColumn="1" w:lastColumn="0" w:noHBand="0" w:noVBand="1"/>
       </w:tblPr>
       <w:tblGrid>
-        <w:gridCol w:w="2421"/>
-        <w:gridCol w:w="2084"/>
+        <w:gridCol w:w="2127"/>
+        <w:gridCol w:w="2378"/>
         <w:gridCol w:w="3171"/>
         <w:gridCol w:w="1814"/>
       </w:tblGrid>
@@ -13605,7 +13613,7 @@
         </w:trPr>
         <w:tc>
           <w:tcPr>
-            <w:tcW w:w="0" w:type="auto"/>
+            <w:tcW w:w="2082" w:type="dxa"/>
             <w:vAlign w:val="center"/>
             <w:hideMark/>
           </w:tcPr>
@@ -13627,7 +13635,7 @@
         </w:tc>
         <w:tc>
           <w:tcPr>
-            <w:tcW w:w="0" w:type="auto"/>
+            <w:tcW w:w="2348" w:type="dxa"/>
             <w:vAlign w:val="center"/>
             <w:hideMark/>
           </w:tcPr>
@@ -13699,7 +13707,7 @@
         </w:trPr>
         <w:tc>
           <w:tcPr>
-            <w:tcW w:w="0" w:type="auto"/>
+            <w:tcW w:w="2082" w:type="dxa"/>
             <w:vAlign w:val="center"/>
             <w:hideMark/>
           </w:tcPr>
@@ -13711,7 +13719,7 @@
         </w:tc>
         <w:tc>
           <w:tcPr>
-            <w:tcW w:w="0" w:type="auto"/>
+            <w:tcW w:w="2348" w:type="dxa"/>
             <w:vAlign w:val="center"/>
             <w:hideMark/>
           </w:tcPr>
@@ -13753,7 +13761,7 @@
         </w:trPr>
         <w:tc>
           <w:tcPr>
-            <w:tcW w:w="0" w:type="auto"/>
+            <w:tcW w:w="2082" w:type="dxa"/>
             <w:vAlign w:val="center"/>
             <w:hideMark/>
           </w:tcPr>
@@ -13767,7 +13775,7 @@
         </w:tc>
         <w:tc>
           <w:tcPr>
-            <w:tcW w:w="0" w:type="auto"/>
+            <w:tcW w:w="2348" w:type="dxa"/>
             <w:vAlign w:val="center"/>
             <w:hideMark/>
           </w:tcPr>
@@ -13809,7 +13817,7 @@
         </w:trPr>
         <w:tc>
           <w:tcPr>
-            <w:tcW w:w="0" w:type="auto"/>
+            <w:tcW w:w="2082" w:type="dxa"/>
             <w:vAlign w:val="center"/>
             <w:hideMark/>
           </w:tcPr>
@@ -13823,7 +13831,7 @@
         </w:tc>
         <w:tc>
           <w:tcPr>
-            <w:tcW w:w="0" w:type="auto"/>
+            <w:tcW w:w="2348" w:type="dxa"/>
             <w:vAlign w:val="center"/>
             <w:hideMark/>
           </w:tcPr>
@@ -13904,7 +13912,6 @@
         </w:numPr>
       </w:pPr>
       <w:r>
-        <w:lastRenderedPageBreak/>
         <w:t>Does not maintain insertion order</w:t>
       </w:r>
     </w:p>
@@ -13964,6 +13971,7 @@
         </w:numPr>
       </w:pPr>
       <w:r>
+        <w:lastRenderedPageBreak/>
         <w:t xml:space="preserve">add → </w:t>
       </w:r>
       <w:proofErr w:type="gramStart"/>
@@ -14212,10 +14220,16 @@
       </w:r>
       <w:proofErr w:type="spellStart"/>
       <w:r>
+        <w:rPr>
+          <w:highlight w:val="yellow"/>
+        </w:rPr>
         <w:t>set.add</w:t>
       </w:r>
       <w:proofErr w:type="spellEnd"/>
       <w:r>
+        <w:rPr>
+          <w:highlight w:val="yellow"/>
+        </w:rPr>
         <w:t>("Java"); // duplicate ignored</w:t>
       </w:r>
     </w:p>
@@ -14267,7 +14281,6 @@
           <w:b/>
           <w:bCs/>
         </w:rPr>
-        <w:lastRenderedPageBreak/>
         <w:t>LinkedHashSet</w:t>
       </w:r>
       <w:proofErr w:type="spellEnd"/>
@@ -14339,6 +14352,7 @@
           <w:b/>
           <w:bCs/>
         </w:rPr>
+        <w:lastRenderedPageBreak/>
         <w:t>Performance</w:t>
       </w:r>
     </w:p>
@@ -14673,7 +14687,6 @@
           <w:b/>
           <w:bCs/>
         </w:rPr>
-        <w:lastRenderedPageBreak/>
         <w:t>TreeSet</w:t>
       </w:r>
       <w:proofErr w:type="spellEnd"/>
@@ -14745,6 +14758,7 @@
           <w:b/>
           <w:bCs/>
         </w:rPr>
+        <w:lastRenderedPageBreak/>
         <w:t>Performance</w:t>
       </w:r>
     </w:p>
@@ -15059,8 +15073,15 @@
         <w:t>}</w:t>
       </w:r>
     </w:p>
-    <w:p>
-      <w:r>
+    <w:p/>
+    <w:p/>
+    <w:p/>
+    <w:p/>
+    <w:p/>
+    <w:p/>
+    <w:p>
+      <w:r>
+        <w:lastRenderedPageBreak/>
         <w:pict w14:anchorId="7A026E9D">
           <v:rect id="_x0000_i1109" style="width:0;height:1.5pt" o:hralign="center" o:hrstd="t" o:hr="t" fillcolor="#a0a0a0" stroked="f"/>
         </w:pict>
@@ -15078,7 +15099,6 @@
           <w:b/>
           <w:bCs/>
         </w:rPr>
-        <w:lastRenderedPageBreak/>
         <w:t>Set vs List (Quick Comparison)</w:t>
       </w:r>
     </w:p>
@@ -15563,11 +15583,28 @@
           <w:bCs/>
         </w:rPr>
       </w:pPr>
-      <w:r>
-        <w:rPr>
-          <w:b/>
-          <w:bCs/>
-        </w:rPr>
+    </w:p>
+    <w:p>
+      <w:pPr>
+        <w:rPr>
+          <w:b/>
+          <w:bCs/>
+        </w:rPr>
+      </w:pPr>
+    </w:p>
+    <w:p>
+      <w:pPr>
+        <w:rPr>
+          <w:b/>
+          <w:bCs/>
+        </w:rPr>
+      </w:pPr>
+      <w:r>
+        <w:rPr>
+          <w:b/>
+          <w:bCs/>
+        </w:rPr>
+        <w:lastRenderedPageBreak/>
         <w:t>Definition</w:t>
       </w:r>
     </w:p>
@@ -15599,7 +15636,6 @@
         </w:numPr>
       </w:pPr>
       <w:r>
-        <w:lastRenderedPageBreak/>
         <w:t xml:space="preserve">Each </w:t>
       </w:r>
       <w:r>
@@ -15968,6 +16004,7 @@
       </w:pPr>
       <w:proofErr w:type="gramStart"/>
       <w:r>
+        <w:lastRenderedPageBreak/>
         <w:t>remove(</w:t>
       </w:r>
       <w:proofErr w:type="gramEnd"/>
@@ -16016,7 +16053,6 @@
       <w:proofErr w:type="spellStart"/>
       <w:proofErr w:type="gramStart"/>
       <w:r>
-        <w:lastRenderedPageBreak/>
         <w:t>containsKey</w:t>
       </w:r>
       <w:proofErr w:type="spellEnd"/>
@@ -16175,8 +16211,8 @@
       <w:tblGrid>
         <w:gridCol w:w="2322"/>
         <w:gridCol w:w="1998"/>
-        <w:gridCol w:w="3039"/>
-        <w:gridCol w:w="1739"/>
+        <w:gridCol w:w="3193"/>
+        <w:gridCol w:w="1585"/>
       </w:tblGrid>
       <w:tr>
         <w:trPr>
@@ -16230,7 +16266,7 @@
         </w:tc>
         <w:tc>
           <w:tcPr>
-            <w:tcW w:w="0" w:type="auto"/>
+            <w:tcW w:w="3163" w:type="dxa"/>
             <w:vAlign w:val="center"/>
             <w:hideMark/>
           </w:tcPr>
@@ -16252,7 +16288,7 @@
         </w:tc>
         <w:tc>
           <w:tcPr>
-            <w:tcW w:w="0" w:type="auto"/>
+            <w:tcW w:w="1540" w:type="dxa"/>
             <w:vAlign w:val="center"/>
             <w:hideMark/>
           </w:tcPr>
@@ -16304,7 +16340,7 @@
         </w:tc>
         <w:tc>
           <w:tcPr>
-            <w:tcW w:w="0" w:type="auto"/>
+            <w:tcW w:w="3163" w:type="dxa"/>
             <w:vAlign w:val="center"/>
             <w:hideMark/>
           </w:tcPr>
@@ -16316,7 +16352,7 @@
         </w:tc>
         <w:tc>
           <w:tcPr>
-            <w:tcW w:w="0" w:type="auto"/>
+            <w:tcW w:w="1540" w:type="dxa"/>
             <w:vAlign w:val="center"/>
             <w:hideMark/>
           </w:tcPr>
@@ -16360,7 +16396,7 @@
         </w:tc>
         <w:tc>
           <w:tcPr>
-            <w:tcW w:w="0" w:type="auto"/>
+            <w:tcW w:w="3163" w:type="dxa"/>
             <w:vAlign w:val="center"/>
             <w:hideMark/>
           </w:tcPr>
@@ -16372,7 +16408,7 @@
         </w:tc>
         <w:tc>
           <w:tcPr>
-            <w:tcW w:w="0" w:type="auto"/>
+            <w:tcW w:w="1540" w:type="dxa"/>
             <w:vAlign w:val="center"/>
             <w:hideMark/>
           </w:tcPr>
@@ -16416,7 +16452,7 @@
         </w:tc>
         <w:tc>
           <w:tcPr>
-            <w:tcW w:w="0" w:type="auto"/>
+            <w:tcW w:w="3163" w:type="dxa"/>
             <w:vAlign w:val="center"/>
             <w:hideMark/>
           </w:tcPr>
@@ -16428,7 +16464,7 @@
         </w:tc>
         <w:tc>
           <w:tcPr>
-            <w:tcW w:w="0" w:type="auto"/>
+            <w:tcW w:w="1540" w:type="dxa"/>
             <w:vAlign w:val="center"/>
             <w:hideMark/>
           </w:tcPr>
@@ -16472,7 +16508,7 @@
         </w:tc>
         <w:tc>
           <w:tcPr>
-            <w:tcW w:w="0" w:type="auto"/>
+            <w:tcW w:w="3163" w:type="dxa"/>
             <w:vAlign w:val="center"/>
             <w:hideMark/>
           </w:tcPr>
@@ -16484,7 +16520,7 @@
         </w:tc>
         <w:tc>
           <w:tcPr>
-            <w:tcW w:w="0" w:type="auto"/>
+            <w:tcW w:w="1540" w:type="dxa"/>
             <w:vAlign w:val="center"/>
             <w:hideMark/>
           </w:tcPr>
@@ -16671,6 +16707,7 @@
         </w:numPr>
       </w:pPr>
       <w:r>
+        <w:lastRenderedPageBreak/>
         <w:t>Caching</w:t>
       </w:r>
     </w:p>
@@ -16704,7 +16741,6 @@
         </w:numPr>
       </w:pPr>
       <w:r>
-        <w:lastRenderedPageBreak/>
         <w:t>Lookup tables</w:t>
       </w:r>
     </w:p>
@@ -17070,6 +17106,7 @@
         </w:numPr>
       </w:pPr>
       <w:r>
+        <w:lastRenderedPageBreak/>
         <w:t>LRU Cache</w:t>
       </w:r>
     </w:p>
@@ -17107,7 +17144,6 @@
           <w:b/>
           <w:bCs/>
         </w:rPr>
-        <w:lastRenderedPageBreak/>
         <w:t>Example</w:t>
       </w:r>
     </w:p>
@@ -17457,6 +17493,7 @@
         </w:numPr>
       </w:pPr>
       <w:r>
+        <w:lastRenderedPageBreak/>
         <w:t>Ranking systems</w:t>
       </w:r>
     </w:p>
@@ -17495,7 +17532,6 @@
     </w:p>
     <w:p>
       <w:r>
-        <w:lastRenderedPageBreak/>
         <w:t xml:space="preserve">public class </w:t>
       </w:r>
       <w:proofErr w:type="spellStart"/>
@@ -17717,8 +17753,14 @@
           <w:ilvl w:val="0"/>
           <w:numId w:val="110"/>
         </w:numPr>
-      </w:pPr>
-      <w:r>
+        <w:rPr>
+          <w:highlight w:val="yellow"/>
+        </w:rPr>
+      </w:pPr>
+      <w:r>
+        <w:rPr>
+          <w:highlight w:val="yellow"/>
+        </w:rPr>
         <w:t>Slow due to synchronization</w:t>
       </w:r>
     </w:p>
@@ -17892,6 +17934,7 @@
     </w:p>
     <w:p>
       <w:r>
+        <w:lastRenderedPageBreak/>
         <w:t xml:space="preserve">        </w:t>
       </w:r>
       <w:proofErr w:type="spellStart"/>
@@ -17920,7 +17963,6 @@
     </w:p>
     <w:p>
       <w:r>
-        <w:lastRenderedPageBreak/>
         <w:pict w14:anchorId="2826E44B">
           <v:rect id="_x0000_i1120" style="width:0;height:1.5pt" o:hralign="center" o:hrstd="t" o:hr="t" fillcolor="#a0a0a0" stroked="f"/>
         </w:pict>
@@ -17954,9 +17996,9 @@
         <w:tblLook w:val="04A0" w:firstRow="1" w:lastRow="0" w:firstColumn="1" w:lastColumn="0" w:noHBand="0" w:noVBand="1"/>
       </w:tblPr>
       <w:tblGrid>
-        <w:gridCol w:w="3534"/>
-        <w:gridCol w:w="2998"/>
-        <w:gridCol w:w="2930"/>
+        <w:gridCol w:w="2870"/>
+        <w:gridCol w:w="4211"/>
+        <w:gridCol w:w="2381"/>
       </w:tblGrid>
       <w:tr>
         <w:trPr>
@@ -17999,12 +18041,44 @@
                 <w:bCs/>
               </w:rPr>
             </w:pPr>
+            <w:proofErr w:type="gramStart"/>
             <w:r>
               <w:rPr>
                 <w:b/>
                 <w:bCs/>
               </w:rPr>
               <w:t>Collection</w:t>
+            </w:r>
+            <w:r>
+              <w:rPr>
+                <w:b/>
+                <w:bCs/>
+              </w:rPr>
+              <w:t>(</w:t>
+            </w:r>
+            <w:proofErr w:type="spellStart"/>
+            <w:r>
+              <w:rPr>
+                <w:b/>
+                <w:bCs/>
+              </w:rPr>
+              <w:t>Set,List</w:t>
+            </w:r>
+            <w:proofErr w:type="gramEnd"/>
+            <w:r>
+              <w:rPr>
+                <w:b/>
+                <w:bCs/>
+              </w:rPr>
+              <w:t>,Queue</w:t>
+            </w:r>
+            <w:proofErr w:type="spellEnd"/>
+            <w:r>
+              <w:rPr>
+                <w:b/>
+                <w:bCs/>
+              </w:rPr>
+              <w:t>)</w:t>
             </w:r>
           </w:p>
         </w:tc>
@@ -18356,6 +18430,9 @@
       </w:r>
       <w:proofErr w:type="spellStart"/>
       <w:r>
+        <w:rPr>
+          <w:highlight w:val="yellow"/>
+        </w:rPr>
         <w:t>ConcurrentHashMap</w:t>
       </w:r>
       <w:proofErr w:type="spellEnd"/>
@@ -18430,11 +18507,20 @@
           <w:bCs/>
         </w:rPr>
       </w:pPr>
-      <w:r>
-        <w:rPr>
-          <w:b/>
-          <w:bCs/>
-        </w:rPr>
+    </w:p>
+    <w:p>
+      <w:pPr>
+        <w:rPr>
+          <w:b/>
+          <w:bCs/>
+        </w:rPr>
+      </w:pPr>
+      <w:r>
+        <w:rPr>
+          <w:b/>
+          <w:bCs/>
+        </w:rPr>
+        <w:lastRenderedPageBreak/>
         <w:t>Iterator – Definition</w:t>
       </w:r>
     </w:p>
@@ -18479,7 +18565,6 @@
         </w:numPr>
       </w:pPr>
       <w:r>
-        <w:lastRenderedPageBreak/>
         <w:t>It allows safe removal during iteration</w:t>
       </w:r>
     </w:p>
@@ -18663,7 +18748,13 @@
       </w:r>
       <w:proofErr w:type="spellEnd"/>
       <w:r>
-        <w:t xml:space="preserve"> is called fail-fast</w:t>
+        <w:t xml:space="preserve"> is called </w:t>
+      </w:r>
+      <w:r>
+        <w:rPr>
+          <w:highlight w:val="yellow"/>
+        </w:rPr>
+        <w:t>fail-fast</w:t>
       </w:r>
     </w:p>
     <w:p>
@@ -18814,6 +18905,7 @@
     <w:p>
       <w:proofErr w:type="spellStart"/>
       <w:r>
+        <w:lastRenderedPageBreak/>
         <w:t>list.add</w:t>
       </w:r>
       <w:proofErr w:type="spellEnd"/>
@@ -18864,7 +18956,6 @@
     </w:p>
     <w:p>
       <w:r>
-        <w:lastRenderedPageBreak/>
         <w:t xml:space="preserve">    </w:t>
       </w:r>
       <w:proofErr w:type="spellStart"/>
@@ -19065,7 +19156,16 @@
       </w:r>
       <w:proofErr w:type="spellEnd"/>
       <w:r>
-        <w:t xml:space="preserve"> works only with List implementations</w:t>
+        <w:t xml:space="preserve"> works only with </w:t>
+      </w:r>
+      <w:r>
+        <w:rPr>
+          <w:highlight w:val="yellow"/>
+        </w:rPr>
+        <w:t>List</w:t>
+      </w:r>
+      <w:r>
+        <w:t xml:space="preserve"> implementations</w:t>
       </w:r>
     </w:p>
     <w:p>
@@ -19211,6 +19311,7 @@
       <w:proofErr w:type="spellStart"/>
       <w:proofErr w:type="gramStart"/>
       <w:r>
+        <w:lastRenderedPageBreak/>
         <w:t>nextIndex</w:t>
       </w:r>
       <w:proofErr w:type="spellEnd"/>
@@ -19276,7 +19377,6 @@
     </w:p>
     <w:p>
       <w:r>
-        <w:lastRenderedPageBreak/>
         <w:t xml:space="preserve">List&lt;String&gt; list = new </w:t>
       </w:r>
       <w:proofErr w:type="spellStart"/>
@@ -19604,6 +19704,7 @@
         </w:numPr>
       </w:pPr>
       <w:r>
+        <w:lastRenderedPageBreak/>
         <w:t>Fail-fast iterators detect structural modification immediately</w:t>
       </w:r>
     </w:p>
@@ -19655,7 +19756,6 @@
     </w:p>
     <w:p>
       <w:r>
-        <w:lastRenderedPageBreak/>
         <w:t xml:space="preserve">Iterator&lt;Integer&gt; it = </w:t>
       </w:r>
       <w:proofErr w:type="spellStart"/>
@@ -19953,7 +20053,13 @@
         </w:numPr>
       </w:pPr>
       <w:r>
-        <w:t>for-each loop internally uses Iterator</w:t>
+        <w:t xml:space="preserve">for-each loop internally uses </w:t>
+      </w:r>
+      <w:r>
+        <w:rPr>
+          <w:highlight w:val="yellow"/>
+        </w:rPr>
+        <w:t>Iterator</w:t>
       </w:r>
     </w:p>
     <w:p>
@@ -20008,6 +20114,7 @@
           <w:b/>
           <w:bCs/>
         </w:rPr>
+        <w:lastRenderedPageBreak/>
         <w:t>Real-Time Use Cases</w:t>
       </w:r>
     </w:p>
@@ -20046,7 +20153,16 @@
         </w:numPr>
       </w:pPr>
       <w:r>
-        <w:t>Fail-safe iterators are used in multithreaded environments</w:t>
+        <w:t>Fail-safe iterators are used i</w:t>
+      </w:r>
+      <w:r>
+        <w:rPr>
+          <w:highlight w:val="yellow"/>
+        </w:rPr>
+        <w:t>n multithreaded</w:t>
+      </w:r>
+      <w:r>
+        <w:t xml:space="preserve"> environments</w:t>
       </w:r>
     </w:p>
     <w:p>
@@ -20057,7 +20173,6 @@
         </w:numPr>
       </w:pPr>
       <w:r>
-        <w:lastRenderedPageBreak/>
         <w:t>Iterators are used in large data processing</w:t>
       </w:r>
     </w:p>
@@ -20168,8 +20283,16 @@
         <w:rPr>
           <w:b/>
           <w:bCs/>
-        </w:rPr>
-        <w:t xml:space="preserve">Collections and Arrays </w:t>
+          <w:highlight w:val="yellow"/>
+        </w:rPr>
+        <w:t>Collections and Arrays</w:t>
+      </w:r>
+      <w:r>
+        <w:rPr>
+          <w:b/>
+          <w:bCs/>
+        </w:rPr>
+        <w:t xml:space="preserve"> </w:t>
       </w:r>
     </w:p>
     <w:p>
@@ -20335,6 +20458,7 @@
         </w:numPr>
       </w:pPr>
       <w:r>
+        <w:lastRenderedPageBreak/>
         <w:t xml:space="preserve">Contains only </w:t>
       </w:r>
       <w:r>
@@ -20394,7 +20518,6 @@
           <w:b/>
           <w:bCs/>
         </w:rPr>
-        <w:lastRenderedPageBreak/>
         <w:t>Use Cases</w:t>
       </w:r>
     </w:p>
@@ -20728,6 +20851,7 @@
         </w:numPr>
       </w:pPr>
       <w:r>
+        <w:lastRenderedPageBreak/>
         <w:t>Randomly rearranges elements</w:t>
       </w:r>
     </w:p>
@@ -20782,7 +20906,6 @@
           <w:b/>
           <w:bCs/>
         </w:rPr>
-        <w:lastRenderedPageBreak/>
         <w:t>binarySearch</w:t>
       </w:r>
       <w:proofErr w:type="spellEnd"/>
@@ -21209,6 +21332,7 @@
     <w:p>
       <w:proofErr w:type="spellStart"/>
       <w:r>
+        <w:lastRenderedPageBreak/>
         <w:t>System.out.println</w:t>
       </w:r>
       <w:proofErr w:type="spellEnd"/>
@@ -21271,7 +21395,6 @@
     <w:p>
       <w:proofErr w:type="spellStart"/>
       <w:r>
-        <w:lastRenderedPageBreak/>
         <w:t>Collections.fill</w:t>
       </w:r>
       <w:proofErr w:type="spellEnd"/>
@@ -21671,6 +21794,7 @@
         </w:numPr>
       </w:pPr>
       <w:r>
+        <w:lastRenderedPageBreak/>
         <w:t xml:space="preserve">Used to operate on </w:t>
       </w:r>
       <w:r>
@@ -21723,7 +21847,6 @@
         </w:numPr>
       </w:pPr>
       <w:r>
-        <w:lastRenderedPageBreak/>
         <w:t>Sorting arrays</w:t>
       </w:r>
     </w:p>
@@ -22077,6 +22200,7 @@
     <w:p>
       <w:proofErr w:type="spellStart"/>
       <w:r>
+        <w:lastRenderedPageBreak/>
         <w:t>System.out.println</w:t>
       </w:r>
       <w:proofErr w:type="spellEnd"/>
@@ -22142,7 +22266,6 @@
     <w:p>
       <w:proofErr w:type="spellStart"/>
       <w:r>
-        <w:lastRenderedPageBreak/>
         <w:t>Arrays.fill</w:t>
       </w:r>
       <w:proofErr w:type="spellEnd"/>
@@ -22567,7 +22690,7 @@
     </w:p>
     <w:tbl>
       <w:tblPr>
-        <w:tblW w:w="0" w:type="auto"/>
+        <w:tblW w:w="7246" w:type="dxa"/>
         <w:tblCellSpacing w:w="15" w:type="dxa"/>
         <w:tblCellMar>
           <w:top w:w="15" w:type="dxa"/>
@@ -22578,12 +22701,13 @@
         <w:tblLook w:val="04A0" w:firstRow="1" w:lastRow="0" w:firstColumn="1" w:lastColumn="0" w:noHBand="0" w:noVBand="1"/>
       </w:tblPr>
       <w:tblGrid>
-        <w:gridCol w:w="1460"/>
-        <w:gridCol w:w="1953"/>
-        <w:gridCol w:w="1407"/>
+        <w:gridCol w:w="2190"/>
+        <w:gridCol w:w="2946"/>
+        <w:gridCol w:w="2110"/>
       </w:tblGrid>
       <w:tr>
         <w:trPr>
+          <w:trHeight w:val="472"/>
           <w:tblHeader/>
           <w:tblCellSpacing w:w="15" w:type="dxa"/>
         </w:trPr>
@@ -22605,6 +22729,7 @@
                 <w:b/>
                 <w:bCs/>
               </w:rPr>
+              <w:lastRenderedPageBreak/>
               <w:t>Aspect</w:t>
             </w:r>
           </w:p>
@@ -22656,6 +22781,7 @@
       </w:tr>
       <w:tr>
         <w:trPr>
+          <w:trHeight w:val="472"/>
           <w:tblCellSpacing w:w="15" w:type="dxa"/>
         </w:trPr>
         <w:tc>
@@ -22697,6 +22823,7 @@
       </w:tr>
       <w:tr>
         <w:trPr>
+          <w:trHeight w:val="481"/>
           <w:tblCellSpacing w:w="15" w:type="dxa"/>
         </w:trPr>
         <w:tc>
@@ -22746,6 +22873,7 @@
       </w:tr>
       <w:tr>
         <w:trPr>
+          <w:trHeight w:val="472"/>
           <w:tblCellSpacing w:w="15" w:type="dxa"/>
         </w:trPr>
         <w:tc>
@@ -22787,6 +22915,7 @@
       </w:tr>
       <w:tr>
         <w:trPr>
+          <w:trHeight w:val="481"/>
           <w:tblCellSpacing w:w="15" w:type="dxa"/>
         </w:trPr>
         <w:tc>
@@ -22797,7 +22926,6 @@
           </w:tcPr>
           <w:p>
             <w:r>
-              <w:lastRenderedPageBreak/>
               <w:t>Thread safety</w:t>
             </w:r>
           </w:p>
@@ -22829,6 +22957,7 @@
       </w:tr>
       <w:tr>
         <w:trPr>
+          <w:trHeight w:val="472"/>
           <w:tblCellSpacing w:w="15" w:type="dxa"/>
         </w:trPr>
         <w:tc>
@@ -23146,11 +23275,20 @@
           <w:bCs/>
         </w:rPr>
       </w:pPr>
-      <w:r>
-        <w:rPr>
-          <w:b/>
-          <w:bCs/>
-        </w:rPr>
+    </w:p>
+    <w:p>
+      <w:pPr>
+        <w:rPr>
+          <w:b/>
+          <w:bCs/>
+        </w:rPr>
+      </w:pPr>
+      <w:r>
+        <w:rPr>
+          <w:b/>
+          <w:bCs/>
+        </w:rPr>
+        <w:lastRenderedPageBreak/>
         <w:t>COMPARABLE vs COMPARATOR – DEEP DIVE (Final Clean Notes)</w:t>
       </w:r>
     </w:p>

--- a/Collection Framework documentation.docx
+++ b/Collection Framework documentation.docx
@@ -633,13 +633,8 @@
       </w:r>
     </w:p>
     <w:p>
-      <w:proofErr w:type="gramStart"/>
-      <w:r>
-        <w:t>Collection  ←</w:t>
-      </w:r>
-      <w:proofErr w:type="gramEnd"/>
-      <w:r>
-        <w:t>───────────────┐</w:t>
+      <w:r>
+        <w:t>Collection  ←───────────────┐</w:t>
       </w:r>
     </w:p>
     <w:p>
@@ -846,13 +841,8 @@
       </w:r>
       <w:proofErr w:type="spellEnd"/>
       <w:r>
-        <w:t>&lt;</w:t>
-      </w:r>
-      <w:proofErr w:type="gramStart"/>
-      <w:r>
-        <w:t>&gt;();</w:t>
-      </w:r>
-      <w:proofErr w:type="gramEnd"/>
+        <w:t>&lt;&gt;();</w:t>
+      </w:r>
     </w:p>
     <w:p>
       <w:pPr>
@@ -1054,13 +1044,8 @@
       </w:r>
       <w:proofErr w:type="spellEnd"/>
       <w:r>
-        <w:t>&lt;</w:t>
-      </w:r>
-      <w:proofErr w:type="gramStart"/>
-      <w:r>
-        <w:t>&gt;();</w:t>
-      </w:r>
-      <w:proofErr w:type="gramEnd"/>
+        <w:t>&lt;&gt;();</w:t>
+      </w:r>
     </w:p>
     <w:p>
       <w:pPr>
@@ -1219,16 +1204,8 @@
         <w:rPr>
           <w:highlight w:val="yellow"/>
         </w:rPr>
-        <w:t>new HashSet&lt;</w:t>
-      </w:r>
-      <w:proofErr w:type="gramStart"/>
-      <w:r>
-        <w:rPr>
-          <w:highlight w:val="yellow"/>
-        </w:rPr>
-        <w:t>&gt;();</w:t>
-      </w:r>
-      <w:proofErr w:type="gramEnd"/>
+        <w:t>new HashSet&lt;&gt;();</w:t>
+      </w:r>
     </w:p>
     <w:p>
       <w:pPr>
@@ -1301,13 +1278,8 @@
           <w:numId w:val="23"/>
         </w:numPr>
       </w:pPr>
-      <w:proofErr w:type="gramStart"/>
-      <w:r>
-        <w:t>Typically</w:t>
-      </w:r>
-      <w:proofErr w:type="gramEnd"/>
-      <w:r>
-        <w:t xml:space="preserve"> FIFO (First In, First Out)</w:t>
+      <w:r>
+        <w:t>Typically FIFO (First In, First Out)</w:t>
       </w:r>
     </w:p>
     <w:p>
@@ -1392,13 +1364,8 @@
     </w:p>
     <w:p>
       <w:r>
-        <w:t>Queue&lt;String&gt; queue = new LinkedList&lt;</w:t>
-      </w:r>
-      <w:proofErr w:type="gramStart"/>
-      <w:r>
-        <w:t>&gt;();</w:t>
-      </w:r>
-      <w:proofErr w:type="gramEnd"/>
+        <w:t>Queue&lt;String&gt; queue = new LinkedList&lt;&gt;();</w:t>
+      </w:r>
     </w:p>
     <w:p>
       <w:pPr>
@@ -1438,13 +1405,8 @@
       </w:r>
     </w:p>
     <w:p>
-      <w:proofErr w:type="gramStart"/>
-      <w:r>
-        <w:t>Map  does</w:t>
-      </w:r>
-      <w:proofErr w:type="gramEnd"/>
-      <w:r>
-        <w:t xml:space="preserve"> NOT extend Collection</w:t>
+      <w:r>
+        <w:t>Map  does NOT extend Collection</w:t>
       </w:r>
     </w:p>
     <w:p>
@@ -1543,13 +1505,8 @@
     </w:p>
     <w:p>
       <w:r>
-        <w:t>Map&lt;Integer, String&gt; map = new HashMap&lt;</w:t>
-      </w:r>
-      <w:proofErr w:type="gramStart"/>
-      <w:r>
-        <w:t>&gt;();</w:t>
-      </w:r>
-      <w:proofErr w:type="gramEnd"/>
+        <w:t>Map&lt;Integer, String&gt; map = new HashMap&lt;&gt;();</w:t>
+      </w:r>
     </w:p>
     <w:p>
       <w:pPr>
@@ -1648,17 +1605,12 @@
           </w:tcPr>
           <w:p>
             <w:proofErr w:type="spellStart"/>
-            <w:proofErr w:type="gramStart"/>
             <w:r>
               <w:t>keySet</w:t>
             </w:r>
             <w:proofErr w:type="spellEnd"/>
             <w:r>
-              <w:t>(</w:t>
-            </w:r>
-            <w:proofErr w:type="gramEnd"/>
-            <w:r>
-              <w:t>)</w:t>
+              <w:t>()</w:t>
             </w:r>
           </w:p>
         </w:tc>
@@ -1687,13 +1639,8 @@
             <w:hideMark/>
           </w:tcPr>
           <w:p>
-            <w:proofErr w:type="gramStart"/>
             <w:r>
-              <w:t>values(</w:t>
-            </w:r>
-            <w:proofErr w:type="gramEnd"/>
-            <w:r>
-              <w:t>)</w:t>
+              <w:t>values()</w:t>
             </w:r>
           </w:p>
         </w:tc>
@@ -1723,17 +1670,12 @@
           </w:tcPr>
           <w:p>
             <w:proofErr w:type="spellStart"/>
-            <w:proofErr w:type="gramStart"/>
             <w:r>
               <w:t>entrySet</w:t>
             </w:r>
             <w:proofErr w:type="spellEnd"/>
             <w:r>
-              <w:t>(</w:t>
-            </w:r>
-            <w:proofErr w:type="gramEnd"/>
-            <w:r>
-              <w:t>)</w:t>
+              <w:t>()</w:t>
             </w:r>
           </w:p>
         </w:tc>
@@ -1753,15 +1695,7 @@
             </w:r>
             <w:proofErr w:type="spellEnd"/>
             <w:r>
-              <w:t>&lt;</w:t>
-            </w:r>
-            <w:proofErr w:type="gramStart"/>
-            <w:r>
-              <w:t>K,V</w:t>
-            </w:r>
-            <w:proofErr w:type="gramEnd"/>
-            <w:r>
-              <w:t>&gt;&gt;</w:t>
+              <w:t>&lt;K,V&gt;&gt;</w:t>
             </w:r>
           </w:p>
         </w:tc>
@@ -1772,40 +1706,26 @@
         <w:t xml:space="preserve">Set&lt;Integer&gt; keys = </w:t>
       </w:r>
       <w:proofErr w:type="spellStart"/>
-      <w:proofErr w:type="gramStart"/>
       <w:r>
         <w:t>map.keySet</w:t>
       </w:r>
       <w:proofErr w:type="spellEnd"/>
-      <w:proofErr w:type="gramEnd"/>
-      <w:r>
-        <w:t>(</w:t>
-      </w:r>
-      <w:proofErr w:type="gramStart"/>
-      <w:r>
-        <w:t>);</w:t>
-      </w:r>
-      <w:proofErr w:type="gramEnd"/>
+      <w:r>
+        <w:t>();</w:t>
+      </w:r>
     </w:p>
     <w:p>
       <w:r>
         <w:t xml:space="preserve">Collection&lt;String&gt; values = </w:t>
       </w:r>
       <w:proofErr w:type="spellStart"/>
-      <w:proofErr w:type="gramStart"/>
       <w:r>
         <w:t>map.values</w:t>
       </w:r>
       <w:proofErr w:type="spellEnd"/>
-      <w:proofErr w:type="gramEnd"/>
-      <w:r>
-        <w:t>(</w:t>
-      </w:r>
-      <w:proofErr w:type="gramStart"/>
-      <w:r>
-        <w:t>);</w:t>
-      </w:r>
-      <w:proofErr w:type="gramEnd"/>
+      <w:r>
+        <w:t>();</w:t>
+      </w:r>
     </w:p>
     <w:p>
       <w:pPr>
@@ -2011,11 +1931,9 @@
             <w:hideMark/>
           </w:tcPr>
           <w:p>
-            <w:proofErr w:type="gramStart"/>
             <w:r>
               <w:t>Depends</w:t>
             </w:r>
-            <w:proofErr w:type="gramEnd"/>
           </w:p>
         </w:tc>
         <w:tc>
@@ -2025,11 +1943,9 @@
             <w:hideMark/>
           </w:tcPr>
           <w:p>
-            <w:proofErr w:type="gramStart"/>
             <w:r>
               <w:t>Depends</w:t>
             </w:r>
-            <w:proofErr w:type="gramEnd"/>
           </w:p>
         </w:tc>
         <w:tc>
@@ -2417,17 +2333,12 @@
         <w:t xml:space="preserve">Collection c = new </w:t>
       </w:r>
       <w:proofErr w:type="spellStart"/>
-      <w:proofErr w:type="gramStart"/>
       <w:r>
         <w:t>ArrayList</w:t>
       </w:r>
       <w:proofErr w:type="spellEnd"/>
       <w:r>
-        <w:t xml:space="preserve">();   </w:t>
-      </w:r>
-      <w:proofErr w:type="gramEnd"/>
-      <w:r>
-        <w:t>// without generics</w:t>
+        <w:t>();   // without generics</w:t>
       </w:r>
     </w:p>
     <w:p>
@@ -2522,13 +2433,8 @@
       </w:r>
       <w:proofErr w:type="spellEnd"/>
       <w:r>
-        <w:t>.</w:t>
-      </w:r>
-      <w:proofErr w:type="gramStart"/>
-      <w:r>
-        <w:t>*;</w:t>
-      </w:r>
-      <w:proofErr w:type="gramEnd"/>
+        <w:t>.*;</w:t>
+      </w:r>
     </w:p>
     <w:p>
       <w:r>
@@ -2545,15 +2451,7 @@
     </w:p>
     <w:p>
       <w:r>
-        <w:t xml:space="preserve">    public static void </w:t>
-      </w:r>
-      <w:proofErr w:type="gramStart"/>
-      <w:r>
-        <w:t>main(String[</w:t>
-      </w:r>
-      <w:proofErr w:type="gramEnd"/>
-      <w:r>
-        <w:t xml:space="preserve">] </w:t>
+        <w:t xml:space="preserve">    public static void main(String[] </w:t>
       </w:r>
       <w:proofErr w:type="spellStart"/>
       <w:r>
@@ -2569,7 +2467,6 @@
         <w:t xml:space="preserve">        Collection c = new </w:t>
       </w:r>
       <w:proofErr w:type="spellStart"/>
-      <w:proofErr w:type="gramStart"/>
       <w:r>
         <w:t>ArrayList</w:t>
       </w:r>
@@ -2577,7 +2474,6 @@
       <w:r>
         <w:t>();</w:t>
       </w:r>
-      <w:proofErr w:type="gramEnd"/>
     </w:p>
     <w:p>
       <w:r>
@@ -2589,116 +2485,81 @@
       </w:r>
       <w:proofErr w:type="spellEnd"/>
       <w:r>
-        <w:t>("Java"</w:t>
-      </w:r>
-      <w:proofErr w:type="gramStart"/>
+        <w:t>("Java");</w:t>
+      </w:r>
+      <w:r>
+        <w:tab/>
+      </w:r>
+      <w:r>
+        <w:tab/>
+      </w:r>
+    </w:p>
+    <w:p>
+      <w:r>
+        <w:t xml:space="preserve">        </w:t>
+      </w:r>
+      <w:proofErr w:type="spellStart"/>
+      <w:r>
+        <w:t>c.add</w:t>
+      </w:r>
+      <w:proofErr w:type="spellEnd"/>
+      <w:r>
+        <w:t>(10);</w:t>
+      </w:r>
+      <w:r>
+        <w:tab/>
+      </w:r>
+      <w:r>
+        <w:tab/>
+        <w:t xml:space="preserve">// auto-boxing : </w:t>
+      </w:r>
+    </w:p>
+    <w:p>
+      <w:r>
+        <w:t xml:space="preserve">        </w:t>
+      </w:r>
+      <w:proofErr w:type="spellStart"/>
+      <w:r>
+        <w:t>c.add</w:t>
+      </w:r>
+      <w:proofErr w:type="spellEnd"/>
+      <w:r>
+        <w:t>(3.14);</w:t>
+      </w:r>
+    </w:p>
+    <w:p>
+      <w:r>
+        <w:t xml:space="preserve">        for (Object </w:t>
+      </w:r>
+      <w:proofErr w:type="spellStart"/>
+      <w:r>
+        <w:t>obj</w:t>
+      </w:r>
+      <w:proofErr w:type="spellEnd"/>
+      <w:r>
+        <w:t xml:space="preserve"> : c) {</w:t>
+      </w:r>
+    </w:p>
+    <w:p>
+      <w:r>
+        <w:t xml:space="preserve">            </w:t>
+      </w:r>
+      <w:proofErr w:type="spellStart"/>
+      <w:r>
+        <w:t>System.out.println</w:t>
+      </w:r>
+      <w:proofErr w:type="spellEnd"/>
+      <w:r>
+        <w:t>(</w:t>
+      </w:r>
+      <w:proofErr w:type="spellStart"/>
+      <w:r>
+        <w:t>obj</w:t>
+      </w:r>
+      <w:proofErr w:type="spellEnd"/>
       <w:r>
         <w:t>);</w:t>
       </w:r>
-      <w:proofErr w:type="gramEnd"/>
-      <w:r>
-        <w:tab/>
-      </w:r>
-      <w:r>
-        <w:tab/>
-      </w:r>
-    </w:p>
-    <w:p>
-      <w:r>
-        <w:t xml:space="preserve">        </w:t>
-      </w:r>
-      <w:proofErr w:type="spellStart"/>
-      <w:proofErr w:type="gramStart"/>
-      <w:r>
-        <w:t>c.add</w:t>
-      </w:r>
-      <w:proofErr w:type="spellEnd"/>
-      <w:r>
-        <w:t>(</w:t>
-      </w:r>
-      <w:proofErr w:type="gramEnd"/>
-      <w:r>
-        <w:t>10);</w:t>
-      </w:r>
-      <w:r>
-        <w:tab/>
-      </w:r>
-      <w:r>
-        <w:tab/>
-        <w:t>// auto-</w:t>
-      </w:r>
-      <w:proofErr w:type="gramStart"/>
-      <w:r>
-        <w:t>boxing :</w:t>
-      </w:r>
-      <w:proofErr w:type="gramEnd"/>
-      <w:r>
-        <w:t xml:space="preserve"> </w:t>
-      </w:r>
-    </w:p>
-    <w:p>
-      <w:r>
-        <w:t xml:space="preserve">        </w:t>
-      </w:r>
-      <w:proofErr w:type="spellStart"/>
-      <w:proofErr w:type="gramStart"/>
-      <w:r>
-        <w:t>c.add</w:t>
-      </w:r>
-      <w:proofErr w:type="spellEnd"/>
-      <w:r>
-        <w:t>(</w:t>
-      </w:r>
-      <w:proofErr w:type="gramEnd"/>
-      <w:r>
-        <w:t>3.14</w:t>
-      </w:r>
-      <w:proofErr w:type="gramStart"/>
-      <w:r>
-        <w:t>);</w:t>
-      </w:r>
-      <w:proofErr w:type="gramEnd"/>
-    </w:p>
-    <w:p>
-      <w:r>
-        <w:t xml:space="preserve">        for (Object </w:t>
-      </w:r>
-      <w:proofErr w:type="spellStart"/>
-      <w:proofErr w:type="gramStart"/>
-      <w:r>
-        <w:t>obj</w:t>
-      </w:r>
-      <w:proofErr w:type="spellEnd"/>
-      <w:r>
-        <w:t xml:space="preserve"> :</w:t>
-      </w:r>
-      <w:proofErr w:type="gramEnd"/>
-      <w:r>
-        <w:t xml:space="preserve"> c) {</w:t>
-      </w:r>
-    </w:p>
-    <w:p>
-      <w:r>
-        <w:t xml:space="preserve">            </w:t>
-      </w:r>
-      <w:proofErr w:type="spellStart"/>
-      <w:r>
-        <w:t>System.out.println</w:t>
-      </w:r>
-      <w:proofErr w:type="spellEnd"/>
-      <w:r>
-        <w:t>(</w:t>
-      </w:r>
-      <w:proofErr w:type="spellStart"/>
-      <w:r>
-        <w:t>obj</w:t>
-      </w:r>
-      <w:proofErr w:type="spellEnd"/>
-      <w:proofErr w:type="gramStart"/>
-      <w:r>
-        <w:t>);</w:t>
-      </w:r>
-      <w:proofErr w:type="gramEnd"/>
     </w:p>
     <w:p>
       <w:r>
@@ -2785,13 +2646,8 @@
       </w:r>
       <w:proofErr w:type="spellEnd"/>
       <w:r>
-        <w:t>.</w:t>
-      </w:r>
-      <w:proofErr w:type="gramStart"/>
-      <w:r>
-        <w:t>*;</w:t>
-      </w:r>
-      <w:proofErr w:type="gramEnd"/>
+        <w:t>.*;</w:t>
+      </w:r>
     </w:p>
     <w:p>
       <w:r>
@@ -2808,15 +2664,7 @@
     </w:p>
     <w:p>
       <w:r>
-        <w:t xml:space="preserve">    public static void </w:t>
-      </w:r>
-      <w:proofErr w:type="gramStart"/>
-      <w:r>
-        <w:t>main(String[</w:t>
-      </w:r>
-      <w:proofErr w:type="gramEnd"/>
-      <w:r>
-        <w:t xml:space="preserve">] </w:t>
+        <w:t xml:space="preserve">    public static void main(String[] </w:t>
       </w:r>
       <w:proofErr w:type="spellStart"/>
       <w:r>
@@ -2832,7 +2680,6 @@
         <w:t xml:space="preserve">        Collection c = new </w:t>
       </w:r>
       <w:proofErr w:type="spellStart"/>
-      <w:proofErr w:type="gramStart"/>
       <w:r>
         <w:t>ArrayList</w:t>
       </w:r>
@@ -2840,7 +2687,6 @@
       <w:r>
         <w:t>();</w:t>
       </w:r>
-      <w:proofErr w:type="gramEnd"/>
     </w:p>
     <w:p>
       <w:r>
@@ -2852,13 +2698,8 @@
       </w:r>
       <w:proofErr w:type="spellEnd"/>
       <w:r>
-        <w:t>("Spring"</w:t>
-      </w:r>
-      <w:proofErr w:type="gramStart"/>
-      <w:r>
-        <w:t>);</w:t>
-      </w:r>
-      <w:proofErr w:type="gramEnd"/>
+        <w:t>("Spring");</w:t>
+      </w:r>
     </w:p>
     <w:p>
       <w:r>
@@ -2870,20 +2711,14 @@
       </w:r>
       <w:proofErr w:type="spellEnd"/>
       <w:r>
-        <w:t>("Hibernate"</w:t>
-      </w:r>
-      <w:proofErr w:type="gramStart"/>
-      <w:r>
-        <w:t>);</w:t>
-      </w:r>
-      <w:proofErr w:type="gramEnd"/>
+        <w:t>("Hibernate");</w:t>
+      </w:r>
     </w:p>
     <w:p>
       <w:r>
         <w:tab/>
       </w:r>
       <w:proofErr w:type="spellStart"/>
-      <w:proofErr w:type="gramStart"/>
       <w:r>
         <w:rPr>
           <w:highlight w:val="yellow"/>
@@ -2895,108 +2730,70 @@
         <w:rPr>
           <w:highlight w:val="yellow"/>
         </w:rPr>
-        <w:t>(</w:t>
-      </w:r>
-      <w:proofErr w:type="gramEnd"/>
+        <w:t>(10);</w:t>
+      </w:r>
+    </w:p>
+    <w:p>
+      <w:r>
+        <w:t xml:space="preserve">        for (Object </w:t>
+      </w:r>
+      <w:proofErr w:type="spellStart"/>
+      <w:r>
+        <w:t>obj</w:t>
+      </w:r>
+      <w:proofErr w:type="spellEnd"/>
+      <w:r>
+        <w:t xml:space="preserve"> : c) {</w:t>
+      </w:r>
+    </w:p>
+    <w:p>
+      <w:r>
+        <w:t xml:space="preserve">            String s = (String) </w:t>
+      </w:r>
+      <w:proofErr w:type="spellStart"/>
+      <w:r>
+        <w:t>obj</w:t>
+      </w:r>
+      <w:proofErr w:type="spellEnd"/>
+      <w:r>
+        <w:t>;   // runtime crash possible</w:t>
+      </w:r>
+    </w:p>
+    <w:p>
+      <w:r>
+        <w:t xml:space="preserve">            </w:t>
+      </w:r>
+      <w:proofErr w:type="spellStart"/>
+      <w:r>
+        <w:t>System.out.println</w:t>
+      </w:r>
+      <w:proofErr w:type="spellEnd"/>
+      <w:r>
+        <w:t>(s);</w:t>
+      </w:r>
+    </w:p>
+    <w:p>
+      <w:r>
+        <w:t xml:space="preserve">        }</w:t>
+      </w:r>
+    </w:p>
+    <w:p>
+      <w:r>
+        <w:t xml:space="preserve">        </w:t>
+      </w:r>
+      <w:proofErr w:type="spellStart"/>
       <w:r>
         <w:rPr>
           <w:highlight w:val="yellow"/>
         </w:rPr>
-        <w:t>10</w:t>
-      </w:r>
-      <w:proofErr w:type="gramStart"/>
+        <w:t>c.add</w:t>
+      </w:r>
+      <w:proofErr w:type="spellEnd"/>
       <w:r>
         <w:rPr>
           <w:highlight w:val="yellow"/>
         </w:rPr>
-        <w:t>);</w:t>
-      </w:r>
-      <w:proofErr w:type="gramEnd"/>
-    </w:p>
-    <w:p>
-      <w:r>
-        <w:t xml:space="preserve">        for (Object </w:t>
-      </w:r>
-      <w:proofErr w:type="spellStart"/>
-      <w:proofErr w:type="gramStart"/>
-      <w:r>
-        <w:t>obj</w:t>
-      </w:r>
-      <w:proofErr w:type="spellEnd"/>
-      <w:r>
-        <w:t xml:space="preserve"> :</w:t>
-      </w:r>
-      <w:proofErr w:type="gramEnd"/>
-      <w:r>
-        <w:t xml:space="preserve"> c) {</w:t>
-      </w:r>
-    </w:p>
-    <w:p>
-      <w:r>
-        <w:t xml:space="preserve">            String s = (String) </w:t>
-      </w:r>
-      <w:proofErr w:type="spellStart"/>
-      <w:proofErr w:type="gramStart"/>
-      <w:r>
-        <w:t>obj</w:t>
-      </w:r>
-      <w:proofErr w:type="spellEnd"/>
-      <w:r>
-        <w:t xml:space="preserve">;   </w:t>
-      </w:r>
-      <w:proofErr w:type="gramEnd"/>
-      <w:r>
-        <w:t>// runtime crash possible</w:t>
-      </w:r>
-    </w:p>
-    <w:p>
-      <w:r>
-        <w:t xml:space="preserve">            </w:t>
-      </w:r>
-      <w:proofErr w:type="spellStart"/>
-      <w:r>
-        <w:t>System.out.println</w:t>
-      </w:r>
-      <w:proofErr w:type="spellEnd"/>
-      <w:r>
-        <w:t>(s</w:t>
-      </w:r>
-      <w:proofErr w:type="gramStart"/>
-      <w:r>
-        <w:t>);</w:t>
-      </w:r>
-      <w:proofErr w:type="gramEnd"/>
-    </w:p>
-    <w:p>
-      <w:r>
-        <w:t xml:space="preserve">        }</w:t>
-      </w:r>
-    </w:p>
-    <w:p>
-      <w:r>
-        <w:t xml:space="preserve">        </w:t>
-      </w:r>
-      <w:proofErr w:type="spellStart"/>
-      <w:proofErr w:type="gramStart"/>
-      <w:r>
-        <w:rPr>
-          <w:highlight w:val="yellow"/>
-        </w:rPr>
-        <w:t>c.add</w:t>
-      </w:r>
-      <w:proofErr w:type="spellEnd"/>
-      <w:r>
-        <w:rPr>
-          <w:highlight w:val="yellow"/>
-        </w:rPr>
-        <w:t>(</w:t>
-      </w:r>
-      <w:proofErr w:type="gramEnd"/>
-      <w:r>
-        <w:rPr>
-          <w:highlight w:val="yellow"/>
-        </w:rPr>
-        <w:t>100); // added by mistake</w:t>
+        <w:t>(100); // added by mistake</w:t>
       </w:r>
     </w:p>
     <w:p/>
@@ -3006,7 +2803,6 @@
         <w:t xml:space="preserve">Object o = </w:t>
       </w:r>
       <w:proofErr w:type="spellStart"/>
-      <w:proofErr w:type="gramStart"/>
       <w:r>
         <w:t>obj</w:t>
       </w:r>
@@ -3014,19 +2810,11 @@
       <w:r>
         <w:t>;</w:t>
       </w:r>
-      <w:proofErr w:type="gramEnd"/>
     </w:p>
     <w:p>
       <w:r>
         <w:tab/>
-      </w:r>
-      <w:proofErr w:type="gramStart"/>
-      <w:r>
-        <w:t>If(</w:t>
-      </w:r>
-      <w:proofErr w:type="gramEnd"/>
-      <w:r>
-        <w:t xml:space="preserve">o </w:t>
+        <w:t xml:space="preserve">If(o </w:t>
       </w:r>
       <w:proofErr w:type="spellStart"/>
       <w:r>
@@ -3050,13 +2838,8 @@
       <w:pPr>
         <w:ind w:firstLine="720"/>
       </w:pPr>
-      <w:proofErr w:type="gramStart"/>
-      <w:r>
-        <w:t>If(</w:t>
-      </w:r>
-      <w:proofErr w:type="gramEnd"/>
-      <w:r>
-        <w:t xml:space="preserve">o </w:t>
+      <w:r>
+        <w:t xml:space="preserve">If(o </w:t>
       </w:r>
       <w:proofErr w:type="spellStart"/>
       <w:r>
@@ -3107,14 +2890,9 @@
     </w:p>
     <w:p>
       <w:proofErr w:type="spellStart"/>
-      <w:proofErr w:type="gramStart"/>
       <w:r>
         <w:lastRenderedPageBreak/>
-        <w:t>java.lang</w:t>
-      </w:r>
-      <w:proofErr w:type="gramEnd"/>
-      <w:r>
-        <w:t>.ClassCastException</w:t>
+        <w:t>java.lang.ClassCastException</w:t>
       </w:r>
       <w:proofErr w:type="spellEnd"/>
     </w:p>
@@ -3181,7 +2959,6 @@
         <w:t xml:space="preserve">String s = (String) </w:t>
       </w:r>
       <w:proofErr w:type="spellStart"/>
-      <w:proofErr w:type="gramStart"/>
       <w:r>
         <w:t>obj</w:t>
       </w:r>
@@ -3189,7 +2966,6 @@
       <w:r>
         <w:t>;</w:t>
       </w:r>
-      <w:proofErr w:type="gramEnd"/>
     </w:p>
     <w:p>
       <w:pPr>
@@ -3340,13 +3116,8 @@
       </w:r>
       <w:proofErr w:type="spellEnd"/>
       <w:r>
-        <w:t>&lt;</w:t>
-      </w:r>
-      <w:proofErr w:type="gramStart"/>
-      <w:r>
-        <w:t>&gt;();</w:t>
-      </w:r>
-      <w:proofErr w:type="gramEnd"/>
+        <w:t>&lt;&gt;();</w:t>
+      </w:r>
     </w:p>
     <w:p>
       <w:r>
@@ -3393,13 +3164,8 @@
       </w:r>
       <w:proofErr w:type="spellEnd"/>
       <w:r>
-        <w:t>.</w:t>
-      </w:r>
-      <w:proofErr w:type="gramStart"/>
-      <w:r>
-        <w:t>*;</w:t>
-      </w:r>
-      <w:proofErr w:type="gramEnd"/>
+        <w:t>.*;</w:t>
+      </w:r>
     </w:p>
     <w:p>
       <w:r>
@@ -3416,15 +3182,7 @@
     </w:p>
     <w:p>
       <w:r>
-        <w:t xml:space="preserve">    public static void </w:t>
-      </w:r>
-      <w:proofErr w:type="gramStart"/>
-      <w:r>
-        <w:t>main(String[</w:t>
-      </w:r>
-      <w:proofErr w:type="gramEnd"/>
-      <w:r>
-        <w:t xml:space="preserve">] </w:t>
+        <w:t xml:space="preserve">    public static void main(String[] </w:t>
       </w:r>
       <w:proofErr w:type="spellStart"/>
       <w:r>
@@ -3448,61 +3206,45 @@
         <w:rPr>
           <w:highlight w:val="yellow"/>
         </w:rPr>
-        <w:t>&lt;</w:t>
-      </w:r>
-      <w:proofErr w:type="gramStart"/>
+        <w:t>&lt;&gt;</w:t>
+      </w:r>
+      <w:r>
+        <w:t>();</w:t>
+      </w:r>
+    </w:p>
+    <w:p>
+      <w:pPr>
+        <w:ind w:firstLine="720"/>
+      </w:pPr>
+      <w:r>
+        <w:t>Collection&lt;</w:t>
+      </w:r>
+      <w:r>
+        <w:t>Object</w:t>
+      </w:r>
+      <w:r>
+        <w:t>&gt; c</w:t>
+      </w:r>
+      <w:r>
+        <w:t>1</w:t>
+      </w:r>
+      <w:r>
+        <w:t xml:space="preserve"> = new </w:t>
+      </w:r>
+      <w:proofErr w:type="spellStart"/>
+      <w:r>
+        <w:t>ArrayList</w:t>
+      </w:r>
+      <w:proofErr w:type="spellEnd"/>
       <w:r>
         <w:rPr>
           <w:highlight w:val="yellow"/>
         </w:rPr>
-        <w:t>&gt;</w:t>
+        <w:t>&lt;&gt;</w:t>
       </w:r>
       <w:r>
         <w:t>();</w:t>
       </w:r>
-      <w:proofErr w:type="gramEnd"/>
-    </w:p>
-    <w:p>
-      <w:pPr>
-        <w:ind w:firstLine="720"/>
-      </w:pPr>
-      <w:r>
-        <w:t>Collection&lt;</w:t>
-      </w:r>
-      <w:r>
-        <w:t>Object</w:t>
-      </w:r>
-      <w:r>
-        <w:t>&gt; c</w:t>
-      </w:r>
-      <w:r>
-        <w:t>1</w:t>
-      </w:r>
-      <w:r>
-        <w:t xml:space="preserve"> = new </w:t>
-      </w:r>
-      <w:proofErr w:type="spellStart"/>
-      <w:r>
-        <w:t>ArrayList</w:t>
-      </w:r>
-      <w:proofErr w:type="spellEnd"/>
-      <w:r>
-        <w:rPr>
-          <w:highlight w:val="yellow"/>
-        </w:rPr>
-        <w:t>&lt;</w:t>
-      </w:r>
-      <w:proofErr w:type="gramStart"/>
-      <w:r>
-        <w:rPr>
-          <w:highlight w:val="yellow"/>
-        </w:rPr>
-        <w:t>&gt;</w:t>
-      </w:r>
-      <w:r>
-        <w:t>();</w:t>
-      </w:r>
-      <w:proofErr w:type="gramEnd"/>
     </w:p>
     <w:p>
       <w:r>
@@ -3534,13 +3276,8 @@
       </w:r>
       <w:proofErr w:type="spellEnd"/>
       <w:r>
-        <w:t>("Spring"</w:t>
-      </w:r>
-      <w:proofErr w:type="gramStart"/>
-      <w:r>
-        <w:t>);</w:t>
-      </w:r>
-      <w:proofErr w:type="gramEnd"/>
+        <w:t>("Spring");</w:t>
+      </w:r>
     </w:p>
     <w:p>
       <w:r>
@@ -3553,7 +3290,6 @@
         <w:t xml:space="preserve">// </w:t>
       </w:r>
       <w:proofErr w:type="spellStart"/>
-      <w:proofErr w:type="gramStart"/>
       <w:r>
         <w:rPr>
           <w:highlight w:val="yellow"/>
@@ -3565,28 +3301,13 @@
         <w:rPr>
           <w:highlight w:val="yellow"/>
         </w:rPr>
-        <w:t>(</w:t>
-      </w:r>
-      <w:proofErr w:type="gramEnd"/>
-      <w:r>
-        <w:rPr>
-          <w:highlight w:val="yellow"/>
-        </w:rPr>
-        <w:t>100); Compile-time error</w:t>
+        <w:t>(100); Compile-time error</w:t>
       </w:r>
     </w:p>
     <w:p/>
     <w:p>
       <w:r>
-        <w:t xml:space="preserve">        for (String </w:t>
-      </w:r>
-      <w:proofErr w:type="gramStart"/>
-      <w:r>
-        <w:t>s :</w:t>
-      </w:r>
-      <w:proofErr w:type="gramEnd"/>
-      <w:r>
-        <w:t xml:space="preserve"> c) {</w:t>
+        <w:t xml:space="preserve">        for (String s : c) {</w:t>
       </w:r>
       <w:r>
         <w:tab/>
@@ -3606,13 +3327,8 @@
       </w:r>
       <w:proofErr w:type="spellEnd"/>
       <w:r>
-        <w:t>(s</w:t>
-      </w:r>
-      <w:proofErr w:type="gramStart"/>
-      <w:r>
-        <w:t>);</w:t>
-      </w:r>
-      <w:proofErr w:type="gramEnd"/>
+        <w:t>(s);</w:t>
+      </w:r>
     </w:p>
     <w:p>
       <w:r>
@@ -3721,22 +3437,12 @@
         <w:t xml:space="preserve">String s = </w:t>
       </w:r>
       <w:proofErr w:type="spellStart"/>
-      <w:proofErr w:type="gramStart"/>
       <w:r>
         <w:t>c.iterator</w:t>
       </w:r>
       <w:proofErr w:type="spellEnd"/>
-      <w:proofErr w:type="gramEnd"/>
-      <w:r>
-        <w:t>(</w:t>
-      </w:r>
-      <w:proofErr w:type="gramStart"/>
-      <w:r>
-        <w:t>).next</w:t>
-      </w:r>
-      <w:proofErr w:type="gramEnd"/>
-      <w:r>
-        <w:t>(); // safe</w:t>
+      <w:r>
+        <w:t>().next(); // safe</w:t>
       </w:r>
     </w:p>
     <w:p>
@@ -4218,7 +3924,6 @@
         <w:t xml:space="preserve">Collection users = new </w:t>
       </w:r>
       <w:proofErr w:type="spellStart"/>
-      <w:proofErr w:type="gramStart"/>
       <w:r>
         <w:t>ArrayList</w:t>
       </w:r>
@@ -4226,7 +3931,6 @@
       <w:r>
         <w:t>();</w:t>
       </w:r>
-      <w:proofErr w:type="gramEnd"/>
     </w:p>
     <w:p>
       <w:proofErr w:type="spellStart"/>
@@ -4236,35 +3940,17 @@
       </w:r>
       <w:proofErr w:type="spellEnd"/>
       <w:r>
-        <w:t>("Admin"</w:t>
-      </w:r>
-      <w:proofErr w:type="gramStart"/>
-      <w:r>
-        <w:t>);</w:t>
-      </w:r>
-      <w:proofErr w:type="gramEnd"/>
+        <w:t>("Admin");</w:t>
+      </w:r>
     </w:p>
     <w:p>
       <w:proofErr w:type="spellStart"/>
-      <w:proofErr w:type="gramStart"/>
       <w:r>
         <w:t>users.add</w:t>
       </w:r>
       <w:proofErr w:type="spellEnd"/>
       <w:r>
-        <w:t>(</w:t>
-      </w:r>
-      <w:proofErr w:type="gramEnd"/>
-      <w:r>
-        <w:t>101</w:t>
-      </w:r>
-      <w:proofErr w:type="gramStart"/>
-      <w:r>
-        <w:t>);  /</w:t>
-      </w:r>
-      <w:proofErr w:type="gramEnd"/>
-      <w:r>
-        <w:t>/ mistake</w:t>
+        <w:t>(101);  // mistake</w:t>
       </w:r>
     </w:p>
     <w:p>
@@ -4282,13 +3968,8 @@
       </w:r>
       <w:proofErr w:type="spellEnd"/>
       <w:r>
-        <w:t>&lt;</w:t>
-      </w:r>
-      <w:proofErr w:type="gramStart"/>
-      <w:r>
-        <w:t>&gt;();</w:t>
-      </w:r>
-      <w:proofErr w:type="gramEnd"/>
+        <w:t>&lt;&gt;();</w:t>
+      </w:r>
     </w:p>
     <w:p>
       <w:proofErr w:type="spellStart"/>
@@ -4297,30 +3978,20 @@
       </w:r>
       <w:proofErr w:type="spellEnd"/>
       <w:r>
-        <w:t>("Admin"</w:t>
-      </w:r>
-      <w:proofErr w:type="gramStart"/>
-      <w:r>
-        <w:t>);</w:t>
-      </w:r>
-      <w:proofErr w:type="gramEnd"/>
+        <w:t>("Admin");</w:t>
+      </w:r>
     </w:p>
     <w:p>
       <w:r>
         <w:t xml:space="preserve">// </w:t>
       </w:r>
       <w:proofErr w:type="spellStart"/>
-      <w:proofErr w:type="gramStart"/>
       <w:r>
         <w:t>users.add</w:t>
       </w:r>
       <w:proofErr w:type="spellEnd"/>
       <w:r>
-        <w:t>(</w:t>
-      </w:r>
-      <w:proofErr w:type="gramEnd"/>
-      <w:r>
-        <w:t>101); compile-time error</w:t>
+        <w:t>(101); compile-time error</w:t>
       </w:r>
     </w:p>
     <w:p>
@@ -5190,13 +4861,8 @@
             <w:hideMark/>
           </w:tcPr>
           <w:p>
-            <w:proofErr w:type="gramStart"/>
             <w:r>
-              <w:t>O(</w:t>
-            </w:r>
-            <w:proofErr w:type="gramEnd"/>
-            <w:r>
-              <w:t>1)</w:t>
+              <w:t>O(1)</w:t>
             </w:r>
           </w:p>
         </w:tc>
@@ -5225,13 +4891,8 @@
             <w:hideMark/>
           </w:tcPr>
           <w:p>
-            <w:proofErr w:type="gramStart"/>
             <w:r>
-              <w:t>O(</w:t>
-            </w:r>
-            <w:proofErr w:type="gramEnd"/>
-            <w:r>
-              <w:t>1)</w:t>
+              <w:t>O(1)</w:t>
             </w:r>
           </w:p>
         </w:tc>
@@ -5304,13 +4965,8 @@
       </w:r>
       <w:proofErr w:type="spellEnd"/>
       <w:r>
-        <w:t>.</w:t>
-      </w:r>
-      <w:proofErr w:type="gramStart"/>
-      <w:r>
-        <w:t>*;</w:t>
-      </w:r>
-      <w:proofErr w:type="gramEnd"/>
+        <w:t>.*;</w:t>
+      </w:r>
     </w:p>
     <w:p>
       <w:r>
@@ -5327,15 +4983,7 @@
     </w:p>
     <w:p>
       <w:r>
-        <w:t xml:space="preserve">    public static void </w:t>
-      </w:r>
-      <w:proofErr w:type="gramStart"/>
-      <w:r>
-        <w:t>main(String[</w:t>
-      </w:r>
-      <w:proofErr w:type="gramEnd"/>
-      <w:r>
-        <w:t xml:space="preserve">] </w:t>
+        <w:t xml:space="preserve">    public static void main(String[] </w:t>
       </w:r>
       <w:proofErr w:type="spellStart"/>
       <w:r>
@@ -5356,13 +5004,8 @@
       </w:r>
       <w:proofErr w:type="spellEnd"/>
       <w:r>
-        <w:t>&lt;</w:t>
-      </w:r>
-      <w:proofErr w:type="gramStart"/>
-      <w:r>
-        <w:t>&gt;();</w:t>
-      </w:r>
-      <w:proofErr w:type="gramEnd"/>
+        <w:t>&lt;&gt;();</w:t>
+      </w:r>
     </w:p>
     <w:p>
       <w:r>
@@ -5374,13 +5017,8 @@
       </w:r>
       <w:proofErr w:type="spellEnd"/>
       <w:r>
-        <w:t>("Amit"</w:t>
-      </w:r>
-      <w:proofErr w:type="gramStart"/>
-      <w:r>
-        <w:t>);</w:t>
-      </w:r>
-      <w:proofErr w:type="gramEnd"/>
+        <w:t>("Amit");</w:t>
+      </w:r>
     </w:p>
     <w:p>
       <w:r>
@@ -5392,13 +5030,8 @@
       </w:r>
       <w:proofErr w:type="spellEnd"/>
       <w:r>
-        <w:t>("Rahul"</w:t>
-      </w:r>
-      <w:proofErr w:type="gramStart"/>
-      <w:r>
-        <w:t>);</w:t>
-      </w:r>
-      <w:proofErr w:type="gramEnd"/>
+        <w:t>("Rahul");</w:t>
+      </w:r>
     </w:p>
     <w:p>
       <w:r>
@@ -5410,13 +5043,8 @@
       </w:r>
       <w:proofErr w:type="spellEnd"/>
       <w:r>
-        <w:t>("Neha"</w:t>
-      </w:r>
-      <w:proofErr w:type="gramStart"/>
-      <w:r>
-        <w:t>);</w:t>
-      </w:r>
-      <w:proofErr w:type="gramEnd"/>
+        <w:t>("Neha");</w:t>
+      </w:r>
     </w:p>
     <w:p>
       <w:r>
@@ -5428,13 +5056,8 @@
       </w:r>
       <w:proofErr w:type="spellEnd"/>
       <w:r>
-        <w:t>(students</w:t>
-      </w:r>
-      <w:proofErr w:type="gramStart"/>
-      <w:r>
-        <w:t>);</w:t>
-      </w:r>
-      <w:proofErr w:type="gramEnd"/>
+        <w:t>(students);</w:t>
+      </w:r>
     </w:p>
     <w:p>
       <w:r>
@@ -5449,23 +5072,13 @@
         <w:t>(</w:t>
       </w:r>
       <w:proofErr w:type="spellStart"/>
-      <w:proofErr w:type="gramStart"/>
       <w:r>
         <w:t>students.get</w:t>
       </w:r>
       <w:proofErr w:type="spellEnd"/>
       <w:r>
-        <w:t>(</w:t>
-      </w:r>
-      <w:proofErr w:type="gramEnd"/>
-      <w:r>
-        <w:t>1)</w:t>
-      </w:r>
-      <w:proofErr w:type="gramStart"/>
-      <w:r>
-        <w:t>);</w:t>
-      </w:r>
-      <w:proofErr w:type="gramEnd"/>
+        <w:t>(1));</w:t>
+      </w:r>
     </w:p>
     <w:p>
       <w:r>
@@ -5499,13 +5112,8 @@
       </w:r>
       <w:proofErr w:type="spellEnd"/>
       <w:r>
-        <w:t>.</w:t>
-      </w:r>
-      <w:proofErr w:type="gramStart"/>
-      <w:r>
-        <w:t>*;</w:t>
-      </w:r>
-      <w:proofErr w:type="gramEnd"/>
+        <w:t>.*;</w:t>
+      </w:r>
     </w:p>
     <w:p>
       <w:r>
@@ -5515,57 +5123,29 @@
     </w:p>
     <w:p>
       <w:r>
-        <w:t xml:space="preserve">    int </w:t>
-      </w:r>
-      <w:proofErr w:type="gramStart"/>
-      <w:r>
-        <w:t>id;</w:t>
-      </w:r>
-      <w:proofErr w:type="gramEnd"/>
-    </w:p>
-    <w:p>
-      <w:r>
-        <w:t xml:space="preserve">    String </w:t>
-      </w:r>
-      <w:proofErr w:type="gramStart"/>
-      <w:r>
-        <w:t>name;</w:t>
-      </w:r>
-      <w:proofErr w:type="gramEnd"/>
+        <w:t xml:space="preserve">    int id;</w:t>
+      </w:r>
+    </w:p>
+    <w:p>
+      <w:r>
+        <w:t xml:space="preserve">    String name;</w:t>
+      </w:r>
     </w:p>
     <w:p/>
     <w:p>
       <w:r>
-        <w:t xml:space="preserve">    </w:t>
-      </w:r>
-      <w:proofErr w:type="gramStart"/>
-      <w:r>
-        <w:t>Product(</w:t>
-      </w:r>
-      <w:proofErr w:type="gramEnd"/>
-      <w:r>
-        <w:t>int id, String name) {</w:t>
-      </w:r>
-    </w:p>
-    <w:p>
-      <w:r>
-        <w:t xml:space="preserve">        this.id = </w:t>
-      </w:r>
-      <w:proofErr w:type="gramStart"/>
-      <w:r>
-        <w:t>id;</w:t>
-      </w:r>
-      <w:proofErr w:type="gramEnd"/>
-    </w:p>
-    <w:p>
-      <w:r>
-        <w:t xml:space="preserve">        this.name = </w:t>
-      </w:r>
-      <w:proofErr w:type="gramStart"/>
-      <w:r>
-        <w:t>name;</w:t>
-      </w:r>
-      <w:proofErr w:type="gramEnd"/>
+        <w:t xml:space="preserve">    Product(int id, String name) {</w:t>
+      </w:r>
+    </w:p>
+    <w:p>
+      <w:r>
+        <w:t xml:space="preserve">        this.id = id;</w:t>
+      </w:r>
+    </w:p>
+    <w:p>
+      <w:r>
+        <w:t xml:space="preserve">        this.name = name;</w:t>
+      </w:r>
     </w:p>
     <w:p>
       <w:r>
@@ -5593,15 +5173,7 @@
     </w:p>
     <w:p>
       <w:r>
-        <w:t xml:space="preserve">    public static void </w:t>
-      </w:r>
-      <w:proofErr w:type="gramStart"/>
-      <w:r>
-        <w:t>main(String[</w:t>
-      </w:r>
-      <w:proofErr w:type="gramEnd"/>
-      <w:r>
-        <w:t xml:space="preserve">] </w:t>
+        <w:t xml:space="preserve">    public static void main(String[] </w:t>
       </w:r>
       <w:proofErr w:type="spellStart"/>
       <w:r>
@@ -5622,87 +5194,38 @@
       </w:r>
       <w:proofErr w:type="spellEnd"/>
       <w:r>
-        <w:t>&lt;</w:t>
-      </w:r>
-      <w:proofErr w:type="gramStart"/>
-      <w:r>
-        <w:t>&gt;();</w:t>
-      </w:r>
-      <w:proofErr w:type="gramEnd"/>
+        <w:t>&lt;&gt;();</w:t>
+      </w:r>
     </w:p>
     <w:p>
       <w:r>
         <w:t xml:space="preserve">        </w:t>
       </w:r>
       <w:proofErr w:type="spellStart"/>
-      <w:proofErr w:type="gramStart"/>
       <w:r>
         <w:t>products.add</w:t>
       </w:r>
       <w:proofErr w:type="spellEnd"/>
       <w:r>
-        <w:t>(</w:t>
-      </w:r>
-      <w:proofErr w:type="gramEnd"/>
-      <w:r>
-        <w:t xml:space="preserve">new </w:t>
-      </w:r>
-      <w:proofErr w:type="gramStart"/>
-      <w:r>
-        <w:t>Product(</w:t>
-      </w:r>
-      <w:proofErr w:type="gramEnd"/>
-      <w:r>
-        <w:t>101, "Laptop")</w:t>
-      </w:r>
-      <w:proofErr w:type="gramStart"/>
-      <w:r>
-        <w:t>);</w:t>
-      </w:r>
-      <w:proofErr w:type="gramEnd"/>
+        <w:t>(new Product(101, "Laptop"));</w:t>
+      </w:r>
     </w:p>
     <w:p>
       <w:r>
         <w:t xml:space="preserve">        </w:t>
       </w:r>
       <w:proofErr w:type="spellStart"/>
-      <w:proofErr w:type="gramStart"/>
       <w:r>
         <w:t>products.add</w:t>
       </w:r>
       <w:proofErr w:type="spellEnd"/>
       <w:r>
-        <w:t>(</w:t>
-      </w:r>
-      <w:proofErr w:type="gramEnd"/>
-      <w:r>
-        <w:t xml:space="preserve">new </w:t>
-      </w:r>
-      <w:proofErr w:type="gramStart"/>
-      <w:r>
-        <w:t>Product(</w:t>
-      </w:r>
-      <w:proofErr w:type="gramEnd"/>
-      <w:r>
-        <w:t>102, "Mobile")</w:t>
-      </w:r>
-      <w:proofErr w:type="gramStart"/>
-      <w:r>
-        <w:t>);</w:t>
-      </w:r>
-      <w:proofErr w:type="gramEnd"/>
-    </w:p>
-    <w:p>
-      <w:r>
-        <w:t xml:space="preserve">        for (Product </w:t>
-      </w:r>
-      <w:proofErr w:type="gramStart"/>
-      <w:r>
-        <w:t>p :</w:t>
-      </w:r>
-      <w:proofErr w:type="gramEnd"/>
-      <w:r>
-        <w:t xml:space="preserve"> products) {</w:t>
+        <w:t>(new Product(102, "Mobile"));</w:t>
+      </w:r>
+    </w:p>
+    <w:p>
+      <w:r>
+        <w:t xml:space="preserve">        for (Product p : products) {</w:t>
       </w:r>
     </w:p>
     <w:p>
@@ -5715,13 +5238,8 @@
       </w:r>
       <w:proofErr w:type="spellEnd"/>
       <w:r>
-        <w:t>(p.id + " " + p.name</w:t>
-      </w:r>
-      <w:proofErr w:type="gramStart"/>
-      <w:r>
-        <w:t>);</w:t>
-      </w:r>
-      <w:proofErr w:type="gramEnd"/>
+        <w:t>(p.id + " " + p.name);</w:t>
+      </w:r>
     </w:p>
     <w:p>
       <w:r>
@@ -5760,13 +5278,8 @@
       </w:r>
       <w:proofErr w:type="spellEnd"/>
       <w:r>
-        <w:t>.</w:t>
-      </w:r>
-      <w:proofErr w:type="gramStart"/>
-      <w:r>
-        <w:t>*;</w:t>
-      </w:r>
-      <w:proofErr w:type="gramEnd"/>
+        <w:t>.*;</w:t>
+      </w:r>
     </w:p>
     <w:p>
       <w:r>
@@ -5783,15 +5296,7 @@
     </w:p>
     <w:p>
       <w:r>
-        <w:t xml:space="preserve">    public static void </w:t>
-      </w:r>
-      <w:proofErr w:type="gramStart"/>
-      <w:r>
-        <w:t>main(String[</w:t>
-      </w:r>
-      <w:proofErr w:type="gramEnd"/>
-      <w:r>
-        <w:t xml:space="preserve">] </w:t>
+        <w:t xml:space="preserve">    public static void main(String[] </w:t>
       </w:r>
       <w:proofErr w:type="spellStart"/>
       <w:r>
@@ -5812,13 +5317,8 @@
       </w:r>
       <w:proofErr w:type="spellEnd"/>
       <w:r>
-        <w:t>&lt;</w:t>
-      </w:r>
-      <w:proofErr w:type="gramStart"/>
-      <w:r>
-        <w:t>&gt;();</w:t>
-      </w:r>
-      <w:proofErr w:type="gramEnd"/>
+        <w:t>&lt;&gt;();</w:t>
+      </w:r>
     </w:p>
     <w:p>
       <w:r>
@@ -5866,11 +5366,9 @@
         <w:t>i</w:t>
       </w:r>
       <w:proofErr w:type="spellEnd"/>
-      <w:proofErr w:type="gramStart"/>
       <w:r>
         <w:t>);</w:t>
       </w:r>
-      <w:proofErr w:type="gramEnd"/>
     </w:p>
     <w:p>
       <w:r>
@@ -5888,36 +5386,21 @@
       </w:r>
       <w:proofErr w:type="spellEnd"/>
       <w:r>
-        <w:t>(</w:t>
-      </w:r>
-      <w:proofErr w:type="gramStart"/>
-      <w:r>
-        <w:t>);</w:t>
-      </w:r>
-      <w:proofErr w:type="gramEnd"/>
+        <w:t>();</w:t>
+      </w:r>
     </w:p>
     <w:p>
       <w:r>
         <w:t xml:space="preserve">        </w:t>
       </w:r>
       <w:proofErr w:type="spellStart"/>
-      <w:proofErr w:type="gramStart"/>
       <w:r>
         <w:t>list.get</w:t>
       </w:r>
       <w:proofErr w:type="spellEnd"/>
       <w:r>
-        <w:t>(</w:t>
-      </w:r>
-      <w:proofErr w:type="gramEnd"/>
-      <w:r>
-        <w:t>500_000</w:t>
-      </w:r>
-      <w:proofErr w:type="gramStart"/>
-      <w:r>
-        <w:t>);</w:t>
-      </w:r>
-      <w:proofErr w:type="gramEnd"/>
+        <w:t>(500_000);</w:t>
+      </w:r>
     </w:p>
     <w:p>
       <w:r>
@@ -5929,13 +5412,8 @@
       </w:r>
       <w:proofErr w:type="spellEnd"/>
       <w:r>
-        <w:t>(</w:t>
-      </w:r>
-      <w:proofErr w:type="gramStart"/>
-      <w:r>
-        <w:t>);</w:t>
-      </w:r>
-      <w:proofErr w:type="gramEnd"/>
+        <w:t>();</w:t>
+      </w:r>
     </w:p>
     <w:p/>
     <w:p>
@@ -5948,13 +5426,8 @@
       </w:r>
       <w:proofErr w:type="spellEnd"/>
       <w:r>
-        <w:t>("Access Time: " + (end - start)</w:t>
-      </w:r>
-      <w:proofErr w:type="gramStart"/>
-      <w:r>
-        <w:t>);</w:t>
-      </w:r>
-      <w:proofErr w:type="gramEnd"/>
+        <w:t>("Access Time: " + (end - start));</w:t>
+      </w:r>
     </w:p>
     <w:p>
       <w:r>
@@ -6007,43 +5480,35 @@
     </w:p>
     <w:p/>
     <w:p>
-      <w:proofErr w:type="gramStart"/>
       <w:r>
         <w:t>Node :</w:t>
       </w:r>
-      <w:proofErr w:type="gramEnd"/>
     </w:p>
     <w:p>
       <w:r>
         <w:t>Single linked list [</w:t>
       </w:r>
       <w:proofErr w:type="spellStart"/>
-      <w:proofErr w:type="gramStart"/>
       <w:r>
         <w:t>data,next</w:t>
       </w:r>
       <w:proofErr w:type="spellEnd"/>
-      <w:proofErr w:type="gramEnd"/>
       <w:r>
         <w:t>]-&gt;[</w:t>
       </w:r>
       <w:proofErr w:type="spellStart"/>
-      <w:proofErr w:type="gramStart"/>
       <w:r>
         <w:t>data,next</w:t>
       </w:r>
       <w:proofErr w:type="spellEnd"/>
-      <w:proofErr w:type="gramEnd"/>
       <w:r>
         <w:t>]-&gt;[</w:t>
       </w:r>
       <w:proofErr w:type="spellStart"/>
-      <w:proofErr w:type="gramStart"/>
       <w:r>
         <w:t>data,next</w:t>
       </w:r>
       <w:proofErr w:type="spellEnd"/>
-      <w:proofErr w:type="gramEnd"/>
       <w:r>
         <w:t>]</w:t>
       </w:r>
@@ -6056,63 +5521,7 @@
     </w:p>
     <w:p>
       <w:r>
-        <w:t>Double linked list null&lt;-[</w:t>
-      </w:r>
-      <w:proofErr w:type="gramStart"/>
-      <w:r>
-        <w:t>pre,data</w:t>
-      </w:r>
-      <w:proofErr w:type="gramEnd"/>
-      <w:r>
-        <w:t>,</w:t>
-      </w:r>
-      <w:proofErr w:type="gramStart"/>
-      <w:r>
-        <w:t>next]&lt;</w:t>
-      </w:r>
-      <w:proofErr w:type="gramEnd"/>
-      <w:r>
-        <w:t>-&gt;[</w:t>
-      </w:r>
-      <w:proofErr w:type="gramStart"/>
-      <w:r>
-        <w:t>pre,data</w:t>
-      </w:r>
-      <w:proofErr w:type="gramEnd"/>
-      <w:r>
-        <w:t>,</w:t>
-      </w:r>
-      <w:proofErr w:type="gramStart"/>
-      <w:r>
-        <w:t>next]&lt;</w:t>
-      </w:r>
-      <w:proofErr w:type="gramEnd"/>
-      <w:r>
-        <w:t>-&gt;[</w:t>
-      </w:r>
-      <w:proofErr w:type="gramStart"/>
-      <w:r>
-        <w:t>pre,data</w:t>
-      </w:r>
-      <w:proofErr w:type="gramEnd"/>
-      <w:r>
-        <w:t>,</w:t>
-      </w:r>
-      <w:proofErr w:type="gramStart"/>
-      <w:r>
-        <w:t>next]&lt;</w:t>
-      </w:r>
-      <w:proofErr w:type="gramEnd"/>
-      <w:r>
-        <w:t>-&gt;[</w:t>
-      </w:r>
-      <w:proofErr w:type="gramStart"/>
-      <w:r>
-        <w:t>pre,data</w:t>
-      </w:r>
-      <w:proofErr w:type="gramEnd"/>
-      <w:r>
-        <w:t>,next]</w:t>
+        <w:t>Double linked list null&lt;-[pre,data,next]&lt;-&gt;[pre,data,next]&lt;-&gt;[pre,data,next]&lt;-&gt;[pre,data,next]</w:t>
       </w:r>
       <w:r>
         <w:sym w:font="Wingdings" w:char="F0E0"/>
@@ -6324,13 +5733,8 @@
             <w:hideMark/>
           </w:tcPr>
           <w:p>
-            <w:proofErr w:type="gramStart"/>
             <w:r>
-              <w:t>O(</w:t>
-            </w:r>
-            <w:proofErr w:type="gramEnd"/>
-            <w:r>
-              <w:t>1)</w:t>
+              <w:t>O(1)</w:t>
             </w:r>
           </w:p>
         </w:tc>
@@ -6380,13 +5784,8 @@
       </w:r>
       <w:proofErr w:type="spellEnd"/>
       <w:r>
-        <w:t>.</w:t>
-      </w:r>
-      <w:proofErr w:type="gramStart"/>
-      <w:r>
-        <w:t>*;</w:t>
-      </w:r>
-      <w:proofErr w:type="gramEnd"/>
+        <w:t>.*;</w:t>
+      </w:r>
     </w:p>
     <w:p>
       <w:r>
@@ -6403,15 +5802,7 @@
     </w:p>
     <w:p>
       <w:r>
-        <w:t xml:space="preserve">    public static void </w:t>
-      </w:r>
-      <w:proofErr w:type="gramStart"/>
-      <w:r>
-        <w:t>main(String[</w:t>
-      </w:r>
-      <w:proofErr w:type="gramEnd"/>
-      <w:r>
-        <w:t xml:space="preserve">] </w:t>
+        <w:t xml:space="preserve">    public static void main(String[] </w:t>
       </w:r>
       <w:proofErr w:type="spellStart"/>
       <w:r>
@@ -6424,13 +5815,8 @@
     </w:p>
     <w:p>
       <w:r>
-        <w:t xml:space="preserve">        List&lt;String&gt; queue = new LinkedList&lt;</w:t>
-      </w:r>
-      <w:proofErr w:type="gramStart"/>
-      <w:r>
-        <w:t>&gt;();</w:t>
-      </w:r>
-      <w:proofErr w:type="gramEnd"/>
+        <w:t xml:space="preserve">        List&lt;String&gt; queue = new LinkedList&lt;&gt;();</w:t>
+      </w:r>
     </w:p>
     <w:p>
       <w:r>
@@ -6442,13 +5828,8 @@
       </w:r>
       <w:proofErr w:type="spellEnd"/>
       <w:r>
-        <w:t>("Person1"</w:t>
-      </w:r>
-      <w:proofErr w:type="gramStart"/>
-      <w:r>
-        <w:t>);</w:t>
-      </w:r>
-      <w:proofErr w:type="gramEnd"/>
+        <w:t>("Person1");</w:t>
+      </w:r>
     </w:p>
     <w:p>
       <w:r>
@@ -6460,36 +5841,21 @@
       </w:r>
       <w:proofErr w:type="spellEnd"/>
       <w:r>
-        <w:t>("Person2"</w:t>
-      </w:r>
-      <w:proofErr w:type="gramStart"/>
-      <w:r>
-        <w:t>);</w:t>
-      </w:r>
-      <w:proofErr w:type="gramEnd"/>
+        <w:t>("Person2");</w:t>
+      </w:r>
     </w:p>
     <w:p>
       <w:r>
         <w:t xml:space="preserve">        </w:t>
       </w:r>
       <w:proofErr w:type="spellStart"/>
-      <w:proofErr w:type="gramStart"/>
       <w:r>
         <w:t>queue.add</w:t>
       </w:r>
       <w:proofErr w:type="spellEnd"/>
       <w:r>
-        <w:t>(</w:t>
-      </w:r>
-      <w:proofErr w:type="gramEnd"/>
-      <w:r>
-        <w:t>1, "VIP"</w:t>
-      </w:r>
-      <w:proofErr w:type="gramStart"/>
-      <w:r>
-        <w:t>);</w:t>
-      </w:r>
-      <w:proofErr w:type="gramEnd"/>
+        <w:t>(1, "VIP");</w:t>
+      </w:r>
     </w:p>
     <w:p/>
     <w:p>
@@ -6502,13 +5868,8 @@
       </w:r>
       <w:proofErr w:type="spellEnd"/>
       <w:r>
-        <w:t>(queue</w:t>
-      </w:r>
-      <w:proofErr w:type="gramStart"/>
-      <w:r>
-        <w:t>);</w:t>
-      </w:r>
-      <w:proofErr w:type="gramEnd"/>
+        <w:t>(queue);</w:t>
+      </w:r>
     </w:p>
     <w:p>
       <w:r>
@@ -6552,13 +5913,8 @@
       </w:r>
       <w:proofErr w:type="spellEnd"/>
       <w:r>
-        <w:t>.</w:t>
-      </w:r>
-      <w:proofErr w:type="gramStart"/>
-      <w:r>
-        <w:t>*;</w:t>
-      </w:r>
-      <w:proofErr w:type="gramEnd"/>
+        <w:t>.*;</w:t>
+      </w:r>
     </w:p>
     <w:p>
       <w:r>
@@ -6575,15 +5931,7 @@
     </w:p>
     <w:p>
       <w:r>
-        <w:t xml:space="preserve">    public static void </w:t>
-      </w:r>
-      <w:proofErr w:type="gramStart"/>
-      <w:r>
-        <w:t>main(String[</w:t>
-      </w:r>
-      <w:proofErr w:type="gramEnd"/>
-      <w:r>
-        <w:t xml:space="preserve">] </w:t>
+        <w:t xml:space="preserve">    public static void main(String[] </w:t>
       </w:r>
       <w:proofErr w:type="spellStart"/>
       <w:r>
@@ -6596,99 +5944,60 @@
     </w:p>
     <w:p>
       <w:r>
-        <w:t xml:space="preserve">        LinkedList&lt;String&gt; playlist = new LinkedList&lt;</w:t>
-      </w:r>
-      <w:proofErr w:type="gramStart"/>
-      <w:r>
-        <w:t>&gt;();</w:t>
-      </w:r>
-      <w:proofErr w:type="gramEnd"/>
+        <w:t xml:space="preserve">        LinkedList&lt;String&gt; playlist = new LinkedList&lt;&gt;();</w:t>
+      </w:r>
     </w:p>
     <w:p>
       <w:r>
         <w:t xml:space="preserve">        </w:t>
       </w:r>
       <w:proofErr w:type="spellStart"/>
-      <w:proofErr w:type="gramStart"/>
       <w:r>
         <w:t>playlist.add</w:t>
       </w:r>
       <w:proofErr w:type="spellEnd"/>
       <w:r>
-        <w:t>(</w:t>
-      </w:r>
-      <w:proofErr w:type="gramEnd"/>
-      <w:r>
-        <w:t>"Song A"</w:t>
-      </w:r>
-      <w:proofErr w:type="gramStart"/>
-      <w:r>
-        <w:t>);</w:t>
-      </w:r>
-      <w:proofErr w:type="gramEnd"/>
+        <w:t>("Song A");</w:t>
+      </w:r>
     </w:p>
     <w:p>
       <w:r>
         <w:t xml:space="preserve">        </w:t>
       </w:r>
       <w:proofErr w:type="spellStart"/>
-      <w:proofErr w:type="gramStart"/>
       <w:r>
         <w:t>playlist.add</w:t>
       </w:r>
       <w:proofErr w:type="spellEnd"/>
       <w:r>
-        <w:t>(</w:t>
-      </w:r>
-      <w:proofErr w:type="gramEnd"/>
-      <w:r>
-        <w:t>"Song B"</w:t>
-      </w:r>
-      <w:proofErr w:type="gramStart"/>
-      <w:r>
-        <w:t>);</w:t>
-      </w:r>
-      <w:proofErr w:type="gramEnd"/>
+        <w:t>("Song B");</w:t>
+      </w:r>
     </w:p>
     <w:p>
       <w:r>
         <w:t xml:space="preserve">        </w:t>
       </w:r>
       <w:proofErr w:type="spellStart"/>
-      <w:proofErr w:type="gramStart"/>
       <w:r>
         <w:t>playlist.addFirst</w:t>
       </w:r>
       <w:proofErr w:type="spellEnd"/>
-      <w:proofErr w:type="gramEnd"/>
-      <w:r>
-        <w:t>("Intro"</w:t>
-      </w:r>
-      <w:proofErr w:type="gramStart"/>
-      <w:r>
-        <w:t>);</w:t>
-      </w:r>
-      <w:proofErr w:type="gramEnd"/>
+      <w:r>
+        <w:t>("Intro");</w:t>
+      </w:r>
     </w:p>
     <w:p>
       <w:r>
         <w:t xml:space="preserve">        </w:t>
       </w:r>
       <w:proofErr w:type="spellStart"/>
-      <w:proofErr w:type="gramStart"/>
       <w:r>
         <w:t>playlist.addLast</w:t>
       </w:r>
       <w:proofErr w:type="spellEnd"/>
-      <w:proofErr w:type="gramEnd"/>
-      <w:r>
-        <w:t>("Outro"</w:t>
-      </w:r>
-      <w:proofErr w:type="gramStart"/>
-      <w:r>
-        <w:t>);</w:t>
-      </w:r>
-      <w:proofErr w:type="gramEnd"/>
+      <w:r>
+        <w:t>("Outro");</w:t>
+      </w:r>
     </w:p>
     <w:p>
       <w:r>
@@ -6700,13 +6009,8 @@
       </w:r>
       <w:proofErr w:type="spellEnd"/>
       <w:r>
-        <w:t>(playlist</w:t>
-      </w:r>
-      <w:proofErr w:type="gramStart"/>
-      <w:r>
-        <w:t>);</w:t>
-      </w:r>
-      <w:proofErr w:type="gramEnd"/>
+        <w:t>(playlist);</w:t>
+      </w:r>
     </w:p>
     <w:p>
       <w:r>
@@ -6751,13 +6055,8 @@
       </w:r>
       <w:proofErr w:type="spellEnd"/>
       <w:r>
-        <w:t>.</w:t>
-      </w:r>
-      <w:proofErr w:type="gramStart"/>
-      <w:r>
-        <w:t>*;</w:t>
-      </w:r>
-      <w:proofErr w:type="gramEnd"/>
+        <w:t>.*;</w:t>
+      </w:r>
     </w:p>
     <w:p>
       <w:r>
@@ -6774,15 +6073,7 @@
     </w:p>
     <w:p>
       <w:r>
-        <w:t xml:space="preserve">    public static void </w:t>
-      </w:r>
-      <w:proofErr w:type="gramStart"/>
-      <w:r>
-        <w:t>main(String[</w:t>
-      </w:r>
-      <w:proofErr w:type="gramEnd"/>
-      <w:r>
-        <w:t xml:space="preserve">] </w:t>
+        <w:t xml:space="preserve">    public static void main(String[] </w:t>
       </w:r>
       <w:proofErr w:type="spellStart"/>
       <w:r>
@@ -6795,73 +6086,47 @@
     </w:p>
     <w:p>
       <w:r>
-        <w:t xml:space="preserve">        LinkedList&lt;String&gt; actions = new LinkedList&lt;</w:t>
-      </w:r>
-      <w:proofErr w:type="gramStart"/>
-      <w:r>
-        <w:t>&gt;();</w:t>
-      </w:r>
-      <w:proofErr w:type="gramEnd"/>
+        <w:t xml:space="preserve">        LinkedList&lt;String&gt; actions = new LinkedList&lt;&gt;();</w:t>
+      </w:r>
     </w:p>
     <w:p>
       <w:r>
         <w:t xml:space="preserve">        </w:t>
       </w:r>
       <w:proofErr w:type="spellStart"/>
-      <w:proofErr w:type="gramStart"/>
       <w:r>
         <w:t>actions.push</w:t>
       </w:r>
       <w:proofErr w:type="spellEnd"/>
-      <w:proofErr w:type="gramEnd"/>
-      <w:r>
-        <w:t>("Typed A"</w:t>
-      </w:r>
-      <w:proofErr w:type="gramStart"/>
-      <w:r>
-        <w:t>);</w:t>
-      </w:r>
-      <w:proofErr w:type="gramEnd"/>
+      <w:r>
+        <w:t>("Typed A");</w:t>
+      </w:r>
     </w:p>
     <w:p>
       <w:r>
         <w:t xml:space="preserve">        </w:t>
       </w:r>
       <w:proofErr w:type="spellStart"/>
-      <w:proofErr w:type="gramStart"/>
       <w:r>
         <w:t>actions.push</w:t>
       </w:r>
       <w:proofErr w:type="spellEnd"/>
-      <w:proofErr w:type="gramEnd"/>
-      <w:r>
-        <w:t>("Typed B"</w:t>
-      </w:r>
-      <w:proofErr w:type="gramStart"/>
-      <w:r>
-        <w:t>);</w:t>
-      </w:r>
-      <w:proofErr w:type="gramEnd"/>
+      <w:r>
+        <w:t>("Typed B");</w:t>
+      </w:r>
     </w:p>
     <w:p>
       <w:r>
         <w:t xml:space="preserve">        </w:t>
       </w:r>
       <w:proofErr w:type="spellStart"/>
-      <w:proofErr w:type="gramStart"/>
       <w:r>
         <w:t>actions.push</w:t>
       </w:r>
       <w:proofErr w:type="spellEnd"/>
-      <w:proofErr w:type="gramEnd"/>
-      <w:r>
-        <w:t>("Deleted B"</w:t>
-      </w:r>
-      <w:proofErr w:type="gramStart"/>
-      <w:r>
-        <w:t>);</w:t>
-      </w:r>
-      <w:proofErr w:type="gramEnd"/>
+      <w:r>
+        <w:t>("Deleted B");</w:t>
+      </w:r>
     </w:p>
     <w:p>
       <w:r>
@@ -6876,23 +6141,13 @@
         <w:t xml:space="preserve">("Undo: " + </w:t>
       </w:r>
       <w:proofErr w:type="spellStart"/>
-      <w:proofErr w:type="gramStart"/>
       <w:r>
         <w:t>actions.pop</w:t>
       </w:r>
       <w:proofErr w:type="spellEnd"/>
       <w:r>
-        <w:t>(</w:t>
-      </w:r>
-      <w:proofErr w:type="gramEnd"/>
-      <w:r>
-        <w:t>)</w:t>
-      </w:r>
-      <w:proofErr w:type="gramStart"/>
-      <w:r>
-        <w:t>);</w:t>
-      </w:r>
-      <w:proofErr w:type="gramEnd"/>
+        <w:t>());</w:t>
+      </w:r>
     </w:p>
     <w:p>
       <w:r>
@@ -6904,13 +6159,8 @@
       </w:r>
       <w:proofErr w:type="spellEnd"/>
       <w:r>
-        <w:t>("Remaining: " + actions</w:t>
-      </w:r>
-      <w:proofErr w:type="gramStart"/>
-      <w:r>
-        <w:t>);</w:t>
-      </w:r>
-      <w:proofErr w:type="gramEnd"/>
+        <w:t>("Remaining: " + actions);</w:t>
+      </w:r>
     </w:p>
     <w:p>
       <w:r>
@@ -7085,13 +6335,8 @@
       </w:r>
       <w:proofErr w:type="spellEnd"/>
       <w:r>
-        <w:t>.</w:t>
-      </w:r>
-      <w:proofErr w:type="gramStart"/>
-      <w:r>
-        <w:t>*;</w:t>
-      </w:r>
-      <w:proofErr w:type="gramEnd"/>
+        <w:t>.*;</w:t>
+      </w:r>
     </w:p>
     <w:p>
       <w:r>
@@ -7109,15 +6354,7 @@
     <w:p>
       <w:r>
         <w:lastRenderedPageBreak/>
-        <w:t xml:space="preserve">    public static void </w:t>
-      </w:r>
-      <w:proofErr w:type="gramStart"/>
-      <w:r>
-        <w:t>main(String[</w:t>
-      </w:r>
-      <w:proofErr w:type="gramEnd"/>
-      <w:r>
-        <w:t xml:space="preserve">] </w:t>
+        <w:t xml:space="preserve">    public static void main(String[] </w:t>
       </w:r>
       <w:proofErr w:type="spellStart"/>
       <w:r>
@@ -7130,13 +6367,8 @@
     </w:p>
     <w:p>
       <w:r>
-        <w:t xml:space="preserve">        Vector&lt;String&gt; v = new Vector&lt;</w:t>
-      </w:r>
-      <w:proofErr w:type="gramStart"/>
-      <w:r>
-        <w:t>&gt;();</w:t>
-      </w:r>
-      <w:proofErr w:type="gramEnd"/>
+        <w:t xml:space="preserve">        Vector&lt;String&gt; v = new Vector&lt;&gt;();</w:t>
+      </w:r>
     </w:p>
     <w:p>
       <w:r>
@@ -7148,13 +6380,8 @@
       </w:r>
       <w:proofErr w:type="spellEnd"/>
       <w:r>
-        <w:t>("Java"</w:t>
-      </w:r>
-      <w:proofErr w:type="gramStart"/>
-      <w:r>
-        <w:t>);</w:t>
-      </w:r>
-      <w:proofErr w:type="gramEnd"/>
+        <w:t>("Java");</w:t>
+      </w:r>
     </w:p>
     <w:p>
       <w:r>
@@ -7166,13 +6393,8 @@
       </w:r>
       <w:proofErr w:type="spellEnd"/>
       <w:r>
-        <w:t>("Spring"</w:t>
-      </w:r>
-      <w:proofErr w:type="gramStart"/>
-      <w:r>
-        <w:t>);</w:t>
-      </w:r>
-      <w:proofErr w:type="gramEnd"/>
+        <w:t>("Spring");</w:t>
+      </w:r>
     </w:p>
     <w:p>
       <w:r>
@@ -7184,13 +6406,8 @@
       </w:r>
       <w:proofErr w:type="spellEnd"/>
       <w:r>
-        <w:t>(v</w:t>
-      </w:r>
-      <w:proofErr w:type="gramStart"/>
-      <w:r>
-        <w:t>);</w:t>
-      </w:r>
-      <w:proofErr w:type="gramEnd"/>
+        <w:t>(v);</w:t>
+      </w:r>
     </w:p>
     <w:p>
       <w:r>
@@ -7226,13 +6443,8 @@
       </w:r>
       <w:proofErr w:type="spellEnd"/>
       <w:r>
-        <w:t>.</w:t>
-      </w:r>
-      <w:proofErr w:type="gramStart"/>
-      <w:r>
-        <w:t>*;</w:t>
-      </w:r>
-      <w:proofErr w:type="gramEnd"/>
+        <w:t>.*;</w:t>
+      </w:r>
     </w:p>
     <w:p>
       <w:r>
@@ -7249,15 +6461,7 @@
     </w:p>
     <w:p>
       <w:r>
-        <w:t xml:space="preserve">    public static void </w:t>
-      </w:r>
-      <w:proofErr w:type="gramStart"/>
-      <w:r>
-        <w:t>main(String[</w:t>
-      </w:r>
-      <w:proofErr w:type="gramEnd"/>
-      <w:r>
-        <w:t xml:space="preserve">] </w:t>
+        <w:t xml:space="preserve">    public static void main(String[] </w:t>
       </w:r>
       <w:proofErr w:type="spellStart"/>
       <w:r>
@@ -7270,25 +6474,12 @@
     </w:p>
     <w:p>
       <w:r>
-        <w:t xml:space="preserve">        Vector&lt;Integer&gt; v = new Vector&lt;</w:t>
-      </w:r>
-      <w:proofErr w:type="gramStart"/>
-      <w:r>
-        <w:t>&gt;();</w:t>
-      </w:r>
-      <w:proofErr w:type="gramEnd"/>
-    </w:p>
-    <w:p>
-      <w:r>
-        <w:t xml:space="preserve">        Thread t1 = new </w:t>
-      </w:r>
-      <w:proofErr w:type="gramStart"/>
-      <w:r>
-        <w:t>Thread(</w:t>
-      </w:r>
-      <w:proofErr w:type="gramEnd"/>
-      <w:r>
-        <w:t>() -&gt; {</w:t>
+        <w:t xml:space="preserve">        Vector&lt;Integer&gt; v = new Vector&lt;&gt;();</w:t>
+      </w:r>
+    </w:p>
+    <w:p>
+      <w:r>
+        <w:t xml:space="preserve">        Thread t1 = new Thread(() -&gt; {</w:t>
       </w:r>
     </w:p>
     <w:p>
@@ -7332,127 +6523,79 @@
         <w:t>i</w:t>
       </w:r>
       <w:proofErr w:type="spellEnd"/>
-      <w:proofErr w:type="gramStart"/>
       <w:r>
         <w:t>);</w:t>
       </w:r>
-      <w:proofErr w:type="gramEnd"/>
-    </w:p>
-    <w:p>
-      <w:r>
-        <w:t xml:space="preserve">        }</w:t>
-      </w:r>
-      <w:proofErr w:type="gramStart"/>
+    </w:p>
+    <w:p>
+      <w:r>
+        <w:t xml:space="preserve">        });</w:t>
+      </w:r>
+    </w:p>
+    <w:p>
+      <w:r>
+        <w:t xml:space="preserve">        Thread t2 = new Thread(() -&gt; {</w:t>
+      </w:r>
+    </w:p>
+    <w:p>
+      <w:r>
+        <w:t xml:space="preserve">            for (int </w:t>
+      </w:r>
+      <w:proofErr w:type="spellStart"/>
+      <w:r>
+        <w:t>i</w:t>
+      </w:r>
+      <w:proofErr w:type="spellEnd"/>
+      <w:r>
+        <w:t xml:space="preserve"> = 1000; </w:t>
+      </w:r>
+      <w:proofErr w:type="spellStart"/>
+      <w:r>
+        <w:t>i</w:t>
+      </w:r>
+      <w:proofErr w:type="spellEnd"/>
+      <w:r>
+        <w:t xml:space="preserve"> &lt; 2000; </w:t>
+      </w:r>
+      <w:proofErr w:type="spellStart"/>
+      <w:r>
+        <w:t>i</w:t>
+      </w:r>
+      <w:proofErr w:type="spellEnd"/>
+      <w:r>
+        <w:t xml:space="preserve">++) </w:t>
+      </w:r>
+      <w:proofErr w:type="spellStart"/>
+      <w:r>
+        <w:t>v.add</w:t>
+      </w:r>
+      <w:proofErr w:type="spellEnd"/>
+      <w:r>
+        <w:t>(</w:t>
+      </w:r>
+      <w:proofErr w:type="spellStart"/>
+      <w:r>
+        <w:t>i</w:t>
+      </w:r>
+      <w:proofErr w:type="spellEnd"/>
       <w:r>
         <w:t>);</w:t>
       </w:r>
-      <w:proofErr w:type="gramEnd"/>
-    </w:p>
-    <w:p>
-      <w:r>
-        <w:t xml:space="preserve">        Thread t2 = new </w:t>
-      </w:r>
-      <w:proofErr w:type="gramStart"/>
-      <w:r>
-        <w:t>Thread(</w:t>
-      </w:r>
-      <w:proofErr w:type="gramEnd"/>
-      <w:r>
-        <w:t>() -&gt; {</w:t>
-      </w:r>
-    </w:p>
-    <w:p>
-      <w:r>
-        <w:t xml:space="preserve">            for (int </w:t>
-      </w:r>
-      <w:proofErr w:type="spellStart"/>
-      <w:r>
-        <w:t>i</w:t>
-      </w:r>
-      <w:proofErr w:type="spellEnd"/>
-      <w:r>
-        <w:t xml:space="preserve"> = 1000; </w:t>
-      </w:r>
-      <w:proofErr w:type="spellStart"/>
-      <w:r>
-        <w:t>i</w:t>
-      </w:r>
-      <w:proofErr w:type="spellEnd"/>
-      <w:r>
-        <w:t xml:space="preserve"> &lt; 2000; </w:t>
-      </w:r>
-      <w:proofErr w:type="spellStart"/>
-      <w:r>
-        <w:t>i</w:t>
-      </w:r>
-      <w:proofErr w:type="spellEnd"/>
-      <w:r>
-        <w:t xml:space="preserve">++) </w:t>
-      </w:r>
-      <w:proofErr w:type="spellStart"/>
-      <w:r>
-        <w:t>v.add</w:t>
-      </w:r>
-      <w:proofErr w:type="spellEnd"/>
-      <w:r>
-        <w:t>(</w:t>
-      </w:r>
-      <w:proofErr w:type="spellStart"/>
-      <w:r>
-        <w:t>i</w:t>
-      </w:r>
-      <w:proofErr w:type="spellEnd"/>
-      <w:proofErr w:type="gramStart"/>
-      <w:r>
-        <w:t>);</w:t>
-      </w:r>
-      <w:proofErr w:type="gramEnd"/>
-    </w:p>
-    <w:p>
-      <w:r>
-        <w:t xml:space="preserve">        }</w:t>
-      </w:r>
-      <w:proofErr w:type="gramStart"/>
-      <w:r>
-        <w:t>);</w:t>
-      </w:r>
-      <w:proofErr w:type="gramEnd"/>
-    </w:p>
-    <w:p>
-      <w:r>
-        <w:t xml:space="preserve">        t</w:t>
-      </w:r>
-      <w:proofErr w:type="gramStart"/>
-      <w:r>
-        <w:t>1.start</w:t>
-      </w:r>
-      <w:proofErr w:type="gramEnd"/>
-      <w:r>
-        <w:t>(</w:t>
-      </w:r>
-      <w:proofErr w:type="gramStart"/>
-      <w:r>
-        <w:t>);</w:t>
-      </w:r>
-      <w:proofErr w:type="gramEnd"/>
-    </w:p>
-    <w:p>
-      <w:r>
-        <w:t xml:space="preserve">        t</w:t>
-      </w:r>
-      <w:proofErr w:type="gramStart"/>
-      <w:r>
-        <w:t>2.start</w:t>
-      </w:r>
-      <w:proofErr w:type="gramEnd"/>
-      <w:r>
-        <w:t>(</w:t>
-      </w:r>
-      <w:proofErr w:type="gramStart"/>
-      <w:r>
-        <w:t>);</w:t>
-      </w:r>
-      <w:proofErr w:type="gramEnd"/>
+    </w:p>
+    <w:p>
+      <w:r>
+        <w:t xml:space="preserve">        });</w:t>
+      </w:r>
+    </w:p>
+    <w:p>
+      <w:r>
+        <w:t xml:space="preserve">        t1.start();</w:t>
+      </w:r>
+    </w:p>
+    <w:p>
+      <w:r>
+        <w:t xml:space="preserve">        t2.start();</w:t>
+      </w:r>
     </w:p>
     <w:p>
       <w:r>
@@ -7954,21 +7097,8 @@
       </w:r>
       <w:proofErr w:type="spellEnd"/>
       <w:r>
-        <w:t>&lt;</w:t>
-      </w:r>
-      <w:proofErr w:type="gramStart"/>
-      <w:r>
-        <w:t>&gt;(</w:t>
-      </w:r>
-      <w:proofErr w:type="gramEnd"/>
-      <w:r>
-        <w:t>)</w:t>
-      </w:r>
-      <w:proofErr w:type="gramStart"/>
-      <w:r>
-        <w:t>);</w:t>
-      </w:r>
-      <w:proofErr w:type="gramEnd"/>
+        <w:t>&lt;&gt;());</w:t>
+      </w:r>
     </w:p>
     <w:p>
       <w:r>
@@ -8003,16 +7133,8 @@
         <w:rPr>
           <w:highlight w:val="yellow"/>
         </w:rPr>
-        <w:t>&lt;</w:t>
-      </w:r>
-      <w:proofErr w:type="gramStart"/>
-      <w:r>
-        <w:rPr>
-          <w:highlight w:val="yellow"/>
-        </w:rPr>
-        <w:t>&gt;();</w:t>
-      </w:r>
-      <w:proofErr w:type="gramEnd"/>
+        <w:t>&lt;&gt;();</w:t>
+      </w:r>
     </w:p>
     <w:p>
       <w:r>
@@ -8106,23 +7228,7 @@
           <w:b/>
           <w:bCs/>
         </w:rPr>
-        <w:t xml:space="preserve">FIFO (First </w:t>
-      </w:r>
-      <w:proofErr w:type="gramStart"/>
-      <w:r>
-        <w:rPr>
-          <w:b/>
-          <w:bCs/>
-        </w:rPr>
-        <w:t>In</w:t>
-      </w:r>
-      <w:proofErr w:type="gramEnd"/>
-      <w:r>
-        <w:rPr>
-          <w:b/>
-          <w:bCs/>
-        </w:rPr>
-        <w:t xml:space="preserve"> First Out)</w:t>
+        <w:t>FIFO (First In First Out)</w:t>
       </w:r>
       <w:r>
         <w:t xml:space="preserve"> order.</w:t>
@@ -8337,13 +7443,8 @@
           <w:numId w:val="79"/>
         </w:numPr>
       </w:pPr>
-      <w:proofErr w:type="gramStart"/>
-      <w:r>
-        <w:t>add(</w:t>
-      </w:r>
-      <w:proofErr w:type="gramEnd"/>
-      <w:r>
-        <w:t>E e) → throws exception if fails</w:t>
+      <w:r>
+        <w:t>add(E e) → throws exception if fails</w:t>
       </w:r>
     </w:p>
     <w:p>
@@ -8353,13 +7454,8 @@
           <w:numId w:val="79"/>
         </w:numPr>
       </w:pPr>
-      <w:proofErr w:type="gramStart"/>
-      <w:r>
-        <w:t>offer(</w:t>
-      </w:r>
-      <w:proofErr w:type="gramEnd"/>
-      <w:r>
-        <w:t>E e) → returns false if fails</w:t>
+      <w:r>
+        <w:t>offer(E e) → returns false if fails</w:t>
       </w:r>
     </w:p>
     <w:p>
@@ -8384,13 +7480,8 @@
           <w:numId w:val="80"/>
         </w:numPr>
       </w:pPr>
-      <w:proofErr w:type="gramStart"/>
-      <w:r>
-        <w:t>remove(</w:t>
-      </w:r>
-      <w:proofErr w:type="gramEnd"/>
-      <w:r>
-        <w:t>) → throws exception if empty</w:t>
+      <w:r>
+        <w:t>remove() → throws exception if empty</w:t>
       </w:r>
     </w:p>
     <w:p>
@@ -8400,13 +7491,8 @@
           <w:numId w:val="80"/>
         </w:numPr>
       </w:pPr>
-      <w:proofErr w:type="gramStart"/>
-      <w:r>
-        <w:t>poll(</w:t>
-      </w:r>
-      <w:proofErr w:type="gramEnd"/>
-      <w:r>
-        <w:t>) → returns null if empty</w:t>
+      <w:r>
+        <w:t>poll() → returns null if empty</w:t>
       </w:r>
     </w:p>
     <w:p>
@@ -8431,13 +7517,8 @@
           <w:numId w:val="81"/>
         </w:numPr>
       </w:pPr>
-      <w:proofErr w:type="gramStart"/>
-      <w:r>
-        <w:t>element(</w:t>
-      </w:r>
-      <w:proofErr w:type="gramEnd"/>
-      <w:r>
-        <w:t>) → throws exception if empty</w:t>
+      <w:r>
+        <w:t>element() → throws exception if empty</w:t>
       </w:r>
     </w:p>
     <w:p>
@@ -8447,13 +7528,8 @@
           <w:numId w:val="81"/>
         </w:numPr>
       </w:pPr>
-      <w:proofErr w:type="gramStart"/>
-      <w:r>
-        <w:t>peek(</w:t>
-      </w:r>
-      <w:proofErr w:type="gramEnd"/>
-      <w:r>
-        <w:t>) → returns null if empty</w:t>
+      <w:r>
+        <w:t>peek() → returns null if empty</w:t>
       </w:r>
     </w:p>
     <w:p>
@@ -8461,91 +7537,7 @@
         <w:rPr>
           <w:highlight w:val="yellow"/>
         </w:rPr>
-        <w:t xml:space="preserve">Interview point: </w:t>
-      </w:r>
-      <w:proofErr w:type="gramStart"/>
-      <w:r>
-        <w:rPr>
-          <w:highlight w:val="yellow"/>
-        </w:rPr>
-        <w:t>offer(</w:t>
-      </w:r>
-      <w:proofErr w:type="gramEnd"/>
-      <w:r>
-        <w:rPr>
-          <w:highlight w:val="yellow"/>
-        </w:rPr>
-        <w:t xml:space="preserve">), </w:t>
-      </w:r>
-      <w:proofErr w:type="gramStart"/>
-      <w:r>
-        <w:rPr>
-          <w:highlight w:val="yellow"/>
-        </w:rPr>
-        <w:t>poll(</w:t>
-      </w:r>
-      <w:proofErr w:type="gramEnd"/>
-      <w:r>
-        <w:rPr>
-          <w:highlight w:val="yellow"/>
-        </w:rPr>
-        <w:t xml:space="preserve">), </w:t>
-      </w:r>
-      <w:proofErr w:type="gramStart"/>
-      <w:r>
-        <w:rPr>
-          <w:highlight w:val="yellow"/>
-        </w:rPr>
-        <w:t>peek(</w:t>
-      </w:r>
-      <w:proofErr w:type="gramEnd"/>
-      <w:r>
-        <w:rPr>
-          <w:highlight w:val="yellow"/>
-        </w:rPr>
-        <w:t xml:space="preserve">) are safer than </w:t>
-      </w:r>
-      <w:proofErr w:type="gramStart"/>
-      <w:r>
-        <w:rPr>
-          <w:highlight w:val="yellow"/>
-        </w:rPr>
-        <w:t>add(</w:t>
-      </w:r>
-      <w:proofErr w:type="gramEnd"/>
-      <w:r>
-        <w:rPr>
-          <w:highlight w:val="yellow"/>
-        </w:rPr>
-        <w:t xml:space="preserve">), </w:t>
-      </w:r>
-      <w:proofErr w:type="gramStart"/>
-      <w:r>
-        <w:rPr>
-          <w:highlight w:val="yellow"/>
-        </w:rPr>
-        <w:t>remove(</w:t>
-      </w:r>
-      <w:proofErr w:type="gramEnd"/>
-      <w:r>
-        <w:rPr>
-          <w:highlight w:val="yellow"/>
-        </w:rPr>
-        <w:t xml:space="preserve">), </w:t>
-      </w:r>
-      <w:proofErr w:type="gramStart"/>
-      <w:r>
-        <w:rPr>
-          <w:highlight w:val="yellow"/>
-        </w:rPr>
-        <w:t>element(</w:t>
-      </w:r>
-      <w:proofErr w:type="gramEnd"/>
-      <w:r>
-        <w:rPr>
-          <w:highlight w:val="yellow"/>
-        </w:rPr>
-        <w:t>).</w:t>
+        <w:t>Interview point: offer(), poll(), peek() are safer than add(), remove(), element().</w:t>
       </w:r>
     </w:p>
     <w:p>
@@ -8984,15 +7976,7 @@
         </w:numPr>
       </w:pPr>
       <w:r>
-        <w:t xml:space="preserve">add / offer → </w:t>
-      </w:r>
-      <w:proofErr w:type="gramStart"/>
-      <w:r>
-        <w:t>O(</w:t>
-      </w:r>
-      <w:proofErr w:type="gramEnd"/>
-      <w:r>
-        <w:t>1)</w:t>
+        <w:t>add / offer → O(1)</w:t>
       </w:r>
     </w:p>
     <w:p>
@@ -9003,15 +7987,7 @@
         </w:numPr>
       </w:pPr>
       <w:r>
-        <w:t xml:space="preserve">remove / poll → </w:t>
-      </w:r>
-      <w:proofErr w:type="gramStart"/>
-      <w:r>
-        <w:t>O(</w:t>
-      </w:r>
-      <w:proofErr w:type="gramEnd"/>
-      <w:r>
-        <w:t>1)</w:t>
+        <w:t>remove / poll → O(1)</w:t>
       </w:r>
     </w:p>
     <w:p>
@@ -9022,15 +7998,7 @@
         </w:numPr>
       </w:pPr>
       <w:r>
-        <w:t xml:space="preserve">peek → </w:t>
-      </w:r>
-      <w:proofErr w:type="gramStart"/>
-      <w:r>
-        <w:t>O(</w:t>
-      </w:r>
-      <w:proofErr w:type="gramEnd"/>
-      <w:r>
-        <w:t>1)</w:t>
+        <w:t>peek → O(1)</w:t>
       </w:r>
     </w:p>
     <w:p>
@@ -9106,13 +8074,8 @@
       </w:r>
       <w:proofErr w:type="spellEnd"/>
       <w:r>
-        <w:t>.</w:t>
-      </w:r>
-      <w:proofErr w:type="gramStart"/>
-      <w:r>
-        <w:t>*;</w:t>
-      </w:r>
-      <w:proofErr w:type="gramEnd"/>
+        <w:t>.*;</w:t>
+      </w:r>
     </w:p>
     <w:p>
       <w:r>
@@ -9129,15 +8092,7 @@
     </w:p>
     <w:p>
       <w:r>
-        <w:t xml:space="preserve">    public static void </w:t>
-      </w:r>
-      <w:proofErr w:type="gramStart"/>
-      <w:r>
-        <w:t>main(String[</w:t>
-      </w:r>
-      <w:proofErr w:type="gramEnd"/>
-      <w:r>
-        <w:t xml:space="preserve">] </w:t>
+        <w:t xml:space="preserve">    public static void main(String[] </w:t>
       </w:r>
       <w:proofErr w:type="spellStart"/>
       <w:r>
@@ -9150,53 +8105,34 @@
     </w:p>
     <w:p>
       <w:r>
-        <w:t xml:space="preserve">        Queue&lt;String&gt; queue = new LinkedList&lt;</w:t>
-      </w:r>
-      <w:proofErr w:type="gramStart"/>
-      <w:r>
-        <w:t>&gt;();</w:t>
-      </w:r>
-      <w:proofErr w:type="gramEnd"/>
+        <w:t xml:space="preserve">        Queue&lt;String&gt; queue = new LinkedList&lt;&gt;();</w:t>
+      </w:r>
     </w:p>
     <w:p>
       <w:r>
         <w:t xml:space="preserve">        </w:t>
       </w:r>
       <w:proofErr w:type="spellStart"/>
-      <w:proofErr w:type="gramStart"/>
       <w:r>
         <w:t>queue.offer</w:t>
       </w:r>
       <w:proofErr w:type="spellEnd"/>
-      <w:proofErr w:type="gramEnd"/>
-      <w:r>
-        <w:t>("Task1"</w:t>
-      </w:r>
-      <w:proofErr w:type="gramStart"/>
-      <w:r>
-        <w:t>);</w:t>
-      </w:r>
-      <w:proofErr w:type="gramEnd"/>
+      <w:r>
+        <w:t>("Task1");</w:t>
+      </w:r>
     </w:p>
     <w:p>
       <w:r>
         <w:t xml:space="preserve">        </w:t>
       </w:r>
       <w:proofErr w:type="spellStart"/>
-      <w:proofErr w:type="gramStart"/>
       <w:r>
         <w:t>queue.offer</w:t>
       </w:r>
       <w:proofErr w:type="spellEnd"/>
-      <w:proofErr w:type="gramEnd"/>
-      <w:r>
-        <w:t>("Task2"</w:t>
-      </w:r>
-      <w:proofErr w:type="gramStart"/>
-      <w:r>
-        <w:t>);</w:t>
-      </w:r>
-      <w:proofErr w:type="gramEnd"/>
+      <w:r>
+        <w:t>("Task2");</w:t>
+      </w:r>
     </w:p>
     <w:p>
       <w:r>
@@ -9204,20 +8140,13 @@
         <w:t xml:space="preserve">        </w:t>
       </w:r>
       <w:proofErr w:type="spellStart"/>
-      <w:proofErr w:type="gramStart"/>
       <w:r>
         <w:t>queue.offer</w:t>
       </w:r>
       <w:proofErr w:type="spellEnd"/>
-      <w:proofErr w:type="gramEnd"/>
-      <w:r>
-        <w:t>("Task3"</w:t>
-      </w:r>
-      <w:proofErr w:type="gramStart"/>
-      <w:r>
-        <w:t>);</w:t>
-      </w:r>
-      <w:proofErr w:type="gramEnd"/>
+      <w:r>
+        <w:t>("Task3");</w:t>
+      </w:r>
     </w:p>
     <w:p>
       <w:r>
@@ -9232,20 +8161,13 @@
         <w:t>(</w:t>
       </w:r>
       <w:proofErr w:type="spellStart"/>
-      <w:proofErr w:type="gramStart"/>
       <w:r>
         <w:t>queue.poll</w:t>
       </w:r>
       <w:proofErr w:type="spellEnd"/>
-      <w:proofErr w:type="gramEnd"/>
-      <w:r>
-        <w:t>()</w:t>
-      </w:r>
-      <w:proofErr w:type="gramStart"/>
-      <w:r>
-        <w:t>);</w:t>
-      </w:r>
-      <w:proofErr w:type="gramEnd"/>
+      <w:r>
+        <w:t>());</w:t>
+      </w:r>
     </w:p>
     <w:p>
       <w:r>
@@ -9257,13 +8179,8 @@
       </w:r>
       <w:proofErr w:type="spellEnd"/>
       <w:r>
-        <w:t>(queue</w:t>
-      </w:r>
-      <w:proofErr w:type="gramStart"/>
-      <w:r>
-        <w:t>);</w:t>
-      </w:r>
-      <w:proofErr w:type="gramEnd"/>
+        <w:t>(queue);</w:t>
+      </w:r>
     </w:p>
     <w:p>
       <w:r>
@@ -9396,15 +8313,7 @@
         </w:numPr>
       </w:pPr>
       <w:r>
-        <w:t xml:space="preserve">add / remove / peek → </w:t>
-      </w:r>
-      <w:proofErr w:type="gramStart"/>
-      <w:r>
-        <w:t>O(</w:t>
-      </w:r>
-      <w:proofErr w:type="gramEnd"/>
-      <w:r>
-        <w:t>1)</w:t>
+        <w:t>add / remove / peek → O(1)</w:t>
       </w:r>
     </w:p>
     <w:p>
@@ -9480,13 +8389,8 @@
       </w:r>
       <w:proofErr w:type="spellEnd"/>
       <w:r>
-        <w:t>.</w:t>
-      </w:r>
-      <w:proofErr w:type="gramStart"/>
-      <w:r>
-        <w:t>*;</w:t>
-      </w:r>
-      <w:proofErr w:type="gramEnd"/>
+        <w:t>.*;</w:t>
+      </w:r>
     </w:p>
     <w:p>
       <w:r>
@@ -9503,15 +8407,7 @@
     </w:p>
     <w:p>
       <w:r>
-        <w:t xml:space="preserve">    public static void </w:t>
-      </w:r>
-      <w:proofErr w:type="gramStart"/>
-      <w:r>
-        <w:t>main(String[</w:t>
-      </w:r>
-      <w:proofErr w:type="gramEnd"/>
-      <w:r>
-        <w:t xml:space="preserve">] </w:t>
+        <w:t xml:space="preserve">    public static void main(String[] </w:t>
       </w:r>
       <w:proofErr w:type="spellStart"/>
       <w:r>
@@ -9532,73 +8428,47 @@
       </w:r>
       <w:proofErr w:type="spellEnd"/>
       <w:r>
-        <w:t>&lt;</w:t>
-      </w:r>
-      <w:proofErr w:type="gramStart"/>
-      <w:r>
-        <w:t>&gt;();</w:t>
-      </w:r>
-      <w:proofErr w:type="gramEnd"/>
+        <w:t>&lt;&gt;();</w:t>
+      </w:r>
     </w:p>
     <w:p>
       <w:r>
         <w:t xml:space="preserve">        </w:t>
       </w:r>
       <w:proofErr w:type="spellStart"/>
-      <w:proofErr w:type="gramStart"/>
       <w:r>
         <w:t>queue.offer</w:t>
       </w:r>
       <w:proofErr w:type="spellEnd"/>
-      <w:proofErr w:type="gramEnd"/>
-      <w:r>
-        <w:t>(10</w:t>
-      </w:r>
-      <w:proofErr w:type="gramStart"/>
-      <w:r>
-        <w:t>);</w:t>
-      </w:r>
-      <w:proofErr w:type="gramEnd"/>
+      <w:r>
+        <w:t>(10);</w:t>
+      </w:r>
     </w:p>
     <w:p>
       <w:r>
         <w:t xml:space="preserve">        </w:t>
       </w:r>
       <w:proofErr w:type="spellStart"/>
-      <w:proofErr w:type="gramStart"/>
       <w:r>
         <w:t>queue.offer</w:t>
       </w:r>
       <w:proofErr w:type="spellEnd"/>
-      <w:proofErr w:type="gramEnd"/>
-      <w:r>
-        <w:t>(20</w:t>
-      </w:r>
-      <w:proofErr w:type="gramStart"/>
-      <w:r>
-        <w:t>);</w:t>
-      </w:r>
-      <w:proofErr w:type="gramEnd"/>
+      <w:r>
+        <w:t>(20);</w:t>
+      </w:r>
     </w:p>
     <w:p>
       <w:r>
         <w:t xml:space="preserve">        </w:t>
       </w:r>
       <w:proofErr w:type="spellStart"/>
-      <w:proofErr w:type="gramStart"/>
       <w:r>
         <w:t>queue.offer</w:t>
       </w:r>
       <w:proofErr w:type="spellEnd"/>
-      <w:proofErr w:type="gramEnd"/>
-      <w:r>
-        <w:t>(30</w:t>
-      </w:r>
-      <w:proofErr w:type="gramStart"/>
-      <w:r>
-        <w:t>);</w:t>
-      </w:r>
-      <w:proofErr w:type="gramEnd"/>
+      <w:r>
+        <w:t>(30);</w:t>
+      </w:r>
     </w:p>
     <w:p>
       <w:r>
@@ -9613,20 +8483,13 @@
         <w:t>(</w:t>
       </w:r>
       <w:proofErr w:type="spellStart"/>
-      <w:proofErr w:type="gramStart"/>
       <w:r>
         <w:t>queue.poll</w:t>
       </w:r>
       <w:proofErr w:type="spellEnd"/>
-      <w:proofErr w:type="gramEnd"/>
-      <w:r>
-        <w:t>()</w:t>
-      </w:r>
-      <w:proofErr w:type="gramStart"/>
-      <w:r>
-        <w:t>);</w:t>
-      </w:r>
-      <w:proofErr w:type="gramEnd"/>
+      <w:r>
+        <w:t>());</w:t>
+      </w:r>
     </w:p>
     <w:p>
       <w:r>
@@ -9639,13 +8502,8 @@
       </w:r>
       <w:proofErr w:type="spellEnd"/>
       <w:r>
-        <w:t>(queue</w:t>
-      </w:r>
-      <w:proofErr w:type="gramStart"/>
-      <w:r>
-        <w:t>);</w:t>
-      </w:r>
-      <w:proofErr w:type="gramEnd"/>
+        <w:t>(queue);</w:t>
+      </w:r>
     </w:p>
     <w:p>
       <w:r>
@@ -9752,15 +8610,7 @@
         </w:numPr>
       </w:pPr>
       <w:r>
-        <w:t xml:space="preserve">add → </w:t>
-      </w:r>
-      <w:proofErr w:type="gramStart"/>
-      <w:r>
-        <w:t>O(</w:t>
-      </w:r>
-      <w:proofErr w:type="gramEnd"/>
-      <w:r>
-        <w:t>log n)</w:t>
+        <w:t>add → O(log n)</w:t>
       </w:r>
     </w:p>
     <w:p>
@@ -9771,15 +8621,7 @@
         </w:numPr>
       </w:pPr>
       <w:r>
-        <w:t xml:space="preserve">remove → </w:t>
-      </w:r>
-      <w:proofErr w:type="gramStart"/>
-      <w:r>
-        <w:t>O(</w:t>
-      </w:r>
-      <w:proofErr w:type="gramEnd"/>
-      <w:r>
-        <w:t>log n)</w:t>
+        <w:t>remove → O(log n)</w:t>
       </w:r>
     </w:p>
     <w:p>
@@ -9790,15 +8632,7 @@
         </w:numPr>
       </w:pPr>
       <w:r>
-        <w:t xml:space="preserve">peek → </w:t>
-      </w:r>
-      <w:proofErr w:type="gramStart"/>
-      <w:r>
-        <w:t>O(</w:t>
-      </w:r>
-      <w:proofErr w:type="gramEnd"/>
-      <w:r>
-        <w:t>1)</w:t>
+        <w:t>peek → O(1)</w:t>
       </w:r>
     </w:p>
     <w:p>
@@ -9874,13 +8708,8 @@
       </w:r>
       <w:proofErr w:type="spellEnd"/>
       <w:r>
-        <w:t>.</w:t>
-      </w:r>
-      <w:proofErr w:type="gramStart"/>
-      <w:r>
-        <w:t>*;</w:t>
-      </w:r>
-      <w:proofErr w:type="gramEnd"/>
+        <w:t>.*;</w:t>
+      </w:r>
     </w:p>
     <w:p>
       <w:r>
@@ -9897,15 +8726,7 @@
     </w:p>
     <w:p>
       <w:r>
-        <w:t xml:space="preserve">    public static void </w:t>
-      </w:r>
-      <w:proofErr w:type="gramStart"/>
-      <w:r>
-        <w:t>main(String[</w:t>
-      </w:r>
-      <w:proofErr w:type="gramEnd"/>
-      <w:r>
-        <w:t xml:space="preserve">] </w:t>
+        <w:t xml:space="preserve">    public static void main(String[] </w:t>
       </w:r>
       <w:proofErr w:type="spellStart"/>
       <w:r>
@@ -9934,124 +8755,89 @@
       </w:r>
       <w:proofErr w:type="spellEnd"/>
       <w:r>
-        <w:t>&lt;</w:t>
-      </w:r>
-      <w:proofErr w:type="gramStart"/>
-      <w:r>
-        <w:t>&gt;();</w:t>
-      </w:r>
-      <w:proofErr w:type="gramEnd"/>
+        <w:t>&lt;&gt;();</w:t>
+      </w:r>
     </w:p>
     <w:p>
       <w:r>
         <w:t xml:space="preserve">        </w:t>
       </w:r>
       <w:proofErr w:type="spellStart"/>
-      <w:proofErr w:type="gramStart"/>
       <w:r>
         <w:t>pq.offer</w:t>
       </w:r>
       <w:proofErr w:type="spellEnd"/>
-      <w:proofErr w:type="gramEnd"/>
-      <w:r>
-        <w:t>(30</w:t>
-      </w:r>
-      <w:proofErr w:type="gramStart"/>
+      <w:r>
+        <w:t>(30);</w:t>
+      </w:r>
+    </w:p>
+    <w:p>
+      <w:r>
+        <w:t xml:space="preserve">        </w:t>
+      </w:r>
+      <w:proofErr w:type="spellStart"/>
+      <w:r>
+        <w:t>pq.offer</w:t>
+      </w:r>
+      <w:proofErr w:type="spellEnd"/>
+      <w:r>
+        <w:t>(10);</w:t>
+      </w:r>
+    </w:p>
+    <w:p>
+      <w:r>
+        <w:t xml:space="preserve">        </w:t>
+      </w:r>
+      <w:proofErr w:type="spellStart"/>
+      <w:r>
+        <w:t>pq.offer</w:t>
+      </w:r>
+      <w:proofErr w:type="spellEnd"/>
+      <w:r>
+        <w:t>(20);</w:t>
+      </w:r>
+    </w:p>
+    <w:p>
+      <w:r>
+        <w:t xml:space="preserve">        </w:t>
+      </w:r>
+      <w:proofErr w:type="spellStart"/>
+      <w:r>
+        <w:t>System.out.println</w:t>
+      </w:r>
+      <w:proofErr w:type="spellEnd"/>
+      <w:r>
+        <w:t>(</w:t>
+      </w:r>
+      <w:proofErr w:type="spellStart"/>
+      <w:r>
+        <w:t>pq.poll</w:t>
+      </w:r>
+      <w:proofErr w:type="spellEnd"/>
+      <w:r>
+        <w:t>());</w:t>
+      </w:r>
+    </w:p>
+    <w:p>
+      <w:r>
+        <w:t xml:space="preserve">        </w:t>
+      </w:r>
+      <w:proofErr w:type="spellStart"/>
+      <w:r>
+        <w:t>System.out.println</w:t>
+      </w:r>
+      <w:proofErr w:type="spellEnd"/>
+      <w:r>
+        <w:t>(</w:t>
+      </w:r>
+      <w:proofErr w:type="spellStart"/>
+      <w:r>
+        <w:t>pq</w:t>
+      </w:r>
+      <w:proofErr w:type="spellEnd"/>
       <w:r>
         <w:t>);</w:t>
       </w:r>
-      <w:proofErr w:type="gramEnd"/>
-    </w:p>
-    <w:p>
-      <w:r>
-        <w:t xml:space="preserve">        </w:t>
-      </w:r>
-      <w:proofErr w:type="spellStart"/>
-      <w:proofErr w:type="gramStart"/>
-      <w:r>
-        <w:t>pq.offer</w:t>
-      </w:r>
-      <w:proofErr w:type="spellEnd"/>
-      <w:proofErr w:type="gramEnd"/>
-      <w:r>
-        <w:t>(10</w:t>
-      </w:r>
-      <w:proofErr w:type="gramStart"/>
-      <w:r>
-        <w:t>);</w:t>
-      </w:r>
-      <w:proofErr w:type="gramEnd"/>
-    </w:p>
-    <w:p>
-      <w:r>
-        <w:t xml:space="preserve">        </w:t>
-      </w:r>
-      <w:proofErr w:type="spellStart"/>
-      <w:proofErr w:type="gramStart"/>
-      <w:r>
-        <w:t>pq.offer</w:t>
-      </w:r>
-      <w:proofErr w:type="spellEnd"/>
-      <w:proofErr w:type="gramEnd"/>
-      <w:r>
-        <w:t>(20</w:t>
-      </w:r>
-      <w:proofErr w:type="gramStart"/>
-      <w:r>
-        <w:t>);</w:t>
-      </w:r>
-      <w:proofErr w:type="gramEnd"/>
-    </w:p>
-    <w:p>
-      <w:r>
-        <w:t xml:space="preserve">        </w:t>
-      </w:r>
-      <w:proofErr w:type="spellStart"/>
-      <w:r>
-        <w:t>System.out.println</w:t>
-      </w:r>
-      <w:proofErr w:type="spellEnd"/>
-      <w:r>
-        <w:t>(</w:t>
-      </w:r>
-      <w:proofErr w:type="spellStart"/>
-      <w:proofErr w:type="gramStart"/>
-      <w:r>
-        <w:t>pq.poll</w:t>
-      </w:r>
-      <w:proofErr w:type="spellEnd"/>
-      <w:proofErr w:type="gramEnd"/>
-      <w:r>
-        <w:t>()</w:t>
-      </w:r>
-      <w:proofErr w:type="gramStart"/>
-      <w:r>
-        <w:t>);</w:t>
-      </w:r>
-      <w:proofErr w:type="gramEnd"/>
-    </w:p>
-    <w:p>
-      <w:r>
-        <w:t xml:space="preserve">        </w:t>
-      </w:r>
-      <w:proofErr w:type="spellStart"/>
-      <w:r>
-        <w:t>System.out.println</w:t>
-      </w:r>
-      <w:proofErr w:type="spellEnd"/>
-      <w:r>
-        <w:t>(</w:t>
-      </w:r>
-      <w:proofErr w:type="spellStart"/>
-      <w:r>
-        <w:t>pq</w:t>
-      </w:r>
-      <w:proofErr w:type="spellEnd"/>
-      <w:proofErr w:type="gramStart"/>
-      <w:r>
-        <w:t>);</w:t>
-      </w:r>
-      <w:proofErr w:type="gramEnd"/>
     </w:p>
     <w:p>
       <w:r>
@@ -10289,11 +9075,9 @@
             <w:hideMark/>
           </w:tcPr>
           <w:p>
-            <w:proofErr w:type="gramStart"/>
             <w:r>
               <w:t>Depends</w:t>
             </w:r>
-            <w:proofErr w:type="gramEnd"/>
           </w:p>
         </w:tc>
         <w:tc>
@@ -10682,23 +9466,7 @@
           <w:b/>
           <w:bCs/>
         </w:rPr>
-        <w:t xml:space="preserve">LIFO (Last </w:t>
-      </w:r>
-      <w:proofErr w:type="gramStart"/>
-      <w:r>
-        <w:rPr>
-          <w:b/>
-          <w:bCs/>
-        </w:rPr>
-        <w:t>In</w:t>
-      </w:r>
-      <w:proofErr w:type="gramEnd"/>
-      <w:r>
-        <w:rPr>
-          <w:b/>
-          <w:bCs/>
-        </w:rPr>
-        <w:t xml:space="preserve"> First Out)</w:t>
+        <w:t>LIFO (Last In First Out)</w:t>
       </w:r>
       <w:r>
         <w:t xml:space="preserve"> order.</w:t>
@@ -10966,13 +9734,8 @@
           <w:numId w:val="64"/>
         </w:numPr>
       </w:pPr>
-      <w:proofErr w:type="gramStart"/>
-      <w:r>
-        <w:t>push(</w:t>
-      </w:r>
-      <w:proofErr w:type="gramEnd"/>
-      <w:r>
-        <w:t>E e) → insert element</w:t>
+      <w:r>
+        <w:t>push(E e) → insert element</w:t>
       </w:r>
     </w:p>
     <w:p>
@@ -10982,13 +9745,8 @@
           <w:numId w:val="64"/>
         </w:numPr>
       </w:pPr>
-      <w:proofErr w:type="gramStart"/>
-      <w:r>
-        <w:t>pop(</w:t>
-      </w:r>
-      <w:proofErr w:type="gramEnd"/>
-      <w:r>
-        <w:t>) → remove top element</w:t>
+      <w:r>
+        <w:t>pop() → remove top element</w:t>
       </w:r>
     </w:p>
     <w:p>
@@ -10998,14 +9756,9 @@
           <w:numId w:val="64"/>
         </w:numPr>
       </w:pPr>
-      <w:proofErr w:type="gramStart"/>
       <w:r>
         <w:lastRenderedPageBreak/>
-        <w:t>peek(</w:t>
-      </w:r>
-      <w:proofErr w:type="gramEnd"/>
-      <w:r>
-        <w:t>) → view top element</w:t>
+        <w:t>peek() → view top element</w:t>
       </w:r>
     </w:p>
     <w:p>
@@ -11016,17 +9769,12 @@
         </w:numPr>
       </w:pPr>
       <w:proofErr w:type="spellStart"/>
-      <w:proofErr w:type="gramStart"/>
       <w:r>
         <w:t>isEmpty</w:t>
       </w:r>
       <w:proofErr w:type="spellEnd"/>
       <w:r>
-        <w:t>(</w:t>
-      </w:r>
-      <w:proofErr w:type="gramEnd"/>
-      <w:r>
-        <w:t>) → check empty stack</w:t>
+        <w:t>() → check empty stack</w:t>
       </w:r>
     </w:p>
     <w:p>
@@ -11036,13 +9784,8 @@
           <w:numId w:val="64"/>
         </w:numPr>
       </w:pPr>
-      <w:proofErr w:type="gramStart"/>
-      <w:r>
-        <w:t>search(</w:t>
-      </w:r>
-      <w:proofErr w:type="gramEnd"/>
-      <w:r>
-        <w:t>Object o) → position from top (legacy)</w:t>
+      <w:r>
+        <w:t>search(Object o) → position from top (legacy)</w:t>
       </w:r>
     </w:p>
     <w:p>
@@ -11449,15 +10192,7 @@
         </w:numPr>
       </w:pPr>
       <w:r>
-        <w:t xml:space="preserve">push → </w:t>
-      </w:r>
-      <w:proofErr w:type="gramStart"/>
-      <w:r>
-        <w:t>O(</w:t>
-      </w:r>
-      <w:proofErr w:type="gramEnd"/>
-      <w:r>
-        <w:t>1)</w:t>
+        <w:t>push → O(1)</w:t>
       </w:r>
     </w:p>
     <w:p>
@@ -11468,15 +10203,7 @@
         </w:numPr>
       </w:pPr>
       <w:r>
-        <w:t xml:space="preserve">pop → </w:t>
-      </w:r>
-      <w:proofErr w:type="gramStart"/>
-      <w:r>
-        <w:t>O(</w:t>
-      </w:r>
-      <w:proofErr w:type="gramEnd"/>
-      <w:r>
-        <w:t>1)</w:t>
+        <w:t>pop → O(1)</w:t>
       </w:r>
     </w:p>
     <w:p>
@@ -11487,15 +10214,7 @@
         </w:numPr>
       </w:pPr>
       <w:r>
-        <w:t xml:space="preserve">peek → </w:t>
-      </w:r>
-      <w:proofErr w:type="gramStart"/>
-      <w:r>
-        <w:t>O(</w:t>
-      </w:r>
-      <w:proofErr w:type="gramEnd"/>
-      <w:r>
-        <w:t>1)</w:t>
+        <w:t>peek → O(1)</w:t>
       </w:r>
     </w:p>
     <w:p>
@@ -11549,13 +10268,8 @@
       </w:r>
       <w:proofErr w:type="spellEnd"/>
       <w:r>
-        <w:t>.</w:t>
-      </w:r>
-      <w:proofErr w:type="gramStart"/>
-      <w:r>
-        <w:t>*;</w:t>
-      </w:r>
-      <w:proofErr w:type="gramEnd"/>
+        <w:t>.*;</w:t>
+      </w:r>
     </w:p>
     <w:p>
       <w:r>
@@ -11572,15 +10286,7 @@
     </w:p>
     <w:p>
       <w:r>
-        <w:t xml:space="preserve">    public static void </w:t>
-      </w:r>
-      <w:proofErr w:type="gramStart"/>
-      <w:r>
-        <w:t>main(String[</w:t>
-      </w:r>
-      <w:proofErr w:type="gramEnd"/>
-      <w:r>
-        <w:t xml:space="preserve">] </w:t>
+        <w:t xml:space="preserve">    public static void main(String[] </w:t>
       </w:r>
       <w:proofErr w:type="spellStart"/>
       <w:r>
@@ -11593,13 +10299,8 @@
     </w:p>
     <w:p>
       <w:r>
-        <w:t xml:space="preserve">        Stack&lt;Integer&gt; stack = new Stack&lt;</w:t>
-      </w:r>
-      <w:proofErr w:type="gramStart"/>
-      <w:r>
-        <w:t>&gt;();</w:t>
-      </w:r>
-      <w:proofErr w:type="gramEnd"/>
+        <w:t xml:space="preserve">        Stack&lt;Integer&gt; stack = new Stack&lt;&gt;();</w:t>
+      </w:r>
     </w:p>
     <w:p>
       <w:r>
@@ -11607,60 +10308,39 @@
         <w:t xml:space="preserve">        </w:t>
       </w:r>
       <w:proofErr w:type="spellStart"/>
-      <w:proofErr w:type="gramStart"/>
       <w:r>
         <w:t>stack.push</w:t>
       </w:r>
       <w:proofErr w:type="spellEnd"/>
-      <w:proofErr w:type="gramEnd"/>
-      <w:r>
-        <w:t>(10</w:t>
-      </w:r>
-      <w:proofErr w:type="gramStart"/>
-      <w:r>
-        <w:t>);</w:t>
-      </w:r>
-      <w:proofErr w:type="gramEnd"/>
+      <w:r>
+        <w:t>(10);</w:t>
+      </w:r>
     </w:p>
     <w:p>
       <w:r>
         <w:t xml:space="preserve">        </w:t>
       </w:r>
       <w:proofErr w:type="spellStart"/>
-      <w:proofErr w:type="gramStart"/>
       <w:r>
         <w:t>stack.push</w:t>
       </w:r>
       <w:proofErr w:type="spellEnd"/>
-      <w:proofErr w:type="gramEnd"/>
-      <w:r>
-        <w:t>(20</w:t>
-      </w:r>
-      <w:proofErr w:type="gramStart"/>
-      <w:r>
-        <w:t>);</w:t>
-      </w:r>
-      <w:proofErr w:type="gramEnd"/>
+      <w:r>
+        <w:t>(20);</w:t>
+      </w:r>
     </w:p>
     <w:p>
       <w:r>
         <w:t xml:space="preserve">        </w:t>
       </w:r>
       <w:proofErr w:type="spellStart"/>
-      <w:proofErr w:type="gramStart"/>
       <w:r>
         <w:t>stack.push</w:t>
       </w:r>
       <w:proofErr w:type="spellEnd"/>
-      <w:proofErr w:type="gramEnd"/>
-      <w:r>
-        <w:t>(30</w:t>
-      </w:r>
-      <w:proofErr w:type="gramStart"/>
-      <w:r>
-        <w:t>);</w:t>
-      </w:r>
-      <w:proofErr w:type="gramEnd"/>
+      <w:r>
+        <w:t>(30);</w:t>
+      </w:r>
     </w:p>
     <w:p>
       <w:r>
@@ -11675,51 +10355,34 @@
         <w:t>(</w:t>
       </w:r>
       <w:proofErr w:type="spellStart"/>
-      <w:proofErr w:type="gramStart"/>
       <w:r>
         <w:t>stack.pop</w:t>
       </w:r>
       <w:proofErr w:type="spellEnd"/>
       <w:r>
+        <w:t>());</w:t>
+      </w:r>
+    </w:p>
+    <w:p>
+      <w:r>
+        <w:t xml:space="preserve">        </w:t>
+      </w:r>
+      <w:proofErr w:type="spellStart"/>
+      <w:r>
+        <w:t>System.out.println</w:t>
+      </w:r>
+      <w:proofErr w:type="spellEnd"/>
+      <w:r>
         <w:t>(</w:t>
       </w:r>
-      <w:proofErr w:type="gramEnd"/>
-      <w:r>
-        <w:t>)</w:t>
-      </w:r>
-      <w:proofErr w:type="gramStart"/>
-      <w:r>
-        <w:t>);</w:t>
-      </w:r>
-      <w:proofErr w:type="gramEnd"/>
-    </w:p>
-    <w:p>
-      <w:r>
-        <w:t xml:space="preserve">        </w:t>
-      </w:r>
       <w:proofErr w:type="spellStart"/>
       <w:r>
-        <w:t>System.out.println</w:t>
+        <w:t>stack.peek</w:t>
       </w:r>
       <w:proofErr w:type="spellEnd"/>
       <w:r>
-        <w:t>(</w:t>
-      </w:r>
-      <w:proofErr w:type="spellStart"/>
-      <w:proofErr w:type="gramStart"/>
-      <w:r>
-        <w:t>stack.peek</w:t>
-      </w:r>
-      <w:proofErr w:type="spellEnd"/>
-      <w:proofErr w:type="gramEnd"/>
-      <w:r>
-        <w:t>()</w:t>
-      </w:r>
-      <w:proofErr w:type="gramStart"/>
-      <w:r>
-        <w:t>);</w:t>
-      </w:r>
-      <w:proofErr w:type="gramEnd"/>
+        <w:t>());</w:t>
+      </w:r>
     </w:p>
     <w:p>
       <w:r>
@@ -11844,15 +10507,7 @@
         </w:numPr>
       </w:pPr>
       <w:r>
-        <w:t xml:space="preserve">push → </w:t>
-      </w:r>
-      <w:proofErr w:type="gramStart"/>
-      <w:r>
-        <w:t>O(</w:t>
-      </w:r>
-      <w:proofErr w:type="gramEnd"/>
-      <w:r>
-        <w:t>1)</w:t>
+        <w:t>push → O(1)</w:t>
       </w:r>
     </w:p>
     <w:p>
@@ -11863,15 +10518,7 @@
         </w:numPr>
       </w:pPr>
       <w:r>
-        <w:t xml:space="preserve">pop → </w:t>
-      </w:r>
-      <w:proofErr w:type="gramStart"/>
-      <w:r>
-        <w:t>O(</w:t>
-      </w:r>
-      <w:proofErr w:type="gramEnd"/>
-      <w:r>
-        <w:t>1)</w:t>
+        <w:t>pop → O(1)</w:t>
       </w:r>
     </w:p>
     <w:p>
@@ -11882,15 +10529,7 @@
         </w:numPr>
       </w:pPr>
       <w:r>
-        <w:t xml:space="preserve">peek → </w:t>
-      </w:r>
-      <w:proofErr w:type="gramStart"/>
-      <w:r>
-        <w:t>O(</w:t>
-      </w:r>
-      <w:proofErr w:type="gramEnd"/>
-      <w:r>
-        <w:t>1)</w:t>
+        <w:t>peek → O(1)</w:t>
       </w:r>
     </w:p>
     <w:p>
@@ -11977,13 +10616,8 @@
       </w:r>
       <w:proofErr w:type="spellEnd"/>
       <w:r>
-        <w:t>.</w:t>
-      </w:r>
-      <w:proofErr w:type="gramStart"/>
-      <w:r>
-        <w:t>*;</w:t>
-      </w:r>
-      <w:proofErr w:type="gramEnd"/>
+        <w:t>.*;</w:t>
+      </w:r>
     </w:p>
     <w:p>
       <w:r>
@@ -12000,15 +10634,7 @@
     </w:p>
     <w:p>
       <w:r>
-        <w:t xml:space="preserve">    public static void </w:t>
-      </w:r>
-      <w:proofErr w:type="gramStart"/>
-      <w:r>
-        <w:t>main(String[</w:t>
-      </w:r>
-      <w:proofErr w:type="gramEnd"/>
-      <w:r>
-        <w:t xml:space="preserve">] </w:t>
+        <w:t xml:space="preserve">    public static void main(String[] </w:t>
       </w:r>
       <w:proofErr w:type="spellStart"/>
       <w:r>
@@ -12029,13 +10655,8 @@
       </w:r>
       <w:proofErr w:type="spellEnd"/>
       <w:r>
-        <w:t>&lt;</w:t>
-      </w:r>
-      <w:proofErr w:type="gramStart"/>
-      <w:r>
-        <w:t>&gt;();</w:t>
-      </w:r>
-      <w:proofErr w:type="gramEnd"/>
+        <w:t>&lt;&gt;();</w:t>
+      </w:r>
     </w:p>
     <w:p>
       <w:r>
@@ -12043,60 +10664,39 @@
         <w:t xml:space="preserve">        </w:t>
       </w:r>
       <w:proofErr w:type="spellStart"/>
-      <w:proofErr w:type="gramStart"/>
       <w:r>
         <w:t>stack.push</w:t>
       </w:r>
       <w:proofErr w:type="spellEnd"/>
-      <w:proofErr w:type="gramEnd"/>
-      <w:r>
-        <w:t>("A"</w:t>
-      </w:r>
-      <w:proofErr w:type="gramStart"/>
-      <w:r>
-        <w:t>);</w:t>
-      </w:r>
-      <w:proofErr w:type="gramEnd"/>
+      <w:r>
+        <w:t>("A");</w:t>
+      </w:r>
     </w:p>
     <w:p>
       <w:r>
         <w:t xml:space="preserve">        </w:t>
       </w:r>
       <w:proofErr w:type="spellStart"/>
-      <w:proofErr w:type="gramStart"/>
       <w:r>
         <w:t>stack.push</w:t>
       </w:r>
       <w:proofErr w:type="spellEnd"/>
-      <w:proofErr w:type="gramEnd"/>
-      <w:r>
-        <w:t>("B"</w:t>
-      </w:r>
-      <w:proofErr w:type="gramStart"/>
-      <w:r>
-        <w:t>);</w:t>
-      </w:r>
-      <w:proofErr w:type="gramEnd"/>
+      <w:r>
+        <w:t>("B");</w:t>
+      </w:r>
     </w:p>
     <w:p>
       <w:r>
         <w:t xml:space="preserve">        </w:t>
       </w:r>
       <w:proofErr w:type="spellStart"/>
-      <w:proofErr w:type="gramStart"/>
       <w:r>
         <w:t>stack.push</w:t>
       </w:r>
       <w:proofErr w:type="spellEnd"/>
-      <w:proofErr w:type="gramEnd"/>
-      <w:r>
-        <w:t>("C"</w:t>
-      </w:r>
-      <w:proofErr w:type="gramStart"/>
-      <w:r>
-        <w:t>);</w:t>
-      </w:r>
-      <w:proofErr w:type="gramEnd"/>
+      <w:r>
+        <w:t>("C");</w:t>
+      </w:r>
     </w:p>
     <w:p>
       <w:r>
@@ -12111,51 +10711,34 @@
         <w:t>(</w:t>
       </w:r>
       <w:proofErr w:type="spellStart"/>
-      <w:proofErr w:type="gramStart"/>
       <w:r>
         <w:t>stack.pop</w:t>
       </w:r>
       <w:proofErr w:type="spellEnd"/>
       <w:r>
+        <w:t>());</w:t>
+      </w:r>
+    </w:p>
+    <w:p>
+      <w:r>
+        <w:t xml:space="preserve">        </w:t>
+      </w:r>
+      <w:proofErr w:type="spellStart"/>
+      <w:r>
+        <w:t>System.out.println</w:t>
+      </w:r>
+      <w:proofErr w:type="spellEnd"/>
+      <w:r>
         <w:t>(</w:t>
       </w:r>
-      <w:proofErr w:type="gramEnd"/>
-      <w:r>
-        <w:t>)</w:t>
-      </w:r>
-      <w:proofErr w:type="gramStart"/>
-      <w:r>
-        <w:t>);</w:t>
-      </w:r>
-      <w:proofErr w:type="gramEnd"/>
-    </w:p>
-    <w:p>
-      <w:r>
-        <w:t xml:space="preserve">        </w:t>
-      </w:r>
       <w:proofErr w:type="spellStart"/>
       <w:r>
-        <w:t>System.out.println</w:t>
+        <w:t>stack.peek</w:t>
       </w:r>
       <w:proofErr w:type="spellEnd"/>
       <w:r>
-        <w:t>(</w:t>
-      </w:r>
-      <w:proofErr w:type="spellStart"/>
-      <w:proofErr w:type="gramStart"/>
-      <w:r>
-        <w:t>stack.peek</w:t>
-      </w:r>
-      <w:proofErr w:type="spellEnd"/>
-      <w:proofErr w:type="gramEnd"/>
-      <w:r>
-        <w:t>()</w:t>
-      </w:r>
-      <w:proofErr w:type="gramStart"/>
-      <w:r>
-        <w:t>);</w:t>
-      </w:r>
-      <w:proofErr w:type="gramEnd"/>
+        <w:t>());</w:t>
+      </w:r>
     </w:p>
     <w:p>
       <w:r>
@@ -12265,15 +10848,7 @@
         </w:numPr>
       </w:pPr>
       <w:r>
-        <w:t xml:space="preserve">push → </w:t>
-      </w:r>
-      <w:proofErr w:type="gramStart"/>
-      <w:r>
-        <w:t>O(</w:t>
-      </w:r>
-      <w:proofErr w:type="gramEnd"/>
-      <w:r>
-        <w:t>1)</w:t>
+        <w:t>push → O(1)</w:t>
       </w:r>
     </w:p>
     <w:p>
@@ -12284,15 +10859,7 @@
         </w:numPr>
       </w:pPr>
       <w:r>
-        <w:t xml:space="preserve">pop → </w:t>
-      </w:r>
-      <w:proofErr w:type="gramStart"/>
-      <w:r>
-        <w:t>O(</w:t>
-      </w:r>
-      <w:proofErr w:type="gramEnd"/>
-      <w:r>
-        <w:t>1)</w:t>
+        <w:t>pop → O(1)</w:t>
       </w:r>
     </w:p>
     <w:p>
@@ -12303,15 +10870,7 @@
         </w:numPr>
       </w:pPr>
       <w:r>
-        <w:t xml:space="preserve">peek → </w:t>
-      </w:r>
-      <w:proofErr w:type="gramStart"/>
-      <w:r>
-        <w:t>O(</w:t>
-      </w:r>
-      <w:proofErr w:type="gramEnd"/>
-      <w:r>
-        <w:t>1)</w:t>
+        <w:t>peek → O(1)</w:t>
       </w:r>
     </w:p>
     <w:p>
@@ -12384,13 +10943,8 @@
       </w:r>
       <w:proofErr w:type="spellEnd"/>
       <w:r>
-        <w:t>.</w:t>
-      </w:r>
-      <w:proofErr w:type="gramStart"/>
-      <w:r>
-        <w:t>*;</w:t>
-      </w:r>
-      <w:proofErr w:type="gramEnd"/>
+        <w:t>.*;</w:t>
+      </w:r>
     </w:p>
     <w:p>
       <w:r>
@@ -12407,15 +10961,7 @@
     </w:p>
     <w:p>
       <w:r>
-        <w:t xml:space="preserve">    public static void </w:t>
-      </w:r>
-      <w:proofErr w:type="gramStart"/>
-      <w:r>
-        <w:t>main(String[</w:t>
-      </w:r>
-      <w:proofErr w:type="gramEnd"/>
-      <w:r>
-        <w:t xml:space="preserve">] </w:t>
+        <w:t xml:space="preserve">    public static void main(String[] </w:t>
       </w:r>
       <w:proofErr w:type="spellStart"/>
       <w:r>
@@ -12428,73 +10974,47 @@
     </w:p>
     <w:p>
       <w:r>
-        <w:t xml:space="preserve">        Deque&lt;Integer&gt; stack = new LinkedList&lt;</w:t>
-      </w:r>
-      <w:proofErr w:type="gramStart"/>
-      <w:r>
-        <w:t>&gt;();</w:t>
-      </w:r>
-      <w:proofErr w:type="gramEnd"/>
+        <w:t xml:space="preserve">        Deque&lt;Integer&gt; stack = new LinkedList&lt;&gt;();</w:t>
+      </w:r>
     </w:p>
     <w:p>
       <w:r>
         <w:t xml:space="preserve">        </w:t>
       </w:r>
       <w:proofErr w:type="spellStart"/>
-      <w:proofErr w:type="gramStart"/>
       <w:r>
         <w:t>stack.push</w:t>
       </w:r>
       <w:proofErr w:type="spellEnd"/>
-      <w:proofErr w:type="gramEnd"/>
-      <w:r>
-        <w:t>(1</w:t>
-      </w:r>
-      <w:proofErr w:type="gramStart"/>
-      <w:r>
-        <w:t>);</w:t>
-      </w:r>
-      <w:proofErr w:type="gramEnd"/>
+      <w:r>
+        <w:t>(1);</w:t>
+      </w:r>
     </w:p>
     <w:p>
       <w:r>
         <w:t xml:space="preserve">        </w:t>
       </w:r>
       <w:proofErr w:type="spellStart"/>
-      <w:proofErr w:type="gramStart"/>
       <w:r>
         <w:t>stack.push</w:t>
       </w:r>
       <w:proofErr w:type="spellEnd"/>
-      <w:proofErr w:type="gramEnd"/>
-      <w:r>
-        <w:t>(2</w:t>
-      </w:r>
-      <w:proofErr w:type="gramStart"/>
-      <w:r>
-        <w:t>);</w:t>
-      </w:r>
-      <w:proofErr w:type="gramEnd"/>
+      <w:r>
+        <w:t>(2);</w:t>
+      </w:r>
     </w:p>
     <w:p>
       <w:r>
         <w:t xml:space="preserve">        </w:t>
       </w:r>
       <w:proofErr w:type="spellStart"/>
-      <w:proofErr w:type="gramStart"/>
       <w:r>
         <w:t>stack.push</w:t>
       </w:r>
       <w:proofErr w:type="spellEnd"/>
-      <w:proofErr w:type="gramEnd"/>
-      <w:r>
-        <w:t>(3</w:t>
-      </w:r>
-      <w:proofErr w:type="gramStart"/>
-      <w:r>
-        <w:t>);</w:t>
-      </w:r>
-      <w:proofErr w:type="gramEnd"/>
+      <w:r>
+        <w:t>(3);</w:t>
+      </w:r>
     </w:p>
     <w:p>
       <w:r>
@@ -12510,23 +11030,13 @@
         <w:t>(</w:t>
       </w:r>
       <w:proofErr w:type="spellStart"/>
-      <w:proofErr w:type="gramStart"/>
       <w:r>
         <w:t>stack.pop</w:t>
       </w:r>
       <w:proofErr w:type="spellEnd"/>
       <w:r>
-        <w:t>(</w:t>
-      </w:r>
-      <w:proofErr w:type="gramEnd"/>
-      <w:r>
-        <w:t>)</w:t>
-      </w:r>
-      <w:proofErr w:type="gramStart"/>
-      <w:r>
-        <w:t>);</w:t>
-      </w:r>
-      <w:proofErr w:type="gramEnd"/>
+        <w:t>());</w:t>
+      </w:r>
     </w:p>
     <w:p>
       <w:r>
@@ -12538,13 +11048,8 @@
       </w:r>
       <w:proofErr w:type="spellEnd"/>
       <w:r>
-        <w:t>(stack</w:t>
-      </w:r>
-      <w:proofErr w:type="gramStart"/>
-      <w:r>
-        <w:t>);</w:t>
-      </w:r>
-      <w:proofErr w:type="gramEnd"/>
+        <w:t>(stack);</w:t>
+      </w:r>
     </w:p>
     <w:p>
       <w:r>
@@ -13328,28 +11833,15 @@
         </w:numPr>
       </w:pPr>
       <w:r>
-        <w:t xml:space="preserve">Uses </w:t>
-      </w:r>
-      <w:proofErr w:type="gramStart"/>
-      <w:r>
-        <w:t>equals(</w:t>
-      </w:r>
-      <w:proofErr w:type="gramEnd"/>
-      <w:r>
-        <w:t xml:space="preserve">) and </w:t>
+        <w:t xml:space="preserve">Uses equals() and </w:t>
       </w:r>
       <w:proofErr w:type="spellStart"/>
-      <w:proofErr w:type="gramStart"/>
       <w:r>
         <w:t>hashCode</w:t>
       </w:r>
       <w:proofErr w:type="spellEnd"/>
       <w:r>
-        <w:t>(</w:t>
-      </w:r>
-      <w:proofErr w:type="gramEnd"/>
-      <w:r>
-        <w:t>) for comparison</w:t>
+        <w:t>() for comparison</w:t>
       </w:r>
     </w:p>
     <w:p>
@@ -13387,13 +11879,8 @@
           <w:numId w:val="49"/>
         </w:numPr>
       </w:pPr>
-      <w:proofErr w:type="gramStart"/>
-      <w:r>
-        <w:t>add(</w:t>
-      </w:r>
-      <w:proofErr w:type="gramEnd"/>
-      <w:r>
-        <w:t>E e)</w:t>
+      <w:r>
+        <w:t>add(E e)</w:t>
       </w:r>
     </w:p>
     <w:p>
@@ -13403,13 +11890,8 @@
           <w:numId w:val="49"/>
         </w:numPr>
       </w:pPr>
-      <w:proofErr w:type="gramStart"/>
-      <w:r>
-        <w:t>remove(</w:t>
-      </w:r>
-      <w:proofErr w:type="gramEnd"/>
-      <w:r>
-        <w:t>Object o)</w:t>
+      <w:r>
+        <w:t>remove(Object o)</w:t>
       </w:r>
     </w:p>
     <w:p>
@@ -13419,13 +11901,8 @@
           <w:numId w:val="49"/>
         </w:numPr>
       </w:pPr>
-      <w:proofErr w:type="gramStart"/>
-      <w:r>
-        <w:t>contains(</w:t>
-      </w:r>
-      <w:proofErr w:type="gramEnd"/>
-      <w:r>
-        <w:t>Object o)</w:t>
+      <w:r>
+        <w:t>contains(Object o)</w:t>
       </w:r>
     </w:p>
     <w:p>
@@ -13435,13 +11912,8 @@
           <w:numId w:val="49"/>
         </w:numPr>
       </w:pPr>
-      <w:proofErr w:type="gramStart"/>
-      <w:r>
-        <w:t>size(</w:t>
-      </w:r>
-      <w:proofErr w:type="gramEnd"/>
-      <w:r>
-        <w:t>)</w:t>
+      <w:r>
+        <w:t>size()</w:t>
       </w:r>
     </w:p>
     <w:p>
@@ -13452,17 +11924,12 @@
         </w:numPr>
       </w:pPr>
       <w:proofErr w:type="spellStart"/>
-      <w:proofErr w:type="gramStart"/>
       <w:r>
         <w:t>isEmpty</w:t>
       </w:r>
       <w:proofErr w:type="spellEnd"/>
       <w:r>
-        <w:t>(</w:t>
-      </w:r>
-      <w:proofErr w:type="gramEnd"/>
-      <w:r>
-        <w:t>)</w:t>
+        <w:t>()</w:t>
       </w:r>
     </w:p>
     <w:p>
@@ -13472,13 +11939,8 @@
           <w:numId w:val="49"/>
         </w:numPr>
       </w:pPr>
-      <w:proofErr w:type="gramStart"/>
-      <w:r>
-        <w:t>clear(</w:t>
-      </w:r>
-      <w:proofErr w:type="gramEnd"/>
-      <w:r>
-        <w:t>)</w:t>
+      <w:r>
+        <w:t>clear()</w:t>
       </w:r>
     </w:p>
     <w:p>
@@ -13488,13 +11950,8 @@
           <w:numId w:val="49"/>
         </w:numPr>
       </w:pPr>
-      <w:proofErr w:type="gramStart"/>
-      <w:r>
-        <w:t>iterator(</w:t>
-      </w:r>
-      <w:proofErr w:type="gramEnd"/>
-      <w:r>
-        <w:t>)</w:t>
+      <w:r>
+        <w:t>iterator()</w:t>
       </w:r>
     </w:p>
     <w:p>
@@ -13505,17 +11962,12 @@
         </w:numPr>
       </w:pPr>
       <w:proofErr w:type="spellStart"/>
-      <w:proofErr w:type="gramStart"/>
       <w:r>
         <w:t>addAll</w:t>
       </w:r>
       <w:proofErr w:type="spellEnd"/>
       <w:r>
-        <w:t>(</w:t>
-      </w:r>
-      <w:proofErr w:type="gramEnd"/>
-      <w:r>
-        <w:t>Collection c)</w:t>
+        <w:t>(Collection c)</w:t>
       </w:r>
     </w:p>
     <w:p>
@@ -13526,17 +11978,12 @@
         </w:numPr>
       </w:pPr>
       <w:proofErr w:type="spellStart"/>
-      <w:proofErr w:type="gramStart"/>
       <w:r>
         <w:t>removeAll</w:t>
       </w:r>
       <w:proofErr w:type="spellEnd"/>
       <w:r>
-        <w:t>(</w:t>
-      </w:r>
-      <w:proofErr w:type="gramEnd"/>
-      <w:r>
-        <w:t>Collection c)</w:t>
+        <w:t>(Collection c)</w:t>
       </w:r>
     </w:p>
     <w:p>
@@ -13547,17 +11994,12 @@
         </w:numPr>
       </w:pPr>
       <w:proofErr w:type="spellStart"/>
-      <w:proofErr w:type="gramStart"/>
       <w:r>
         <w:t>retainAll</w:t>
       </w:r>
       <w:proofErr w:type="spellEnd"/>
       <w:r>
-        <w:t>(</w:t>
-      </w:r>
-      <w:proofErr w:type="gramEnd"/>
-      <w:r>
-        <w:t>Collection c)</w:t>
+        <w:t>(Collection c)</w:t>
       </w:r>
     </w:p>
     <w:p>
@@ -13972,15 +12414,7 @@
       </w:pPr>
       <w:r>
         <w:lastRenderedPageBreak/>
-        <w:t xml:space="preserve">add → </w:t>
-      </w:r>
-      <w:proofErr w:type="gramStart"/>
-      <w:r>
-        <w:t>O(</w:t>
-      </w:r>
-      <w:proofErr w:type="gramEnd"/>
-      <w:r>
-        <w:t>1)</w:t>
+        <w:t>add → O(1)</w:t>
       </w:r>
     </w:p>
     <w:p>
@@ -13991,15 +12425,7 @@
         </w:numPr>
       </w:pPr>
       <w:r>
-        <w:t xml:space="preserve">remove → </w:t>
-      </w:r>
-      <w:proofErr w:type="gramStart"/>
-      <w:r>
-        <w:t>O(</w:t>
-      </w:r>
-      <w:proofErr w:type="gramEnd"/>
-      <w:r>
-        <w:t>1)</w:t>
+        <w:t>remove → O(1)</w:t>
       </w:r>
     </w:p>
     <w:p>
@@ -14010,15 +12436,7 @@
         </w:numPr>
       </w:pPr>
       <w:r>
-        <w:t xml:space="preserve">contains → </w:t>
-      </w:r>
-      <w:proofErr w:type="gramStart"/>
-      <w:r>
-        <w:t>O(</w:t>
-      </w:r>
-      <w:proofErr w:type="gramEnd"/>
-      <w:r>
-        <w:t>1)</w:t>
+        <w:t>contains → O(1)</w:t>
       </w:r>
     </w:p>
     <w:p>
@@ -14126,13 +12544,8 @@
       </w:r>
       <w:proofErr w:type="spellEnd"/>
       <w:r>
-        <w:t>.</w:t>
-      </w:r>
-      <w:proofErr w:type="gramStart"/>
-      <w:r>
-        <w:t>*;</w:t>
-      </w:r>
-      <w:proofErr w:type="gramEnd"/>
+        <w:t>.*;</w:t>
+      </w:r>
     </w:p>
     <w:p>
       <w:r>
@@ -14149,15 +12562,7 @@
     </w:p>
     <w:p>
       <w:r>
-        <w:t xml:space="preserve">    public static void </w:t>
-      </w:r>
-      <w:proofErr w:type="gramStart"/>
-      <w:r>
-        <w:t>main(String[</w:t>
-      </w:r>
-      <w:proofErr w:type="gramEnd"/>
-      <w:r>
-        <w:t xml:space="preserve">] </w:t>
+        <w:t xml:space="preserve">    public static void main(String[] </w:t>
       </w:r>
       <w:proofErr w:type="spellStart"/>
       <w:r>
@@ -14170,13 +12575,8 @@
     </w:p>
     <w:p>
       <w:r>
-        <w:t xml:space="preserve">        Set&lt;String&gt; set = new HashSet&lt;</w:t>
-      </w:r>
-      <w:proofErr w:type="gramStart"/>
-      <w:r>
-        <w:t>&gt;();</w:t>
-      </w:r>
-      <w:proofErr w:type="gramEnd"/>
+        <w:t xml:space="preserve">        Set&lt;String&gt; set = new HashSet&lt;&gt;();</w:t>
+      </w:r>
     </w:p>
     <w:p>
       <w:r>
@@ -14188,13 +12588,8 @@
       </w:r>
       <w:proofErr w:type="spellEnd"/>
       <w:r>
-        <w:t>("Java"</w:t>
-      </w:r>
-      <w:proofErr w:type="gramStart"/>
-      <w:r>
-        <w:t>);</w:t>
-      </w:r>
-      <w:proofErr w:type="gramEnd"/>
+        <w:t>("Java");</w:t>
+      </w:r>
     </w:p>
     <w:p>
       <w:r>
@@ -14206,13 +12601,8 @@
       </w:r>
       <w:proofErr w:type="spellEnd"/>
       <w:r>
-        <w:t>("Spring"</w:t>
-      </w:r>
-      <w:proofErr w:type="gramStart"/>
-      <w:r>
-        <w:t>);</w:t>
-      </w:r>
-      <w:proofErr w:type="gramEnd"/>
+        <w:t>("Spring");</w:t>
+      </w:r>
     </w:p>
     <w:p>
       <w:r>
@@ -14243,13 +12633,8 @@
       </w:r>
       <w:proofErr w:type="spellEnd"/>
       <w:r>
-        <w:t>(set</w:t>
-      </w:r>
-      <w:proofErr w:type="gramStart"/>
-      <w:r>
-        <w:t>);</w:t>
-      </w:r>
-      <w:proofErr w:type="gramEnd"/>
+        <w:t>(set);</w:t>
+      </w:r>
     </w:p>
     <w:p>
       <w:r>
@@ -14364,15 +12749,7 @@
         </w:numPr>
       </w:pPr>
       <w:r>
-        <w:t xml:space="preserve">add → </w:t>
-      </w:r>
-      <w:proofErr w:type="gramStart"/>
-      <w:r>
-        <w:t>O(</w:t>
-      </w:r>
-      <w:proofErr w:type="gramEnd"/>
-      <w:r>
-        <w:t>1)</w:t>
+        <w:t>add → O(1)</w:t>
       </w:r>
     </w:p>
     <w:p>
@@ -14383,15 +12760,7 @@
         </w:numPr>
       </w:pPr>
       <w:r>
-        <w:t xml:space="preserve">remove → </w:t>
-      </w:r>
-      <w:proofErr w:type="gramStart"/>
-      <w:r>
-        <w:t>O(</w:t>
-      </w:r>
-      <w:proofErr w:type="gramEnd"/>
-      <w:r>
-        <w:t>1)</w:t>
+        <w:t>remove → O(1)</w:t>
       </w:r>
     </w:p>
     <w:p>
@@ -14402,15 +12771,7 @@
         </w:numPr>
       </w:pPr>
       <w:r>
-        <w:t xml:space="preserve">contains → </w:t>
-      </w:r>
-      <w:proofErr w:type="gramStart"/>
-      <w:r>
-        <w:t>O(</w:t>
-      </w:r>
-      <w:proofErr w:type="gramEnd"/>
-      <w:r>
-        <w:t>1)</w:t>
+        <w:t>contains → O(1)</w:t>
       </w:r>
     </w:p>
     <w:p>
@@ -14510,13 +12871,8 @@
       </w:r>
       <w:proofErr w:type="spellEnd"/>
       <w:r>
-        <w:t>.</w:t>
-      </w:r>
-      <w:proofErr w:type="gramStart"/>
-      <w:r>
-        <w:t>*;</w:t>
-      </w:r>
-      <w:proofErr w:type="gramEnd"/>
+        <w:t>.*;</w:t>
+      </w:r>
     </w:p>
     <w:p>
       <w:r>
@@ -14533,15 +12889,7 @@
     </w:p>
     <w:p>
       <w:r>
-        <w:t xml:space="preserve">    public static void </w:t>
-      </w:r>
-      <w:proofErr w:type="gramStart"/>
-      <w:r>
-        <w:t>main(String[</w:t>
-      </w:r>
-      <w:proofErr w:type="gramEnd"/>
-      <w:r>
-        <w:t xml:space="preserve">] </w:t>
+        <w:t xml:space="preserve">    public static void main(String[] </w:t>
       </w:r>
       <w:proofErr w:type="spellStart"/>
       <w:r>
@@ -14562,82 +12910,47 @@
       </w:r>
       <w:proofErr w:type="spellEnd"/>
       <w:r>
-        <w:t>&lt;</w:t>
-      </w:r>
-      <w:proofErr w:type="gramStart"/>
-      <w:r>
-        <w:t>&gt;();</w:t>
-      </w:r>
-      <w:proofErr w:type="gramEnd"/>
+        <w:t>&lt;&gt;();</w:t>
+      </w:r>
     </w:p>
     <w:p>
       <w:r>
         <w:t xml:space="preserve">        </w:t>
       </w:r>
       <w:proofErr w:type="spellStart"/>
-      <w:proofErr w:type="gramStart"/>
       <w:r>
         <w:t>set.add</w:t>
       </w:r>
       <w:proofErr w:type="spellEnd"/>
       <w:r>
-        <w:t>(</w:t>
-      </w:r>
-      <w:proofErr w:type="gramEnd"/>
-      <w:r>
-        <w:t>10</w:t>
-      </w:r>
-      <w:proofErr w:type="gramStart"/>
-      <w:r>
-        <w:t>);</w:t>
-      </w:r>
-      <w:proofErr w:type="gramEnd"/>
+        <w:t>(10);</w:t>
+      </w:r>
     </w:p>
     <w:p>
       <w:r>
         <w:t xml:space="preserve">        </w:t>
       </w:r>
       <w:proofErr w:type="spellStart"/>
-      <w:proofErr w:type="gramStart"/>
       <w:r>
         <w:t>set.add</w:t>
       </w:r>
       <w:proofErr w:type="spellEnd"/>
       <w:r>
-        <w:t>(</w:t>
-      </w:r>
-      <w:proofErr w:type="gramEnd"/>
-      <w:r>
-        <w:t>20</w:t>
-      </w:r>
-      <w:proofErr w:type="gramStart"/>
-      <w:r>
-        <w:t>);</w:t>
-      </w:r>
-      <w:proofErr w:type="gramEnd"/>
+        <w:t>(20);</w:t>
+      </w:r>
     </w:p>
     <w:p>
       <w:r>
         <w:t xml:space="preserve">        </w:t>
       </w:r>
       <w:proofErr w:type="spellStart"/>
-      <w:proofErr w:type="gramStart"/>
       <w:r>
         <w:t>set.add</w:t>
       </w:r>
       <w:proofErr w:type="spellEnd"/>
       <w:r>
-        <w:t>(</w:t>
-      </w:r>
-      <w:proofErr w:type="gramEnd"/>
-      <w:r>
-        <w:t>10</w:t>
-      </w:r>
-      <w:proofErr w:type="gramStart"/>
-      <w:r>
-        <w:t>);</w:t>
-      </w:r>
-      <w:proofErr w:type="gramEnd"/>
+        <w:t>(10);</w:t>
+      </w:r>
     </w:p>
     <w:p>
       <w:r>
@@ -14649,13 +12962,8 @@
       </w:r>
       <w:proofErr w:type="spellEnd"/>
       <w:r>
-        <w:t>(set</w:t>
-      </w:r>
-      <w:proofErr w:type="gramStart"/>
-      <w:r>
-        <w:t>);</w:t>
-      </w:r>
-      <w:proofErr w:type="gramEnd"/>
+        <w:t>(set);</w:t>
+      </w:r>
     </w:p>
     <w:p>
       <w:r>
@@ -14770,15 +13078,7 @@
         </w:numPr>
       </w:pPr>
       <w:r>
-        <w:t xml:space="preserve">add → </w:t>
-      </w:r>
-      <w:proofErr w:type="gramStart"/>
-      <w:r>
-        <w:t>O(</w:t>
-      </w:r>
-      <w:proofErr w:type="gramEnd"/>
-      <w:r>
-        <w:t>log n)</w:t>
+        <w:t>add → O(log n)</w:t>
       </w:r>
     </w:p>
     <w:p>
@@ -14789,15 +13089,7 @@
         </w:numPr>
       </w:pPr>
       <w:r>
-        <w:t xml:space="preserve">remove → </w:t>
-      </w:r>
-      <w:proofErr w:type="gramStart"/>
-      <w:r>
-        <w:t>O(</w:t>
-      </w:r>
-      <w:proofErr w:type="gramEnd"/>
-      <w:r>
-        <w:t>log n)</w:t>
+        <w:t>remove → O(log n)</w:t>
       </w:r>
     </w:p>
     <w:p>
@@ -14808,15 +13100,7 @@
         </w:numPr>
       </w:pPr>
       <w:r>
-        <w:t xml:space="preserve">contains → </w:t>
-      </w:r>
-      <w:proofErr w:type="gramStart"/>
-      <w:r>
-        <w:t>O(</w:t>
-      </w:r>
-      <w:proofErr w:type="gramEnd"/>
-      <w:r>
-        <w:t>log n)</w:t>
+        <w:t>contains → O(log n)</w:t>
       </w:r>
     </w:p>
     <w:p>
@@ -14916,13 +13200,8 @@
       </w:r>
       <w:proofErr w:type="spellEnd"/>
       <w:r>
-        <w:t>.</w:t>
-      </w:r>
-      <w:proofErr w:type="gramStart"/>
-      <w:r>
-        <w:t>*;</w:t>
-      </w:r>
-      <w:proofErr w:type="gramEnd"/>
+        <w:t>.*;</w:t>
+      </w:r>
     </w:p>
     <w:p>
       <w:r>
@@ -14939,15 +13218,7 @@
     </w:p>
     <w:p>
       <w:r>
-        <w:t xml:space="preserve">    public static void </w:t>
-      </w:r>
-      <w:proofErr w:type="gramStart"/>
-      <w:r>
-        <w:t>main(String[</w:t>
-      </w:r>
-      <w:proofErr w:type="gramEnd"/>
-      <w:r>
-        <w:t xml:space="preserve">] </w:t>
+        <w:t xml:space="preserve">    public static void main(String[] </w:t>
       </w:r>
       <w:proofErr w:type="spellStart"/>
       <w:r>
@@ -14968,82 +13239,47 @@
       </w:r>
       <w:proofErr w:type="spellEnd"/>
       <w:r>
-        <w:t>&lt;</w:t>
-      </w:r>
-      <w:proofErr w:type="gramStart"/>
-      <w:r>
-        <w:t>&gt;();</w:t>
-      </w:r>
-      <w:proofErr w:type="gramEnd"/>
+        <w:t>&lt;&gt;();</w:t>
+      </w:r>
     </w:p>
     <w:p>
       <w:r>
         <w:t xml:space="preserve">        </w:t>
       </w:r>
       <w:proofErr w:type="spellStart"/>
-      <w:proofErr w:type="gramStart"/>
       <w:r>
         <w:t>set.add</w:t>
       </w:r>
       <w:proofErr w:type="spellEnd"/>
       <w:r>
-        <w:t>(</w:t>
-      </w:r>
-      <w:proofErr w:type="gramEnd"/>
-      <w:r>
-        <w:t>30</w:t>
-      </w:r>
-      <w:proofErr w:type="gramStart"/>
-      <w:r>
-        <w:t>);</w:t>
-      </w:r>
-      <w:proofErr w:type="gramEnd"/>
+        <w:t>(30);</w:t>
+      </w:r>
     </w:p>
     <w:p>
       <w:r>
         <w:t xml:space="preserve">        </w:t>
       </w:r>
       <w:proofErr w:type="spellStart"/>
-      <w:proofErr w:type="gramStart"/>
       <w:r>
         <w:t>set.add</w:t>
       </w:r>
       <w:proofErr w:type="spellEnd"/>
       <w:r>
-        <w:t>(</w:t>
-      </w:r>
-      <w:proofErr w:type="gramEnd"/>
-      <w:r>
-        <w:t>10</w:t>
-      </w:r>
-      <w:proofErr w:type="gramStart"/>
-      <w:r>
-        <w:t>);</w:t>
-      </w:r>
-      <w:proofErr w:type="gramEnd"/>
+        <w:t>(10);</w:t>
+      </w:r>
     </w:p>
     <w:p>
       <w:r>
         <w:t xml:space="preserve">        </w:t>
       </w:r>
       <w:proofErr w:type="spellStart"/>
-      <w:proofErr w:type="gramStart"/>
       <w:r>
         <w:t>set.add</w:t>
       </w:r>
       <w:proofErr w:type="spellEnd"/>
       <w:r>
-        <w:t>(</w:t>
-      </w:r>
-      <w:proofErr w:type="gramEnd"/>
-      <w:r>
-        <w:t>20</w:t>
-      </w:r>
-      <w:proofErr w:type="gramStart"/>
-      <w:r>
-        <w:t>);</w:t>
-      </w:r>
-      <w:proofErr w:type="gramEnd"/>
+        <w:t>(20);</w:t>
+      </w:r>
     </w:p>
     <w:p>
       <w:r>
@@ -15055,13 +13291,8 @@
       </w:r>
       <w:proofErr w:type="spellEnd"/>
       <w:r>
-        <w:t>(set</w:t>
-      </w:r>
-      <w:proofErr w:type="gramStart"/>
-      <w:r>
-        <w:t>);</w:t>
-      </w:r>
-      <w:proofErr w:type="gramEnd"/>
+        <w:t>(set);</w:t>
+      </w:r>
     </w:p>
     <w:p>
       <w:r>
@@ -15270,11 +13501,9 @@
             <w:hideMark/>
           </w:tcPr>
           <w:p>
-            <w:proofErr w:type="gramStart"/>
             <w:r>
               <w:t>Depends</w:t>
             </w:r>
-            <w:proofErr w:type="gramEnd"/>
           </w:p>
         </w:tc>
       </w:tr>
@@ -15822,28 +14051,15 @@
         </w:numPr>
       </w:pPr>
       <w:r>
-        <w:t xml:space="preserve">Uses </w:t>
-      </w:r>
-      <w:proofErr w:type="gramStart"/>
-      <w:r>
-        <w:t>equals(</w:t>
-      </w:r>
-      <w:proofErr w:type="gramEnd"/>
-      <w:r>
-        <w:t xml:space="preserve">) and </w:t>
+        <w:t xml:space="preserve">Uses equals() and </w:t>
       </w:r>
       <w:proofErr w:type="spellStart"/>
-      <w:proofErr w:type="gramStart"/>
       <w:r>
         <w:t>hashCode</w:t>
       </w:r>
       <w:proofErr w:type="spellEnd"/>
       <w:r>
-        <w:t>(</w:t>
-      </w:r>
-      <w:proofErr w:type="gramEnd"/>
-      <w:r>
-        <w:t>) for key comparison</w:t>
+        <w:t>() for key comparison</w:t>
       </w:r>
     </w:p>
     <w:p>
@@ -15890,13 +14106,8 @@
           <w:numId w:val="96"/>
         </w:numPr>
       </w:pPr>
-      <w:proofErr w:type="gramStart"/>
-      <w:r>
-        <w:t>put(</w:t>
-      </w:r>
-      <w:proofErr w:type="gramEnd"/>
-      <w:r>
-        <w:t>K key, V value)</w:t>
+      <w:r>
+        <w:t>put(K key, V value)</w:t>
       </w:r>
     </w:p>
     <w:p>
@@ -15907,17 +14118,12 @@
         </w:numPr>
       </w:pPr>
       <w:proofErr w:type="spellStart"/>
-      <w:proofErr w:type="gramStart"/>
       <w:r>
         <w:t>putIfAbsent</w:t>
       </w:r>
       <w:proofErr w:type="spellEnd"/>
       <w:r>
-        <w:t>(</w:t>
-      </w:r>
-      <w:proofErr w:type="gramEnd"/>
-      <w:r>
-        <w:t>K key, V value)</w:t>
+        <w:t>(K key, V value)</w:t>
       </w:r>
     </w:p>
     <w:p>
@@ -15942,13 +14148,8 @@
           <w:numId w:val="97"/>
         </w:numPr>
       </w:pPr>
-      <w:proofErr w:type="gramStart"/>
-      <w:r>
-        <w:t>get(</w:t>
-      </w:r>
-      <w:proofErr w:type="gramEnd"/>
-      <w:r>
-        <w:t>Object key)</w:t>
+      <w:r>
+        <w:t>get(Object key)</w:t>
       </w:r>
     </w:p>
     <w:p>
@@ -15959,17 +14160,12 @@
         </w:numPr>
       </w:pPr>
       <w:proofErr w:type="spellStart"/>
-      <w:proofErr w:type="gramStart"/>
       <w:r>
         <w:t>getOrDefault</w:t>
       </w:r>
       <w:proofErr w:type="spellEnd"/>
       <w:r>
-        <w:t>(</w:t>
-      </w:r>
-      <w:proofErr w:type="gramEnd"/>
-      <w:r>
-        <w:t xml:space="preserve">Object key, V </w:t>
+        <w:t xml:space="preserve">(Object key, V </w:t>
       </w:r>
       <w:proofErr w:type="spellStart"/>
       <w:r>
@@ -16002,14 +14198,9 @@
           <w:numId w:val="98"/>
         </w:numPr>
       </w:pPr>
-      <w:proofErr w:type="gramStart"/>
       <w:r>
         <w:lastRenderedPageBreak/>
-        <w:t>remove(</w:t>
-      </w:r>
-      <w:proofErr w:type="gramEnd"/>
-      <w:r>
-        <w:t>Object key)</w:t>
+        <w:t>remove(Object key)</w:t>
       </w:r>
     </w:p>
     <w:p>
@@ -16019,13 +14210,8 @@
           <w:numId w:val="98"/>
         </w:numPr>
       </w:pPr>
-      <w:proofErr w:type="gramStart"/>
-      <w:r>
-        <w:t>clear(</w:t>
-      </w:r>
-      <w:proofErr w:type="gramEnd"/>
-      <w:r>
-        <w:t>)</w:t>
+      <w:r>
+        <w:t>clear()</w:t>
       </w:r>
     </w:p>
     <w:p>
@@ -16051,17 +14237,12 @@
         </w:numPr>
       </w:pPr>
       <w:proofErr w:type="spellStart"/>
-      <w:proofErr w:type="gramStart"/>
       <w:r>
         <w:t>containsKey</w:t>
       </w:r>
       <w:proofErr w:type="spellEnd"/>
       <w:r>
-        <w:t>(</w:t>
-      </w:r>
-      <w:proofErr w:type="gramEnd"/>
-      <w:r>
-        <w:t>Object key)</w:t>
+        <w:t>(Object key)</w:t>
       </w:r>
     </w:p>
     <w:p>
@@ -16072,17 +14253,12 @@
         </w:numPr>
       </w:pPr>
       <w:proofErr w:type="spellStart"/>
-      <w:proofErr w:type="gramStart"/>
       <w:r>
         <w:t>containsValue</w:t>
       </w:r>
       <w:proofErr w:type="spellEnd"/>
       <w:r>
-        <w:t>(</w:t>
-      </w:r>
-      <w:proofErr w:type="gramEnd"/>
-      <w:r>
-        <w:t>Object value)</w:t>
+        <w:t>(Object value)</w:t>
       </w:r>
     </w:p>
     <w:p>
@@ -16108,17 +14284,12 @@
         </w:numPr>
       </w:pPr>
       <w:proofErr w:type="spellStart"/>
-      <w:proofErr w:type="gramStart"/>
       <w:r>
         <w:t>keySet</w:t>
       </w:r>
       <w:proofErr w:type="spellEnd"/>
       <w:r>
-        <w:t>(</w:t>
-      </w:r>
-      <w:proofErr w:type="gramEnd"/>
-      <w:r>
-        <w:t>) → Set&lt;K&gt;</w:t>
+        <w:t>() → Set&lt;K&gt;</w:t>
       </w:r>
     </w:p>
     <w:p>
@@ -16128,13 +14299,8 @@
           <w:numId w:val="100"/>
         </w:numPr>
       </w:pPr>
-      <w:proofErr w:type="gramStart"/>
-      <w:r>
-        <w:t>values(</w:t>
-      </w:r>
-      <w:proofErr w:type="gramEnd"/>
-      <w:r>
-        <w:t>) → Collection&lt;V&gt;</w:t>
+      <w:r>
+        <w:t>values() → Collection&lt;V&gt;</w:t>
       </w:r>
     </w:p>
     <w:p>
@@ -16145,17 +14311,12 @@
         </w:numPr>
       </w:pPr>
       <w:proofErr w:type="spellStart"/>
-      <w:proofErr w:type="gramStart"/>
       <w:r>
         <w:t>entrySet</w:t>
       </w:r>
       <w:proofErr w:type="spellEnd"/>
       <w:r>
-        <w:t>(</w:t>
-      </w:r>
-      <w:proofErr w:type="gramEnd"/>
-      <w:r>
-        <w:t>) → Set&lt;</w:t>
+        <w:t>() → Set&lt;</w:t>
       </w:r>
       <w:proofErr w:type="spellStart"/>
       <w:r>
@@ -16163,15 +14324,7 @@
       </w:r>
       <w:proofErr w:type="spellEnd"/>
       <w:r>
-        <w:t>&lt;</w:t>
-      </w:r>
-      <w:proofErr w:type="gramStart"/>
-      <w:r>
-        <w:t>K,V</w:t>
-      </w:r>
-      <w:proofErr w:type="gramEnd"/>
-      <w:r>
-        <w:t>&gt;&gt;</w:t>
+        <w:t>&lt;K,V&gt;&gt;</w:t>
       </w:r>
     </w:p>
     <w:p>
@@ -16635,15 +14788,7 @@
         </w:numPr>
       </w:pPr>
       <w:r>
-        <w:t xml:space="preserve">put → </w:t>
-      </w:r>
-      <w:proofErr w:type="gramStart"/>
-      <w:r>
-        <w:t>O(</w:t>
-      </w:r>
-      <w:proofErr w:type="gramEnd"/>
-      <w:r>
-        <w:t>1)</w:t>
+        <w:t>put → O(1)</w:t>
       </w:r>
     </w:p>
     <w:p>
@@ -16654,15 +14799,7 @@
         </w:numPr>
       </w:pPr>
       <w:r>
-        <w:t xml:space="preserve">get → </w:t>
-      </w:r>
-      <w:proofErr w:type="gramStart"/>
-      <w:r>
-        <w:t>O(</w:t>
-      </w:r>
-      <w:proofErr w:type="gramEnd"/>
-      <w:r>
-        <w:t>1)</w:t>
+        <w:t>get → O(1)</w:t>
       </w:r>
     </w:p>
     <w:p>
@@ -16673,15 +14810,7 @@
         </w:numPr>
       </w:pPr>
       <w:r>
-        <w:t xml:space="preserve">remove → </w:t>
-      </w:r>
-      <w:proofErr w:type="gramStart"/>
-      <w:r>
-        <w:t>O(</w:t>
-      </w:r>
-      <w:proofErr w:type="gramEnd"/>
-      <w:r>
-        <w:t>1)</w:t>
+        <w:t>remove → O(1)</w:t>
       </w:r>
     </w:p>
     <w:p>
@@ -16769,13 +14898,8 @@
       </w:r>
       <w:proofErr w:type="spellEnd"/>
       <w:r>
-        <w:t>.</w:t>
-      </w:r>
-      <w:proofErr w:type="gramStart"/>
-      <w:r>
-        <w:t>*;</w:t>
-      </w:r>
-      <w:proofErr w:type="gramEnd"/>
+        <w:t>.*;</w:t>
+      </w:r>
     </w:p>
     <w:p>
       <w:r>
@@ -16792,15 +14916,7 @@
     </w:p>
     <w:p>
       <w:r>
-        <w:t xml:space="preserve">    public static void </w:t>
-      </w:r>
-      <w:proofErr w:type="gramStart"/>
-      <w:r>
-        <w:t>main(String[</w:t>
-      </w:r>
-      <w:proofErr w:type="gramEnd"/>
-      <w:r>
-        <w:t xml:space="preserve">] </w:t>
+        <w:t xml:space="preserve">    public static void main(String[] </w:t>
       </w:r>
       <w:proofErr w:type="spellStart"/>
       <w:r>
@@ -16813,131 +14929,81 @@
     </w:p>
     <w:p>
       <w:r>
-        <w:t xml:space="preserve">        Map&lt;Integer, String&gt; map = new HashMap&lt;</w:t>
-      </w:r>
-      <w:proofErr w:type="gramStart"/>
-      <w:r>
-        <w:t>&gt;();</w:t>
-      </w:r>
-      <w:proofErr w:type="gramEnd"/>
+        <w:t xml:space="preserve">        Map&lt;Integer, String&gt; map = new HashMap&lt;&gt;();</w:t>
+      </w:r>
     </w:p>
     <w:p>
       <w:r>
         <w:t xml:space="preserve">        </w:t>
       </w:r>
       <w:proofErr w:type="spellStart"/>
-      <w:proofErr w:type="gramStart"/>
       <w:r>
         <w:t>map.put</w:t>
       </w:r>
       <w:proofErr w:type="spellEnd"/>
       <w:r>
+        <w:t>(101, "Java");</w:t>
+      </w:r>
+    </w:p>
+    <w:p>
+      <w:r>
+        <w:t xml:space="preserve">        </w:t>
+      </w:r>
+      <w:proofErr w:type="spellStart"/>
+      <w:r>
+        <w:t>map.put</w:t>
+      </w:r>
+      <w:proofErr w:type="spellEnd"/>
+      <w:r>
+        <w:t>(102, "Spring");</w:t>
+      </w:r>
+    </w:p>
+    <w:p>
+      <w:r>
+        <w:t xml:space="preserve">        </w:t>
+      </w:r>
+      <w:proofErr w:type="spellStart"/>
+      <w:r>
+        <w:t>map.put</w:t>
+      </w:r>
+      <w:proofErr w:type="spellEnd"/>
+      <w:r>
+        <w:t>(103, "Hibernate");</w:t>
+      </w:r>
+    </w:p>
+    <w:p>
+      <w:r>
+        <w:t xml:space="preserve">        </w:t>
+      </w:r>
+      <w:proofErr w:type="spellStart"/>
+      <w:r>
+        <w:t>System.out.println</w:t>
+      </w:r>
+      <w:proofErr w:type="spellEnd"/>
+      <w:r>
         <w:t>(</w:t>
       </w:r>
-      <w:proofErr w:type="gramEnd"/>
-      <w:r>
-        <w:t>101, "Java"</w:t>
-      </w:r>
-      <w:proofErr w:type="gramStart"/>
-      <w:r>
-        <w:t>);</w:t>
-      </w:r>
-      <w:proofErr w:type="gramEnd"/>
+      <w:proofErr w:type="spellStart"/>
+      <w:r>
+        <w:t>map.get</w:t>
+      </w:r>
+      <w:proofErr w:type="spellEnd"/>
+      <w:r>
+        <w:t>(102));</w:t>
+      </w:r>
     </w:p>
     <w:p>
       <w:r>
         <w:t xml:space="preserve">        </w:t>
       </w:r>
       <w:proofErr w:type="spellStart"/>
-      <w:proofErr w:type="gramStart"/>
-      <w:r>
-        <w:t>map.put</w:t>
+      <w:r>
+        <w:t>System.out.println</w:t>
       </w:r>
       <w:proofErr w:type="spellEnd"/>
       <w:r>
-        <w:t>(</w:t>
-      </w:r>
-      <w:proofErr w:type="gramEnd"/>
-      <w:r>
-        <w:t>102, "Spring"</w:t>
-      </w:r>
-      <w:proofErr w:type="gramStart"/>
-      <w:r>
-        <w:t>);</w:t>
-      </w:r>
-      <w:proofErr w:type="gramEnd"/>
-    </w:p>
-    <w:p>
-      <w:r>
-        <w:t xml:space="preserve">        </w:t>
-      </w:r>
-      <w:proofErr w:type="spellStart"/>
-      <w:proofErr w:type="gramStart"/>
-      <w:r>
-        <w:t>map.put</w:t>
-      </w:r>
-      <w:proofErr w:type="spellEnd"/>
-      <w:r>
-        <w:t>(</w:t>
-      </w:r>
-      <w:proofErr w:type="gramEnd"/>
-      <w:r>
-        <w:t>103, "Hibernate"</w:t>
-      </w:r>
-      <w:proofErr w:type="gramStart"/>
-      <w:r>
-        <w:t>);</w:t>
-      </w:r>
-      <w:proofErr w:type="gramEnd"/>
-    </w:p>
-    <w:p>
-      <w:r>
-        <w:t xml:space="preserve">        </w:t>
-      </w:r>
-      <w:proofErr w:type="spellStart"/>
-      <w:r>
-        <w:t>System.out.println</w:t>
-      </w:r>
-      <w:proofErr w:type="spellEnd"/>
-      <w:r>
-        <w:t>(</w:t>
-      </w:r>
-      <w:proofErr w:type="spellStart"/>
-      <w:proofErr w:type="gramStart"/>
-      <w:r>
-        <w:t>map.get</w:t>
-      </w:r>
-      <w:proofErr w:type="spellEnd"/>
-      <w:r>
-        <w:t>(</w:t>
-      </w:r>
-      <w:proofErr w:type="gramEnd"/>
-      <w:r>
-        <w:t>102)</w:t>
-      </w:r>
-      <w:proofErr w:type="gramStart"/>
-      <w:r>
-        <w:t>);</w:t>
-      </w:r>
-      <w:proofErr w:type="gramEnd"/>
-    </w:p>
-    <w:p>
-      <w:r>
-        <w:t xml:space="preserve">        </w:t>
-      </w:r>
-      <w:proofErr w:type="spellStart"/>
-      <w:r>
-        <w:t>System.out.println</w:t>
-      </w:r>
-      <w:proofErr w:type="spellEnd"/>
-      <w:r>
-        <w:t>(map</w:t>
-      </w:r>
-      <w:proofErr w:type="gramStart"/>
-      <w:r>
-        <w:t>);</w:t>
-      </w:r>
-      <w:proofErr w:type="gramEnd"/>
+        <w:t>(map);</w:t>
+      </w:r>
     </w:p>
     <w:p>
       <w:r>
@@ -17053,15 +15119,7 @@
         </w:numPr>
       </w:pPr>
       <w:r>
-        <w:t xml:space="preserve">put → </w:t>
-      </w:r>
-      <w:proofErr w:type="gramStart"/>
-      <w:r>
-        <w:t>O(</w:t>
-      </w:r>
-      <w:proofErr w:type="gramEnd"/>
-      <w:r>
-        <w:t>1)</w:t>
+        <w:t>put → O(1)</w:t>
       </w:r>
     </w:p>
     <w:p>
@@ -17072,15 +15130,7 @@
         </w:numPr>
       </w:pPr>
       <w:r>
-        <w:t xml:space="preserve">get → </w:t>
-      </w:r>
-      <w:proofErr w:type="gramStart"/>
-      <w:r>
-        <w:t>O(</w:t>
-      </w:r>
-      <w:proofErr w:type="gramEnd"/>
-      <w:r>
-        <w:t>1)</w:t>
+        <w:t>get → O(1)</w:t>
       </w:r>
     </w:p>
     <w:p>
@@ -17157,13 +15207,8 @@
       </w:r>
       <w:proofErr w:type="spellEnd"/>
       <w:r>
-        <w:t>.</w:t>
-      </w:r>
-      <w:proofErr w:type="gramStart"/>
-      <w:r>
-        <w:t>*;</w:t>
-      </w:r>
-      <w:proofErr w:type="gramEnd"/>
+        <w:t>.*;</w:t>
+      </w:r>
     </w:p>
     <w:p>
       <w:r>
@@ -17180,15 +15225,7 @@
     </w:p>
     <w:p>
       <w:r>
-        <w:t xml:space="preserve">    public static void </w:t>
-      </w:r>
-      <w:proofErr w:type="gramStart"/>
-      <w:r>
-        <w:t>main(String[</w:t>
-      </w:r>
-      <w:proofErr w:type="gramEnd"/>
-      <w:r>
-        <w:t xml:space="preserve">] </w:t>
+        <w:t xml:space="preserve">    public static void main(String[] </w:t>
       </w:r>
       <w:proofErr w:type="spellStart"/>
       <w:r>
@@ -17209,82 +15246,47 @@
       </w:r>
       <w:proofErr w:type="spellEnd"/>
       <w:r>
-        <w:t>&lt;</w:t>
-      </w:r>
-      <w:proofErr w:type="gramStart"/>
-      <w:r>
-        <w:t>&gt;();</w:t>
-      </w:r>
-      <w:proofErr w:type="gramEnd"/>
+        <w:t>&lt;&gt;();</w:t>
+      </w:r>
     </w:p>
     <w:p>
       <w:r>
         <w:t xml:space="preserve">        </w:t>
       </w:r>
       <w:proofErr w:type="spellStart"/>
-      <w:proofErr w:type="gramStart"/>
       <w:r>
         <w:t>map.put</w:t>
       </w:r>
       <w:proofErr w:type="spellEnd"/>
       <w:r>
-        <w:t>(</w:t>
-      </w:r>
-      <w:proofErr w:type="gramEnd"/>
-      <w:r>
-        <w:t>"A", 1</w:t>
-      </w:r>
-      <w:proofErr w:type="gramStart"/>
-      <w:r>
-        <w:t>);</w:t>
-      </w:r>
-      <w:proofErr w:type="gramEnd"/>
+        <w:t>("A", 1);</w:t>
+      </w:r>
     </w:p>
     <w:p>
       <w:r>
         <w:t xml:space="preserve">        </w:t>
       </w:r>
       <w:proofErr w:type="spellStart"/>
-      <w:proofErr w:type="gramStart"/>
       <w:r>
         <w:t>map.put</w:t>
       </w:r>
       <w:proofErr w:type="spellEnd"/>
       <w:r>
-        <w:t>(</w:t>
-      </w:r>
-      <w:proofErr w:type="gramEnd"/>
-      <w:r>
-        <w:t>"B", 2</w:t>
-      </w:r>
-      <w:proofErr w:type="gramStart"/>
-      <w:r>
-        <w:t>);</w:t>
-      </w:r>
-      <w:proofErr w:type="gramEnd"/>
+        <w:t>("B", 2);</w:t>
+      </w:r>
     </w:p>
     <w:p>
       <w:r>
         <w:t xml:space="preserve">        </w:t>
       </w:r>
       <w:proofErr w:type="spellStart"/>
-      <w:proofErr w:type="gramStart"/>
       <w:r>
         <w:t>map.put</w:t>
       </w:r>
       <w:proofErr w:type="spellEnd"/>
       <w:r>
-        <w:t>(</w:t>
-      </w:r>
-      <w:proofErr w:type="gramEnd"/>
-      <w:r>
-        <w:t>"C", 3</w:t>
-      </w:r>
-      <w:proofErr w:type="gramStart"/>
-      <w:r>
-        <w:t>);</w:t>
-      </w:r>
-      <w:proofErr w:type="gramEnd"/>
+        <w:t>("C", 3);</w:t>
+      </w:r>
     </w:p>
     <w:p>
       <w:r>
@@ -17296,13 +15298,8 @@
       </w:r>
       <w:proofErr w:type="spellEnd"/>
       <w:r>
-        <w:t>(map</w:t>
-      </w:r>
-      <w:proofErr w:type="gramStart"/>
-      <w:r>
-        <w:t>);</w:t>
-      </w:r>
-      <w:proofErr w:type="gramEnd"/>
+        <w:t>(map);</w:t>
+      </w:r>
     </w:p>
     <w:p>
       <w:r>
@@ -17418,15 +15415,7 @@
         </w:numPr>
       </w:pPr>
       <w:r>
-        <w:t xml:space="preserve">put → </w:t>
-      </w:r>
-      <w:proofErr w:type="gramStart"/>
-      <w:r>
-        <w:t>O(</w:t>
-      </w:r>
-      <w:proofErr w:type="gramEnd"/>
-      <w:r>
-        <w:t>log n)</w:t>
+        <w:t>put → O(log n)</w:t>
       </w:r>
     </w:p>
     <w:p>
@@ -17437,15 +15426,7 @@
         </w:numPr>
       </w:pPr>
       <w:r>
-        <w:t xml:space="preserve">get → </w:t>
-      </w:r>
-      <w:proofErr w:type="gramStart"/>
-      <w:r>
-        <w:t>O(</w:t>
-      </w:r>
-      <w:proofErr w:type="gramEnd"/>
-      <w:r>
-        <w:t>log n)</w:t>
+        <w:t>get → O(log n)</w:t>
       </w:r>
     </w:p>
     <w:p>
@@ -17522,13 +15503,8 @@
       </w:r>
       <w:proofErr w:type="spellEnd"/>
       <w:r>
-        <w:t>.</w:t>
-      </w:r>
-      <w:proofErr w:type="gramStart"/>
-      <w:r>
-        <w:t>*;</w:t>
-      </w:r>
-      <w:proofErr w:type="gramEnd"/>
+        <w:t>.*;</w:t>
+      </w:r>
     </w:p>
     <w:p>
       <w:r>
@@ -17545,15 +15521,7 @@
     </w:p>
     <w:p>
       <w:r>
-        <w:t xml:space="preserve">    public static void </w:t>
-      </w:r>
-      <w:proofErr w:type="gramStart"/>
-      <w:r>
-        <w:t>main(String[</w:t>
-      </w:r>
-      <w:proofErr w:type="gramEnd"/>
-      <w:r>
-        <w:t xml:space="preserve">] </w:t>
+        <w:t xml:space="preserve">    public static void main(String[] </w:t>
       </w:r>
       <w:proofErr w:type="spellStart"/>
       <w:r>
@@ -17574,82 +15542,47 @@
       </w:r>
       <w:proofErr w:type="spellEnd"/>
       <w:r>
-        <w:t>&lt;</w:t>
-      </w:r>
-      <w:proofErr w:type="gramStart"/>
-      <w:r>
-        <w:t>&gt;();</w:t>
-      </w:r>
-      <w:proofErr w:type="gramEnd"/>
+        <w:t>&lt;&gt;();</w:t>
+      </w:r>
     </w:p>
     <w:p>
       <w:r>
         <w:t xml:space="preserve">        </w:t>
       </w:r>
       <w:proofErr w:type="spellStart"/>
-      <w:proofErr w:type="gramStart"/>
       <w:r>
         <w:t>map.put</w:t>
       </w:r>
       <w:proofErr w:type="spellEnd"/>
       <w:r>
-        <w:t>(</w:t>
-      </w:r>
-      <w:proofErr w:type="gramEnd"/>
-      <w:r>
-        <w:t>3, "C"</w:t>
-      </w:r>
-      <w:proofErr w:type="gramStart"/>
-      <w:r>
-        <w:t>);</w:t>
-      </w:r>
-      <w:proofErr w:type="gramEnd"/>
+        <w:t>(3, "C");</w:t>
+      </w:r>
     </w:p>
     <w:p>
       <w:r>
         <w:t xml:space="preserve">        </w:t>
       </w:r>
       <w:proofErr w:type="spellStart"/>
-      <w:proofErr w:type="gramStart"/>
       <w:r>
         <w:t>map.put</w:t>
       </w:r>
       <w:proofErr w:type="spellEnd"/>
       <w:r>
-        <w:t>(</w:t>
-      </w:r>
-      <w:proofErr w:type="gramEnd"/>
-      <w:r>
-        <w:t>1, "A"</w:t>
-      </w:r>
-      <w:proofErr w:type="gramStart"/>
-      <w:r>
-        <w:t>);</w:t>
-      </w:r>
-      <w:proofErr w:type="gramEnd"/>
+        <w:t>(1, "A");</w:t>
+      </w:r>
     </w:p>
     <w:p>
       <w:r>
         <w:t xml:space="preserve">        </w:t>
       </w:r>
       <w:proofErr w:type="spellStart"/>
-      <w:proofErr w:type="gramStart"/>
       <w:r>
         <w:t>map.put</w:t>
       </w:r>
       <w:proofErr w:type="spellEnd"/>
       <w:r>
-        <w:t>(</w:t>
-      </w:r>
-      <w:proofErr w:type="gramEnd"/>
-      <w:r>
-        <w:t>2, "B"</w:t>
-      </w:r>
-      <w:proofErr w:type="gramStart"/>
-      <w:r>
-        <w:t>);</w:t>
-      </w:r>
-      <w:proofErr w:type="gramEnd"/>
+        <w:t>(2, "B");</w:t>
+      </w:r>
     </w:p>
     <w:p>
       <w:r>
@@ -17661,13 +15594,8 @@
       </w:r>
       <w:proofErr w:type="spellEnd"/>
       <w:r>
-        <w:t>(map</w:t>
-      </w:r>
-      <w:proofErr w:type="gramStart"/>
-      <w:r>
-        <w:t>);</w:t>
-      </w:r>
-      <w:proofErr w:type="gramEnd"/>
+        <w:t>(map);</w:t>
+      </w:r>
     </w:p>
     <w:p>
       <w:r>
@@ -17826,13 +15754,8 @@
       </w:r>
       <w:proofErr w:type="spellEnd"/>
       <w:r>
-        <w:t>.</w:t>
-      </w:r>
-      <w:proofErr w:type="gramStart"/>
-      <w:r>
-        <w:t>*;</w:t>
-      </w:r>
-      <w:proofErr w:type="gramEnd"/>
+        <w:t>.*;</w:t>
+      </w:r>
     </w:p>
     <w:p>
       <w:r>
@@ -17849,15 +15772,7 @@
     </w:p>
     <w:p>
       <w:r>
-        <w:t xml:space="preserve">    public static void </w:t>
-      </w:r>
-      <w:proofErr w:type="gramStart"/>
-      <w:r>
-        <w:t>main(String[</w:t>
-      </w:r>
-      <w:proofErr w:type="gramEnd"/>
-      <w:r>
-        <w:t xml:space="preserve">] </w:t>
+        <w:t xml:space="preserve">    public static void main(String[] </w:t>
       </w:r>
       <w:proofErr w:type="spellStart"/>
       <w:r>
@@ -17878,59 +15793,34 @@
       </w:r>
       <w:proofErr w:type="spellEnd"/>
       <w:r>
-        <w:t>&lt;</w:t>
-      </w:r>
-      <w:proofErr w:type="gramStart"/>
-      <w:r>
-        <w:t>&gt;();</w:t>
-      </w:r>
-      <w:proofErr w:type="gramEnd"/>
+        <w:t>&lt;&gt;();</w:t>
+      </w:r>
     </w:p>
     <w:p>
       <w:r>
         <w:t xml:space="preserve">        </w:t>
       </w:r>
       <w:proofErr w:type="spellStart"/>
-      <w:proofErr w:type="gramStart"/>
       <w:r>
         <w:t>map.put</w:t>
       </w:r>
       <w:proofErr w:type="spellEnd"/>
       <w:r>
-        <w:t>(</w:t>
-      </w:r>
-      <w:proofErr w:type="gramEnd"/>
-      <w:r>
-        <w:t>1, "Java"</w:t>
-      </w:r>
-      <w:proofErr w:type="gramStart"/>
-      <w:r>
-        <w:t>);</w:t>
-      </w:r>
-      <w:proofErr w:type="gramEnd"/>
+        <w:t>(1, "Java");</w:t>
+      </w:r>
     </w:p>
     <w:p>
       <w:r>
         <w:t xml:space="preserve">        </w:t>
       </w:r>
       <w:proofErr w:type="spellStart"/>
-      <w:proofErr w:type="gramStart"/>
       <w:r>
         <w:t>map.put</w:t>
       </w:r>
       <w:proofErr w:type="spellEnd"/>
       <w:r>
-        <w:t>(</w:t>
-      </w:r>
-      <w:proofErr w:type="gramEnd"/>
-      <w:r>
-        <w:t>2, "Spring"</w:t>
-      </w:r>
-      <w:proofErr w:type="gramStart"/>
-      <w:r>
-        <w:t>);</w:t>
-      </w:r>
-      <w:proofErr w:type="gramEnd"/>
+        <w:t>(2, "Spring");</w:t>
+      </w:r>
     </w:p>
     <w:p>
       <w:r>
@@ -17943,13 +15833,8 @@
       </w:r>
       <w:proofErr w:type="spellEnd"/>
       <w:r>
-        <w:t>(map</w:t>
-      </w:r>
-      <w:proofErr w:type="gramStart"/>
-      <w:r>
-        <w:t>);</w:t>
-      </w:r>
-      <w:proofErr w:type="gramEnd"/>
+        <w:t>(map);</w:t>
+      </w:r>
     </w:p>
     <w:p>
       <w:r>
@@ -18041,7 +15926,6 @@
                 <w:bCs/>
               </w:rPr>
             </w:pPr>
-            <w:proofErr w:type="gramStart"/>
             <w:r>
               <w:rPr>
                 <w:b/>
@@ -18062,15 +15946,7 @@
                 <w:b/>
                 <w:bCs/>
               </w:rPr>
-              <w:t>Set,List</w:t>
-            </w:r>
-            <w:proofErr w:type="gramEnd"/>
-            <w:r>
-              <w:rPr>
-                <w:b/>
-                <w:bCs/>
-              </w:rPr>
-              <w:t>,Queue</w:t>
+              <w:t>Set,List,Queue</w:t>
             </w:r>
             <w:proofErr w:type="spellEnd"/>
             <w:r>
@@ -18464,15 +16340,7 @@
     </w:p>
     <w:p>
       <w:r>
-        <w:t>Map is a key–</w:t>
-      </w:r>
-      <w:proofErr w:type="gramStart"/>
-      <w:r>
-        <w:t>value based</w:t>
-      </w:r>
-      <w:proofErr w:type="gramEnd"/>
-      <w:r>
-        <w:t xml:space="preserve"> collection where HashMap offers best performance, </w:t>
+        <w:t xml:space="preserve">Map is a key–value based collection where HashMap offers best performance, </w:t>
       </w:r>
       <w:proofErr w:type="spellStart"/>
       <w:r>
@@ -18702,15 +16570,7 @@
         </w:numPr>
       </w:pPr>
       <w:r>
-        <w:t xml:space="preserve">On every </w:t>
-      </w:r>
-      <w:proofErr w:type="gramStart"/>
-      <w:r>
-        <w:t>next(</w:t>
-      </w:r>
-      <w:proofErr w:type="gramEnd"/>
-      <w:r>
-        <w:t>) call, both counts are compared</w:t>
+        <w:t>On every next() call, both counts are compared</w:t>
       </w:r>
     </w:p>
     <w:p>
@@ -18787,17 +16647,12 @@
         </w:numPr>
       </w:pPr>
       <w:proofErr w:type="spellStart"/>
-      <w:proofErr w:type="gramStart"/>
       <w:r>
         <w:t>hasNext</w:t>
       </w:r>
       <w:proofErr w:type="spellEnd"/>
       <w:r>
-        <w:t>(</w:t>
-      </w:r>
-      <w:proofErr w:type="gramEnd"/>
-      <w:r>
-        <w:t>) – checks if next element exists</w:t>
+        <w:t>() – checks if next element exists</w:t>
       </w:r>
     </w:p>
     <w:p>
@@ -18807,13 +16662,8 @@
           <w:numId w:val="117"/>
         </w:numPr>
       </w:pPr>
-      <w:proofErr w:type="gramStart"/>
-      <w:r>
-        <w:t>next(</w:t>
-      </w:r>
-      <w:proofErr w:type="gramEnd"/>
-      <w:r>
-        <w:t>) – returns next element and moves cursor</w:t>
+      <w:r>
+        <w:t>next() – returns next element and moves cursor</w:t>
       </w:r>
     </w:p>
     <w:p>
@@ -18823,13 +16673,8 @@
           <w:numId w:val="117"/>
         </w:numPr>
       </w:pPr>
-      <w:proofErr w:type="gramStart"/>
-      <w:r>
-        <w:t>remove(</w:t>
-      </w:r>
-      <w:proofErr w:type="gramEnd"/>
-      <w:r>
-        <w:t>) – removes the last element returned by iterator</w:t>
+      <w:r>
+        <w:t>remove() – removes the last element returned by iterator</w:t>
       </w:r>
     </w:p>
     <w:p>
@@ -18864,13 +16709,8 @@
       </w:r>
       <w:proofErr w:type="spellEnd"/>
       <w:r>
-        <w:t>&lt;</w:t>
-      </w:r>
-      <w:proofErr w:type="gramStart"/>
-      <w:r>
-        <w:t>&gt;();</w:t>
-      </w:r>
-      <w:proofErr w:type="gramEnd"/>
+        <w:t>&lt;&gt;();</w:t>
+      </w:r>
     </w:p>
     <w:p>
       <w:proofErr w:type="spellStart"/>
@@ -18879,13 +16719,8 @@
       </w:r>
       <w:proofErr w:type="spellEnd"/>
       <w:r>
-        <w:t>("A"</w:t>
-      </w:r>
-      <w:proofErr w:type="gramStart"/>
-      <w:r>
-        <w:t>);</w:t>
-      </w:r>
-      <w:proofErr w:type="gramEnd"/>
+        <w:t>("A");</w:t>
+      </w:r>
     </w:p>
     <w:p>
       <w:proofErr w:type="spellStart"/>
@@ -18894,13 +16729,8 @@
       </w:r>
       <w:proofErr w:type="spellEnd"/>
       <w:r>
-        <w:t>("B"</w:t>
-      </w:r>
-      <w:proofErr w:type="gramStart"/>
-      <w:r>
-        <w:t>);</w:t>
-      </w:r>
-      <w:proofErr w:type="gramEnd"/>
+        <w:t>("B");</w:t>
+      </w:r>
     </w:p>
     <w:p>
       <w:proofErr w:type="spellStart"/>
@@ -18910,13 +16740,8 @@
       </w:r>
       <w:proofErr w:type="spellEnd"/>
       <w:r>
-        <w:t>("C"</w:t>
-      </w:r>
-      <w:proofErr w:type="gramStart"/>
-      <w:r>
-        <w:t>);</w:t>
-      </w:r>
-      <w:proofErr w:type="gramEnd"/>
+        <w:t>("C");</w:t>
+      </w:r>
     </w:p>
     <w:p/>
     <w:p>
@@ -18924,63 +16749,47 @@
         <w:t xml:space="preserve">Iterator&lt;String&gt; it = </w:t>
       </w:r>
       <w:proofErr w:type="spellStart"/>
-      <w:proofErr w:type="gramStart"/>
       <w:r>
         <w:t>list.iterator</w:t>
       </w:r>
       <w:proofErr w:type="spellEnd"/>
-      <w:proofErr w:type="gramEnd"/>
+      <w:r>
+        <w:t>();</w:t>
+      </w:r>
+    </w:p>
+    <w:p>
+      <w:r>
+        <w:t>while (</w:t>
+      </w:r>
+      <w:proofErr w:type="spellStart"/>
+      <w:r>
+        <w:t>it.hasNext</w:t>
+      </w:r>
+      <w:proofErr w:type="spellEnd"/>
+      <w:r>
+        <w:t>()) {</w:t>
+      </w:r>
+    </w:p>
+    <w:p>
+      <w:r>
+        <w:t xml:space="preserve">    </w:t>
+      </w:r>
+      <w:proofErr w:type="spellStart"/>
+      <w:r>
+        <w:t>System.out.println</w:t>
+      </w:r>
+      <w:proofErr w:type="spellEnd"/>
       <w:r>
         <w:t>(</w:t>
       </w:r>
-      <w:proofErr w:type="gramStart"/>
-      <w:r>
-        <w:t>);</w:t>
-      </w:r>
-      <w:proofErr w:type="gramEnd"/>
-    </w:p>
-    <w:p>
-      <w:r>
-        <w:t>while (</w:t>
-      </w:r>
       <w:proofErr w:type="spellStart"/>
-      <w:proofErr w:type="gramStart"/>
-      <w:r>
-        <w:t>it.hasNext</w:t>
+      <w:r>
+        <w:t>it.next</w:t>
       </w:r>
       <w:proofErr w:type="spellEnd"/>
-      <w:proofErr w:type="gramEnd"/>
-      <w:r>
-        <w:t>()) {</w:t>
-      </w:r>
-    </w:p>
-    <w:p>
-      <w:r>
-        <w:t xml:space="preserve">    </w:t>
-      </w:r>
-      <w:proofErr w:type="spellStart"/>
-      <w:r>
-        <w:t>System.out.println</w:t>
-      </w:r>
-      <w:proofErr w:type="spellEnd"/>
-      <w:r>
-        <w:t>(</w:t>
-      </w:r>
-      <w:proofErr w:type="spellStart"/>
-      <w:proofErr w:type="gramStart"/>
-      <w:r>
-        <w:t>it.next</w:t>
-      </w:r>
-      <w:proofErr w:type="spellEnd"/>
-      <w:proofErr w:type="gramEnd"/>
-      <w:r>
-        <w:t>()</w:t>
-      </w:r>
-      <w:proofErr w:type="gramStart"/>
-      <w:r>
-        <w:t>);</w:t>
-      </w:r>
-      <w:proofErr w:type="gramEnd"/>
+      <w:r>
+        <w:t>());</w:t>
+      </w:r>
     </w:p>
     <w:p>
       <w:r>
@@ -19036,32 +16845,23 @@
         <w:t xml:space="preserve">Iterator&lt;String&gt; it = </w:t>
       </w:r>
       <w:proofErr w:type="spellStart"/>
-      <w:proofErr w:type="gramStart"/>
       <w:r>
         <w:t>list.iterator</w:t>
       </w:r>
       <w:proofErr w:type="spellEnd"/>
-      <w:proofErr w:type="gramEnd"/>
-      <w:r>
-        <w:t>(</w:t>
-      </w:r>
-      <w:proofErr w:type="gramStart"/>
-      <w:r>
-        <w:t>);</w:t>
-      </w:r>
-      <w:proofErr w:type="gramEnd"/>
+      <w:r>
+        <w:t>();</w:t>
+      </w:r>
     </w:p>
     <w:p>
       <w:r>
         <w:t>while (</w:t>
       </w:r>
       <w:proofErr w:type="spellStart"/>
-      <w:proofErr w:type="gramStart"/>
       <w:r>
         <w:t>it.hasNext</w:t>
       </w:r>
       <w:proofErr w:type="spellEnd"/>
-      <w:proofErr w:type="gramEnd"/>
       <w:r>
         <w:t>()) {</w:t>
       </w:r>
@@ -19071,22 +16871,12 @@
         <w:t xml:space="preserve">    if (</w:t>
       </w:r>
       <w:proofErr w:type="spellStart"/>
-      <w:proofErr w:type="gramStart"/>
       <w:r>
         <w:t>it.next</w:t>
       </w:r>
       <w:proofErr w:type="spellEnd"/>
-      <w:proofErr w:type="gramEnd"/>
-      <w:r>
-        <w:t>(</w:t>
-      </w:r>
-      <w:proofErr w:type="gramStart"/>
-      <w:r>
-        <w:t>).equals</w:t>
-      </w:r>
-      <w:proofErr w:type="gramEnd"/>
-      <w:r>
-        <w:t>("B")) {</w:t>
+      <w:r>
+        <w:t>().equals("B")) {</w:t>
       </w:r>
     </w:p>
     <w:p>
@@ -19094,20 +16884,13 @@
         <w:t xml:space="preserve">        </w:t>
       </w:r>
       <w:proofErr w:type="spellStart"/>
-      <w:proofErr w:type="gramStart"/>
       <w:r>
         <w:t>it.remove</w:t>
       </w:r>
       <w:proofErr w:type="spellEnd"/>
-      <w:proofErr w:type="gramEnd"/>
-      <w:r>
-        <w:t>(</w:t>
-      </w:r>
-      <w:proofErr w:type="gramStart"/>
-      <w:r>
-        <w:t>);</w:t>
-      </w:r>
-      <w:proofErr w:type="gramEnd"/>
+      <w:r>
+        <w:t>();</w:t>
+      </w:r>
     </w:p>
     <w:p>
       <w:r>
@@ -19240,17 +17023,12 @@
         </w:numPr>
       </w:pPr>
       <w:proofErr w:type="spellStart"/>
-      <w:proofErr w:type="gramStart"/>
       <w:r>
         <w:t>hasPrevious</w:t>
       </w:r>
       <w:proofErr w:type="spellEnd"/>
       <w:r>
-        <w:t>(</w:t>
-      </w:r>
-      <w:proofErr w:type="gramEnd"/>
-      <w:r>
-        <w:t>)</w:t>
+        <w:t>()</w:t>
       </w:r>
     </w:p>
     <w:p>
@@ -19260,13 +17038,8 @@
           <w:numId w:val="120"/>
         </w:numPr>
       </w:pPr>
-      <w:proofErr w:type="gramStart"/>
-      <w:r>
-        <w:t>previous(</w:t>
-      </w:r>
-      <w:proofErr w:type="gramEnd"/>
-      <w:r>
-        <w:t>)</w:t>
+      <w:r>
+        <w:t>previous()</w:t>
       </w:r>
     </w:p>
     <w:p>
@@ -19276,13 +17049,8 @@
           <w:numId w:val="120"/>
         </w:numPr>
       </w:pPr>
-      <w:proofErr w:type="gramStart"/>
-      <w:r>
-        <w:t>add(</w:t>
-      </w:r>
-      <w:proofErr w:type="gramEnd"/>
-      <w:r>
-        <w:t>E e)</w:t>
+      <w:r>
+        <w:t>add(E e)</w:t>
       </w:r>
     </w:p>
     <w:p>
@@ -19292,13 +17060,8 @@
           <w:numId w:val="120"/>
         </w:numPr>
       </w:pPr>
-      <w:proofErr w:type="gramStart"/>
-      <w:r>
-        <w:t>set(</w:t>
-      </w:r>
-      <w:proofErr w:type="gramEnd"/>
-      <w:r>
-        <w:t>E e)</w:t>
+      <w:r>
+        <w:t>set(E e)</w:t>
       </w:r>
     </w:p>
     <w:p>
@@ -19309,18 +17072,13 @@
         </w:numPr>
       </w:pPr>
       <w:proofErr w:type="spellStart"/>
-      <w:proofErr w:type="gramStart"/>
       <w:r>
         <w:lastRenderedPageBreak/>
         <w:t>nextIndex</w:t>
       </w:r>
       <w:proofErr w:type="spellEnd"/>
       <w:r>
-        <w:t>(</w:t>
-      </w:r>
-      <w:proofErr w:type="gramEnd"/>
-      <w:r>
-        <w:t>)</w:t>
+        <w:t>()</w:t>
       </w:r>
     </w:p>
     <w:p>
@@ -19331,17 +17089,12 @@
         </w:numPr>
       </w:pPr>
       <w:proofErr w:type="spellStart"/>
-      <w:proofErr w:type="gramStart"/>
       <w:r>
         <w:t>previousIndex</w:t>
       </w:r>
       <w:proofErr w:type="spellEnd"/>
       <w:r>
-        <w:t>(</w:t>
-      </w:r>
-      <w:proofErr w:type="gramEnd"/>
-      <w:r>
-        <w:t>)</w:t>
+        <w:t>()</w:t>
       </w:r>
     </w:p>
     <w:p>
@@ -19385,13 +17138,8 @@
       </w:r>
       <w:proofErr w:type="spellEnd"/>
       <w:r>
-        <w:t>&lt;</w:t>
-      </w:r>
-      <w:proofErr w:type="gramStart"/>
-      <w:r>
-        <w:t>&gt;();</w:t>
-      </w:r>
-      <w:proofErr w:type="gramEnd"/>
+        <w:t>&lt;&gt;();</w:t>
+      </w:r>
     </w:p>
     <w:p>
       <w:proofErr w:type="spellStart"/>
@@ -19400,13 +17148,8 @@
       </w:r>
       <w:proofErr w:type="spellEnd"/>
       <w:r>
-        <w:t>("A"</w:t>
-      </w:r>
-      <w:proofErr w:type="gramStart"/>
-      <w:r>
-        <w:t>);</w:t>
-      </w:r>
-      <w:proofErr w:type="gramEnd"/>
+        <w:t>("A");</w:t>
+      </w:r>
     </w:p>
     <w:p>
       <w:proofErr w:type="spellStart"/>
@@ -19415,13 +17158,8 @@
       </w:r>
       <w:proofErr w:type="spellEnd"/>
       <w:r>
-        <w:t>("B"</w:t>
-      </w:r>
-      <w:proofErr w:type="gramStart"/>
-      <w:r>
-        <w:t>);</w:t>
-      </w:r>
-      <w:proofErr w:type="gramEnd"/>
+        <w:t>("B");</w:t>
+      </w:r>
     </w:p>
     <w:p>
       <w:proofErr w:type="spellStart"/>
@@ -19430,13 +17168,8 @@
       </w:r>
       <w:proofErr w:type="spellEnd"/>
       <w:r>
-        <w:t>("C"</w:t>
-      </w:r>
-      <w:proofErr w:type="gramStart"/>
-      <w:r>
-        <w:t>);</w:t>
-      </w:r>
-      <w:proofErr w:type="gramEnd"/>
+        <w:t>("C");</w:t>
+      </w:r>
     </w:p>
     <w:p/>
     <w:p>
@@ -19449,20 +17182,53 @@
         <w:t xml:space="preserve">&lt;String&gt; it = </w:t>
       </w:r>
       <w:proofErr w:type="spellStart"/>
-      <w:proofErr w:type="gramStart"/>
       <w:r>
         <w:t>list.listIterator</w:t>
       </w:r>
       <w:proofErr w:type="spellEnd"/>
-      <w:proofErr w:type="gramEnd"/>
+      <w:r>
+        <w:t>();</w:t>
+      </w:r>
+    </w:p>
+    <w:p/>
+    <w:p>
+      <w:r>
+        <w:t>while (</w:t>
+      </w:r>
+      <w:proofErr w:type="spellStart"/>
+      <w:r>
+        <w:t>it.hasNext</w:t>
+      </w:r>
+      <w:proofErr w:type="spellEnd"/>
+      <w:r>
+        <w:t>()) {</w:t>
+      </w:r>
+    </w:p>
+    <w:p>
+      <w:r>
+        <w:t xml:space="preserve">    </w:t>
+      </w:r>
+      <w:proofErr w:type="spellStart"/>
+      <w:r>
+        <w:t>System.out.print</w:t>
+      </w:r>
+      <w:proofErr w:type="spellEnd"/>
       <w:r>
         <w:t>(</w:t>
       </w:r>
-      <w:proofErr w:type="gramStart"/>
-      <w:r>
-        <w:t>);</w:t>
-      </w:r>
-      <w:proofErr w:type="gramEnd"/>
+      <w:proofErr w:type="spellStart"/>
+      <w:r>
+        <w:t>it.next</w:t>
+      </w:r>
+      <w:proofErr w:type="spellEnd"/>
+      <w:r>
+        <w:t>() + " ");</w:t>
+      </w:r>
+    </w:p>
+    <w:p>
+      <w:r>
+        <w:t>}</w:t>
+      </w:r>
     </w:p>
     <w:p/>
     <w:p>
@@ -19470,12 +17236,10 @@
         <w:t>while (</w:t>
       </w:r>
       <w:proofErr w:type="spellStart"/>
-      <w:proofErr w:type="gramStart"/>
-      <w:r>
-        <w:t>it.hasNext</w:t>
+      <w:r>
+        <w:t>it.hasPrevious</w:t>
       </w:r>
       <w:proofErr w:type="spellEnd"/>
-      <w:proofErr w:type="gramEnd"/>
       <w:r>
         <w:t>()) {</w:t>
       </w:r>
@@ -19493,69 +17257,13 @@
         <w:t>(</w:t>
       </w:r>
       <w:proofErr w:type="spellStart"/>
-      <w:proofErr w:type="gramStart"/>
-      <w:r>
-        <w:t>it.next</w:t>
+      <w:r>
+        <w:t>it.previous</w:t>
       </w:r>
       <w:proofErr w:type="spellEnd"/>
-      <w:proofErr w:type="gramEnd"/>
-      <w:r>
-        <w:t>() + " "</w:t>
-      </w:r>
-      <w:proofErr w:type="gramStart"/>
-      <w:r>
-        <w:t>);</w:t>
-      </w:r>
-      <w:proofErr w:type="gramEnd"/>
-    </w:p>
-    <w:p>
-      <w:r>
-        <w:t>}</w:t>
-      </w:r>
-    </w:p>
-    <w:p/>
-    <w:p>
-      <w:r>
-        <w:t>while (</w:t>
-      </w:r>
-      <w:proofErr w:type="spellStart"/>
-      <w:proofErr w:type="gramStart"/>
-      <w:r>
-        <w:t>it.hasPrevious</w:t>
-      </w:r>
-      <w:proofErr w:type="spellEnd"/>
-      <w:proofErr w:type="gramEnd"/>
-      <w:r>
-        <w:t>()) {</w:t>
-      </w:r>
-    </w:p>
-    <w:p>
-      <w:r>
-        <w:t xml:space="preserve">    </w:t>
-      </w:r>
-      <w:proofErr w:type="spellStart"/>
-      <w:r>
-        <w:t>System.out.print</w:t>
-      </w:r>
-      <w:proofErr w:type="spellEnd"/>
-      <w:r>
-        <w:t>(</w:t>
-      </w:r>
-      <w:proofErr w:type="spellStart"/>
-      <w:proofErr w:type="gramStart"/>
-      <w:r>
-        <w:t>it.previous</w:t>
-      </w:r>
-      <w:proofErr w:type="spellEnd"/>
-      <w:proofErr w:type="gramEnd"/>
-      <w:r>
-        <w:t>() + " "</w:t>
-      </w:r>
-      <w:proofErr w:type="gramStart"/>
-      <w:r>
-        <w:t>);</w:t>
-      </w:r>
-      <w:proofErr w:type="gramEnd"/>
+      <w:r>
+        <w:t>() + " ");</w:t>
+      </w:r>
     </w:p>
     <w:p>
       <w:r>
@@ -19759,49 +17467,30 @@
         <w:t xml:space="preserve">Iterator&lt;Integer&gt; it = </w:t>
       </w:r>
       <w:proofErr w:type="spellStart"/>
-      <w:proofErr w:type="gramStart"/>
       <w:r>
         <w:t>list.iterator</w:t>
       </w:r>
       <w:proofErr w:type="spellEnd"/>
-      <w:proofErr w:type="gramEnd"/>
-      <w:r>
-        <w:t>(</w:t>
-      </w:r>
-      <w:proofErr w:type="gramStart"/>
-      <w:r>
-        <w:t>);</w:t>
-      </w:r>
-      <w:proofErr w:type="gramEnd"/>
+      <w:r>
+        <w:t>();</w:t>
+      </w:r>
     </w:p>
     <w:p>
       <w:proofErr w:type="spellStart"/>
-      <w:proofErr w:type="gramStart"/>
       <w:r>
         <w:t>list.add</w:t>
       </w:r>
       <w:proofErr w:type="spellEnd"/>
       <w:r>
-        <w:t>(</w:t>
-      </w:r>
-      <w:proofErr w:type="gramEnd"/>
-      <w:r>
-        <w:t>5</w:t>
-      </w:r>
-      <w:proofErr w:type="gramStart"/>
-      <w:r>
-        <w:t>);</w:t>
-      </w:r>
-      <w:proofErr w:type="gramEnd"/>
+        <w:t>(5);</w:t>
+      </w:r>
     </w:p>
     <w:p>
       <w:proofErr w:type="spellStart"/>
-      <w:proofErr w:type="gramStart"/>
       <w:r>
         <w:t>it.next</w:t>
       </w:r>
       <w:proofErr w:type="spellEnd"/>
-      <w:proofErr w:type="gramEnd"/>
       <w:r>
         <w:t>(); // throws exception</w:t>
       </w:r>
@@ -19905,118 +17594,76 @@
       </w:r>
       <w:proofErr w:type="spellEnd"/>
       <w:r>
-        <w:t>&lt;</w:t>
-      </w:r>
-      <w:proofErr w:type="gramStart"/>
-      <w:r>
-        <w:t>&gt;();</w:t>
-      </w:r>
-      <w:proofErr w:type="gramEnd"/>
+        <w:t>&lt;&gt;();</w:t>
+      </w:r>
     </w:p>
     <w:p>
       <w:proofErr w:type="spellStart"/>
-      <w:proofErr w:type="gramStart"/>
       <w:r>
         <w:t>list.add</w:t>
       </w:r>
       <w:proofErr w:type="spellEnd"/>
       <w:r>
+        <w:t>(1);</w:t>
+      </w:r>
+    </w:p>
+    <w:p>
+      <w:proofErr w:type="spellStart"/>
+      <w:r>
+        <w:t>list.add</w:t>
+      </w:r>
+      <w:proofErr w:type="spellEnd"/>
+      <w:r>
+        <w:t>(2);</w:t>
+      </w:r>
+    </w:p>
+    <w:p/>
+    <w:p>
+      <w:r>
+        <w:t xml:space="preserve">for (Integer </w:t>
+      </w:r>
+      <w:proofErr w:type="spellStart"/>
+      <w:r>
+        <w:t>i</w:t>
+      </w:r>
+      <w:proofErr w:type="spellEnd"/>
+      <w:r>
+        <w:t xml:space="preserve"> : list) {</w:t>
+      </w:r>
+    </w:p>
+    <w:p>
+      <w:r>
+        <w:t xml:space="preserve">    </w:t>
+      </w:r>
+      <w:proofErr w:type="spellStart"/>
+      <w:r>
+        <w:t>list.add</w:t>
+      </w:r>
+      <w:proofErr w:type="spellEnd"/>
+      <w:r>
+        <w:t>(3);</w:t>
+      </w:r>
+    </w:p>
+    <w:p>
+      <w:r>
+        <w:t xml:space="preserve">    </w:t>
+      </w:r>
+      <w:proofErr w:type="spellStart"/>
+      <w:r>
+        <w:t>System.out.println</w:t>
+      </w:r>
+      <w:proofErr w:type="spellEnd"/>
+      <w:r>
         <w:t>(</w:t>
       </w:r>
-      <w:proofErr w:type="gramEnd"/>
-      <w:r>
-        <w:t>1</w:t>
-      </w:r>
-      <w:proofErr w:type="gramStart"/>
+      <w:proofErr w:type="spellStart"/>
+      <w:r>
+        <w:t>i</w:t>
+      </w:r>
+      <w:proofErr w:type="spellEnd"/>
       <w:r>
         <w:t>);</w:t>
       </w:r>
-      <w:proofErr w:type="gramEnd"/>
-    </w:p>
-    <w:p>
-      <w:proofErr w:type="spellStart"/>
-      <w:proofErr w:type="gramStart"/>
-      <w:r>
-        <w:t>list.add</w:t>
-      </w:r>
-      <w:proofErr w:type="spellEnd"/>
-      <w:r>
-        <w:t>(</w:t>
-      </w:r>
-      <w:proofErr w:type="gramEnd"/>
-      <w:r>
-        <w:t>2</w:t>
-      </w:r>
-      <w:proofErr w:type="gramStart"/>
-      <w:r>
-        <w:t>);</w:t>
-      </w:r>
-      <w:proofErr w:type="gramEnd"/>
-    </w:p>
-    <w:p/>
-    <w:p>
-      <w:r>
-        <w:t xml:space="preserve">for (Integer </w:t>
-      </w:r>
-      <w:proofErr w:type="spellStart"/>
-      <w:proofErr w:type="gramStart"/>
-      <w:r>
-        <w:t>i</w:t>
-      </w:r>
-      <w:proofErr w:type="spellEnd"/>
-      <w:r>
-        <w:t xml:space="preserve"> :</w:t>
-      </w:r>
-      <w:proofErr w:type="gramEnd"/>
-      <w:r>
-        <w:t xml:space="preserve"> list) {</w:t>
-      </w:r>
-    </w:p>
-    <w:p>
-      <w:r>
-        <w:t xml:space="preserve">    </w:t>
-      </w:r>
-      <w:proofErr w:type="spellStart"/>
-      <w:proofErr w:type="gramStart"/>
-      <w:r>
-        <w:t>list.add</w:t>
-      </w:r>
-      <w:proofErr w:type="spellEnd"/>
-      <w:r>
-        <w:t>(</w:t>
-      </w:r>
-      <w:proofErr w:type="gramEnd"/>
-      <w:r>
-        <w:t>3</w:t>
-      </w:r>
-      <w:proofErr w:type="gramStart"/>
-      <w:r>
-        <w:t>);</w:t>
-      </w:r>
-      <w:proofErr w:type="gramEnd"/>
-    </w:p>
-    <w:p>
-      <w:r>
-        <w:t xml:space="preserve">    </w:t>
-      </w:r>
-      <w:proofErr w:type="spellStart"/>
-      <w:r>
-        <w:t>System.out.println</w:t>
-      </w:r>
-      <w:proofErr w:type="spellEnd"/>
-      <w:r>
-        <w:t>(</w:t>
-      </w:r>
-      <w:proofErr w:type="spellStart"/>
-      <w:r>
-        <w:t>i</w:t>
-      </w:r>
-      <w:proofErr w:type="spellEnd"/>
-      <w:proofErr w:type="gramStart"/>
-      <w:r>
-        <w:t>);</w:t>
-      </w:r>
-      <w:proofErr w:type="gramEnd"/>
     </w:p>
     <w:p>
       <w:r>
@@ -20443,12 +18090,10 @@
         <w:t xml:space="preserve">Collections is a utility class in </w:t>
       </w:r>
       <w:proofErr w:type="spellStart"/>
-      <w:proofErr w:type="gramStart"/>
       <w:r>
         <w:t>java.util</w:t>
       </w:r>
       <w:proofErr w:type="spellEnd"/>
-      <w:proofErr w:type="gramEnd"/>
     </w:p>
     <w:p>
       <w:pPr>
@@ -20489,13 +18134,8 @@
     </w:p>
     <w:p>
       <w:proofErr w:type="spellStart"/>
-      <w:proofErr w:type="gramStart"/>
-      <w:r>
-        <w:t>java.util</w:t>
-      </w:r>
-      <w:proofErr w:type="gramEnd"/>
-      <w:r>
-        <w:t>.Collections</w:t>
+      <w:r>
+        <w:t>java.util.Collections</w:t>
       </w:r>
       <w:proofErr w:type="spellEnd"/>
     </w:p>
@@ -20612,21 +18252,12 @@
           <w:bCs/>
         </w:rPr>
       </w:pPr>
-      <w:proofErr w:type="gramStart"/>
-      <w:r>
-        <w:rPr>
-          <w:b/>
-          <w:bCs/>
-        </w:rPr>
-        <w:t>sort(</w:t>
-      </w:r>
-      <w:proofErr w:type="gramEnd"/>
-      <w:r>
-        <w:rPr>
-          <w:b/>
-          <w:bCs/>
-        </w:rPr>
-        <w:t>)</w:t>
+      <w:r>
+        <w:rPr>
+          <w:b/>
+          <w:bCs/>
+        </w:rPr>
+        <w:t>sort()</w:t>
       </w:r>
     </w:p>
     <w:p>
@@ -20661,26 +18292,16 @@
       </w:r>
       <w:proofErr w:type="spellEnd"/>
       <w:r>
-        <w:t>&lt;</w:t>
-      </w:r>
-      <w:proofErr w:type="gramStart"/>
-      <w:r>
-        <w:t>&gt;(</w:t>
+        <w:t>&lt;&gt;(</w:t>
       </w:r>
       <w:proofErr w:type="spellStart"/>
-      <w:proofErr w:type="gramEnd"/>
       <w:r>
         <w:t>List.of</w:t>
       </w:r>
       <w:proofErr w:type="spellEnd"/>
       <w:r>
-        <w:t>(3, 1, 2)</w:t>
-      </w:r>
-      <w:proofErr w:type="gramStart"/>
-      <w:r>
-        <w:t>);</w:t>
-      </w:r>
-      <w:proofErr w:type="gramEnd"/>
+        <w:t>(3, 1, 2));</w:t>
+      </w:r>
     </w:p>
     <w:p>
       <w:proofErr w:type="spellStart"/>
@@ -20689,13 +18310,8 @@
       </w:r>
       <w:proofErr w:type="spellEnd"/>
       <w:r>
-        <w:t>(list</w:t>
-      </w:r>
-      <w:proofErr w:type="gramStart"/>
-      <w:r>
-        <w:t>);</w:t>
-      </w:r>
-      <w:proofErr w:type="gramEnd"/>
+        <w:t>(list);</w:t>
+      </w:r>
     </w:p>
     <w:p>
       <w:proofErr w:type="spellStart"/>
@@ -20704,13 +18320,8 @@
       </w:r>
       <w:proofErr w:type="spellEnd"/>
       <w:r>
-        <w:t>(list</w:t>
-      </w:r>
-      <w:proofErr w:type="gramStart"/>
-      <w:r>
-        <w:t>);</w:t>
-      </w:r>
-      <w:proofErr w:type="gramEnd"/>
+        <w:t>(list);</w:t>
+      </w:r>
     </w:p>
     <w:p>
       <w:r>
@@ -20732,13 +18343,8 @@
       </w:r>
       <w:proofErr w:type="spellEnd"/>
       <w:r>
-        <w:t>()</w:t>
-      </w:r>
-      <w:proofErr w:type="gramStart"/>
-      <w:r>
-        <w:t>);</w:t>
-      </w:r>
-      <w:proofErr w:type="gramEnd"/>
+        <w:t>());</w:t>
+      </w:r>
     </w:p>
     <w:p>
       <w:r>
@@ -20754,21 +18360,12 @@
           <w:bCs/>
         </w:rPr>
       </w:pPr>
-      <w:proofErr w:type="gramStart"/>
-      <w:r>
-        <w:rPr>
-          <w:b/>
-          <w:bCs/>
-        </w:rPr>
-        <w:t>reverse(</w:t>
-      </w:r>
-      <w:proofErr w:type="gramEnd"/>
-      <w:r>
-        <w:rPr>
-          <w:b/>
-          <w:bCs/>
-        </w:rPr>
-        <w:t>)</w:t>
+      <w:r>
+        <w:rPr>
+          <w:b/>
+          <w:bCs/>
+        </w:rPr>
+        <w:t>reverse()</w:t>
       </w:r>
     </w:p>
     <w:p>
@@ -20789,13 +18386,8 @@
       </w:r>
       <w:proofErr w:type="spellEnd"/>
       <w:r>
-        <w:t>(list</w:t>
-      </w:r>
-      <w:proofErr w:type="gramStart"/>
-      <w:r>
-        <w:t>);</w:t>
-      </w:r>
-      <w:proofErr w:type="gramEnd"/>
+        <w:t>(list);</w:t>
+      </w:r>
     </w:p>
     <w:p>
       <w:proofErr w:type="spellStart"/>
@@ -20804,13 +18396,8 @@
       </w:r>
       <w:proofErr w:type="spellEnd"/>
       <w:r>
-        <w:t>(list</w:t>
-      </w:r>
-      <w:proofErr w:type="gramStart"/>
-      <w:r>
-        <w:t>);</w:t>
-      </w:r>
-      <w:proofErr w:type="gramEnd"/>
+        <w:t>(list);</w:t>
+      </w:r>
     </w:p>
     <w:p>
       <w:r>
@@ -20826,21 +18413,12 @@
           <w:bCs/>
         </w:rPr>
       </w:pPr>
-      <w:proofErr w:type="gramStart"/>
-      <w:r>
-        <w:rPr>
-          <w:b/>
-          <w:bCs/>
-        </w:rPr>
-        <w:t>shuffle(</w:t>
-      </w:r>
-      <w:proofErr w:type="gramEnd"/>
-      <w:r>
-        <w:rPr>
-          <w:b/>
-          <w:bCs/>
-        </w:rPr>
-        <w:t>)</w:t>
+      <w:r>
+        <w:rPr>
+          <w:b/>
+          <w:bCs/>
+        </w:rPr>
+        <w:t>shuffle()</w:t>
       </w:r>
     </w:p>
     <w:p>
@@ -20862,13 +18440,8 @@
       </w:r>
       <w:proofErr w:type="spellEnd"/>
       <w:r>
-        <w:t>(list</w:t>
-      </w:r>
-      <w:proofErr w:type="gramStart"/>
-      <w:r>
-        <w:t>);</w:t>
-      </w:r>
-      <w:proofErr w:type="gramEnd"/>
+        <w:t>(list);</w:t>
+      </w:r>
     </w:p>
     <w:p>
       <w:proofErr w:type="spellStart"/>
@@ -20877,13 +18450,8 @@
       </w:r>
       <w:proofErr w:type="spellEnd"/>
       <w:r>
-        <w:t>(list</w:t>
-      </w:r>
-      <w:proofErr w:type="gramStart"/>
-      <w:r>
-        <w:t>);</w:t>
-      </w:r>
-      <w:proofErr w:type="gramEnd"/>
+        <w:t>(list);</w:t>
+      </w:r>
     </w:p>
     <w:p>
       <w:r>
@@ -20900,7 +18468,6 @@
         </w:rPr>
       </w:pPr>
       <w:proofErr w:type="spellStart"/>
-      <w:proofErr w:type="gramStart"/>
       <w:r>
         <w:rPr>
           <w:b/>
@@ -20914,15 +18481,7 @@
           <w:b/>
           <w:bCs/>
         </w:rPr>
-        <w:t>(</w:t>
-      </w:r>
-      <w:proofErr w:type="gramEnd"/>
-      <w:r>
-        <w:rPr>
-          <w:b/>
-          <w:bCs/>
-        </w:rPr>
-        <w:t>)</w:t>
+        <w:t>()</w:t>
       </w:r>
     </w:p>
     <w:p>
@@ -20950,13 +18509,8 @@
       </w:r>
       <w:proofErr w:type="spellEnd"/>
       <w:r>
-        <w:t>(list</w:t>
-      </w:r>
-      <w:proofErr w:type="gramStart"/>
-      <w:r>
-        <w:t>);</w:t>
-      </w:r>
-      <w:proofErr w:type="gramEnd"/>
+        <w:t>(list);</w:t>
+      </w:r>
     </w:p>
     <w:p>
       <w:r>
@@ -20968,13 +18522,8 @@
       </w:r>
       <w:proofErr w:type="spellEnd"/>
       <w:r>
-        <w:t>(list, 2</w:t>
-      </w:r>
-      <w:proofErr w:type="gramStart"/>
-      <w:r>
-        <w:t>);</w:t>
-      </w:r>
-      <w:proofErr w:type="gramEnd"/>
+        <w:t>(list, 2);</w:t>
+      </w:r>
     </w:p>
     <w:p>
       <w:proofErr w:type="spellStart"/>
@@ -20983,13 +18532,8 @@
       </w:r>
       <w:proofErr w:type="spellEnd"/>
       <w:r>
-        <w:t>(index</w:t>
-      </w:r>
-      <w:proofErr w:type="gramStart"/>
-      <w:r>
-        <w:t>);</w:t>
-      </w:r>
-      <w:proofErr w:type="gramEnd"/>
+        <w:t>(index);</w:t>
+      </w:r>
     </w:p>
     <w:p>
       <w:r>
@@ -21005,37 +18549,12 @@
           <w:bCs/>
         </w:rPr>
       </w:pPr>
-      <w:proofErr w:type="gramStart"/>
-      <w:r>
-        <w:rPr>
-          <w:b/>
-          <w:bCs/>
-        </w:rPr>
-        <w:t>max(</w:t>
-      </w:r>
-      <w:proofErr w:type="gramEnd"/>
-      <w:r>
-        <w:rPr>
-          <w:b/>
-          <w:bCs/>
-        </w:rPr>
-        <w:t xml:space="preserve">) and </w:t>
-      </w:r>
-      <w:proofErr w:type="gramStart"/>
-      <w:r>
-        <w:rPr>
-          <w:b/>
-          <w:bCs/>
-        </w:rPr>
-        <w:t>min(</w:t>
-      </w:r>
-      <w:proofErr w:type="gramEnd"/>
-      <w:r>
-        <w:rPr>
-          <w:b/>
-          <w:bCs/>
-        </w:rPr>
-        <w:t>)</w:t>
+      <w:r>
+        <w:rPr>
+          <w:b/>
+          <w:bCs/>
+        </w:rPr>
+        <w:t>max() and min()</w:t>
       </w:r>
     </w:p>
     <w:p>
@@ -21059,13 +18578,8 @@
       </w:r>
       <w:proofErr w:type="spellEnd"/>
       <w:r>
-        <w:t>(list</w:t>
-      </w:r>
-      <w:proofErr w:type="gramStart"/>
-      <w:r>
-        <w:t>);</w:t>
-      </w:r>
-      <w:proofErr w:type="gramEnd"/>
+        <w:t>(list);</w:t>
+      </w:r>
     </w:p>
     <w:p>
       <w:r>
@@ -21077,13 +18591,8 @@
       </w:r>
       <w:proofErr w:type="spellEnd"/>
       <w:r>
-        <w:t>(list</w:t>
-      </w:r>
-      <w:proofErr w:type="gramStart"/>
-      <w:r>
-        <w:t>);</w:t>
-      </w:r>
-      <w:proofErr w:type="gramEnd"/>
+        <w:t>(list);</w:t>
+      </w:r>
     </w:p>
     <w:p>
       <w:proofErr w:type="spellStart"/>
@@ -21092,13 +18601,8 @@
       </w:r>
       <w:proofErr w:type="spellEnd"/>
       <w:r>
-        <w:t>(max + " " + min</w:t>
-      </w:r>
-      <w:proofErr w:type="gramStart"/>
-      <w:r>
-        <w:t>);</w:t>
-      </w:r>
-      <w:proofErr w:type="gramEnd"/>
+        <w:t>(max + " " + min);</w:t>
+      </w:r>
     </w:p>
     <w:p>
       <w:r>
@@ -21114,21 +18618,12 @@
           <w:bCs/>
         </w:rPr>
       </w:pPr>
-      <w:proofErr w:type="gramStart"/>
-      <w:r>
-        <w:rPr>
-          <w:b/>
-          <w:bCs/>
-        </w:rPr>
-        <w:t>frequency(</w:t>
-      </w:r>
-      <w:proofErr w:type="gramEnd"/>
-      <w:r>
-        <w:rPr>
-          <w:b/>
-          <w:bCs/>
-        </w:rPr>
-        <w:t>)</w:t>
+      <w:r>
+        <w:rPr>
+          <w:b/>
+          <w:bCs/>
+        </w:rPr>
+        <w:t>frequency()</w:t>
       </w:r>
     </w:p>
     <w:p>
@@ -21152,13 +18647,8 @@
       </w:r>
       <w:proofErr w:type="spellEnd"/>
       <w:r>
-        <w:t>("A", "B", "A", "C"</w:t>
-      </w:r>
-      <w:proofErr w:type="gramStart"/>
-      <w:r>
-        <w:t>);</w:t>
-      </w:r>
-      <w:proofErr w:type="gramEnd"/>
+        <w:t>("A", "B", "A", "C");</w:t>
+      </w:r>
     </w:p>
     <w:p>
       <w:r>
@@ -21170,13 +18660,8 @@
       </w:r>
       <w:proofErr w:type="spellEnd"/>
       <w:r>
-        <w:t>(names, "A"</w:t>
-      </w:r>
-      <w:proofErr w:type="gramStart"/>
-      <w:r>
-        <w:t>);</w:t>
-      </w:r>
-      <w:proofErr w:type="gramEnd"/>
+        <w:t>(names, "A");</w:t>
+      </w:r>
     </w:p>
     <w:p>
       <w:proofErr w:type="spellStart"/>
@@ -21185,13 +18670,8 @@
       </w:r>
       <w:proofErr w:type="spellEnd"/>
       <w:r>
-        <w:t>(count</w:t>
-      </w:r>
-      <w:proofErr w:type="gramStart"/>
-      <w:r>
-        <w:t>);</w:t>
-      </w:r>
-      <w:proofErr w:type="gramEnd"/>
+        <w:t>(count);</w:t>
+      </w:r>
     </w:p>
     <w:p>
       <w:r>
@@ -21207,21 +18687,12 @@
           <w:bCs/>
         </w:rPr>
       </w:pPr>
-      <w:proofErr w:type="gramStart"/>
-      <w:r>
-        <w:rPr>
-          <w:b/>
-          <w:bCs/>
-        </w:rPr>
-        <w:t>copy(</w:t>
-      </w:r>
-      <w:proofErr w:type="gramEnd"/>
-      <w:r>
-        <w:rPr>
-          <w:b/>
-          <w:bCs/>
-        </w:rPr>
-        <w:t>)</w:t>
+      <w:r>
+        <w:rPr>
+          <w:b/>
+          <w:bCs/>
+        </w:rPr>
+        <w:t>copy()</w:t>
       </w:r>
     </w:p>
     <w:p>
@@ -21253,81 +18724,64 @@
       </w:r>
       <w:proofErr w:type="spellEnd"/>
       <w:r>
-        <w:t>&lt;</w:t>
-      </w:r>
-      <w:proofErr w:type="gramStart"/>
-      <w:r>
-        <w:t>&gt;(</w:t>
+        <w:t>&lt;&gt;(</w:t>
       </w:r>
       <w:proofErr w:type="spellStart"/>
-      <w:proofErr w:type="gramEnd"/>
       <w:r>
         <w:t>Arrays.asList</w:t>
       </w:r>
       <w:proofErr w:type="spellEnd"/>
       <w:r>
-        <w:t>(0, 0, 0)</w:t>
-      </w:r>
-      <w:proofErr w:type="gramStart"/>
+        <w:t>(0, 0, 0));</w:t>
+      </w:r>
+    </w:p>
+    <w:p>
+      <w:r>
+        <w:t xml:space="preserve">List&lt;Integer&gt; </w:t>
+      </w:r>
+      <w:proofErr w:type="spellStart"/>
+      <w:r>
+        <w:t>src</w:t>
+      </w:r>
+      <w:proofErr w:type="spellEnd"/>
+      <w:r>
+        <w:t xml:space="preserve"> = </w:t>
+      </w:r>
+      <w:proofErr w:type="spellStart"/>
+      <w:r>
+        <w:t>List.of</w:t>
+      </w:r>
+      <w:proofErr w:type="spellEnd"/>
+      <w:r>
+        <w:t>(1, 2, 3);</w:t>
+      </w:r>
+    </w:p>
+    <w:p/>
+    <w:p>
+      <w:proofErr w:type="spellStart"/>
+      <w:r>
+        <w:t>Collections.copy</w:t>
+      </w:r>
+      <w:proofErr w:type="spellEnd"/>
+      <w:r>
+        <w:t>(</w:t>
+      </w:r>
+      <w:proofErr w:type="spellStart"/>
+      <w:r>
+        <w:t>dest</w:t>
+      </w:r>
+      <w:proofErr w:type="spellEnd"/>
+      <w:r>
+        <w:t xml:space="preserve">, </w:t>
+      </w:r>
+      <w:proofErr w:type="spellStart"/>
+      <w:r>
+        <w:t>src</w:t>
+      </w:r>
+      <w:proofErr w:type="spellEnd"/>
       <w:r>
         <w:t>);</w:t>
       </w:r>
-      <w:proofErr w:type="gramEnd"/>
-    </w:p>
-    <w:p>
-      <w:r>
-        <w:t xml:space="preserve">List&lt;Integer&gt; </w:t>
-      </w:r>
-      <w:proofErr w:type="spellStart"/>
-      <w:r>
-        <w:t>src</w:t>
-      </w:r>
-      <w:proofErr w:type="spellEnd"/>
-      <w:r>
-        <w:t xml:space="preserve"> = </w:t>
-      </w:r>
-      <w:proofErr w:type="spellStart"/>
-      <w:r>
-        <w:t>List.of</w:t>
-      </w:r>
-      <w:proofErr w:type="spellEnd"/>
-      <w:r>
-        <w:t>(1, 2, 3</w:t>
-      </w:r>
-      <w:proofErr w:type="gramStart"/>
-      <w:r>
-        <w:t>);</w:t>
-      </w:r>
-      <w:proofErr w:type="gramEnd"/>
-    </w:p>
-    <w:p/>
-    <w:p>
-      <w:proofErr w:type="spellStart"/>
-      <w:r>
-        <w:t>Collections.copy</w:t>
-      </w:r>
-      <w:proofErr w:type="spellEnd"/>
-      <w:r>
-        <w:t>(</w:t>
-      </w:r>
-      <w:proofErr w:type="spellStart"/>
-      <w:r>
-        <w:t>dest</w:t>
-      </w:r>
-      <w:proofErr w:type="spellEnd"/>
-      <w:r>
-        <w:t xml:space="preserve">, </w:t>
-      </w:r>
-      <w:proofErr w:type="spellStart"/>
-      <w:r>
-        <w:t>src</w:t>
-      </w:r>
-      <w:proofErr w:type="spellEnd"/>
-      <w:proofErr w:type="gramStart"/>
-      <w:r>
-        <w:t>);</w:t>
-      </w:r>
-      <w:proofErr w:type="gramEnd"/>
     </w:p>
     <w:p>
       <w:proofErr w:type="spellStart"/>
@@ -21344,11 +18798,9 @@
         <w:t>dest</w:t>
       </w:r>
       <w:proofErr w:type="spellEnd"/>
-      <w:proofErr w:type="gramStart"/>
       <w:r>
         <w:t>);</w:t>
       </w:r>
-      <w:proofErr w:type="gramEnd"/>
     </w:p>
     <w:p>
       <w:r>
@@ -21364,21 +18816,12 @@
           <w:bCs/>
         </w:rPr>
       </w:pPr>
-      <w:proofErr w:type="gramStart"/>
-      <w:r>
-        <w:rPr>
-          <w:b/>
-          <w:bCs/>
-        </w:rPr>
-        <w:t>fill(</w:t>
-      </w:r>
-      <w:proofErr w:type="gramEnd"/>
-      <w:r>
-        <w:rPr>
-          <w:b/>
-          <w:bCs/>
-        </w:rPr>
-        <w:t>)</w:t>
+      <w:r>
+        <w:rPr>
+          <w:b/>
+          <w:bCs/>
+        </w:rPr>
+        <w:t>fill()</w:t>
       </w:r>
     </w:p>
     <w:p>
@@ -21407,33 +18850,26 @@
       </w:r>
       <w:proofErr w:type="spellEnd"/>
       <w:r>
-        <w:t>, 9</w:t>
-      </w:r>
-      <w:proofErr w:type="gramStart"/>
+        <w:t>, 9);</w:t>
+      </w:r>
+    </w:p>
+    <w:p>
+      <w:proofErr w:type="spellStart"/>
+      <w:r>
+        <w:t>System.out.println</w:t>
+      </w:r>
+      <w:proofErr w:type="spellEnd"/>
+      <w:r>
+        <w:t>(</w:t>
+      </w:r>
+      <w:proofErr w:type="spellStart"/>
+      <w:r>
+        <w:t>dest</w:t>
+      </w:r>
+      <w:proofErr w:type="spellEnd"/>
       <w:r>
         <w:t>);</w:t>
       </w:r>
-      <w:proofErr w:type="gramEnd"/>
-    </w:p>
-    <w:p>
-      <w:proofErr w:type="spellStart"/>
-      <w:r>
-        <w:t>System.out.println</w:t>
-      </w:r>
-      <w:proofErr w:type="spellEnd"/>
-      <w:r>
-        <w:t>(</w:t>
-      </w:r>
-      <w:proofErr w:type="spellStart"/>
-      <w:r>
-        <w:t>dest</w:t>
-      </w:r>
-      <w:proofErr w:type="spellEnd"/>
-      <w:proofErr w:type="gramStart"/>
-      <w:r>
-        <w:t>);</w:t>
-      </w:r>
-      <w:proofErr w:type="gramEnd"/>
     </w:p>
     <w:p>
       <w:r>
@@ -21450,7 +18886,6 @@
         </w:rPr>
       </w:pPr>
       <w:proofErr w:type="spellStart"/>
-      <w:proofErr w:type="gramStart"/>
       <w:r>
         <w:rPr>
           <w:b/>
@@ -21464,15 +18899,7 @@
           <w:b/>
           <w:bCs/>
         </w:rPr>
-        <w:t>(</w:t>
-      </w:r>
-      <w:proofErr w:type="gramEnd"/>
-      <w:r>
-        <w:rPr>
-          <w:b/>
-          <w:bCs/>
-        </w:rPr>
-        <w:t>)</w:t>
+        <w:t>()</w:t>
       </w:r>
     </w:p>
     <w:p>
@@ -21501,33 +18928,26 @@
       </w:r>
       <w:proofErr w:type="spellEnd"/>
       <w:r>
-        <w:t>, 9, 1</w:t>
-      </w:r>
-      <w:proofErr w:type="gramStart"/>
+        <w:t>, 9, 1);</w:t>
+      </w:r>
+    </w:p>
+    <w:p>
+      <w:proofErr w:type="spellStart"/>
+      <w:r>
+        <w:t>System.out.println</w:t>
+      </w:r>
+      <w:proofErr w:type="spellEnd"/>
+      <w:r>
+        <w:t>(</w:t>
+      </w:r>
+      <w:proofErr w:type="spellStart"/>
+      <w:r>
+        <w:t>dest</w:t>
+      </w:r>
+      <w:proofErr w:type="spellEnd"/>
       <w:r>
         <w:t>);</w:t>
       </w:r>
-      <w:proofErr w:type="gramEnd"/>
-    </w:p>
-    <w:p>
-      <w:proofErr w:type="spellStart"/>
-      <w:r>
-        <w:t>System.out.println</w:t>
-      </w:r>
-      <w:proofErr w:type="spellEnd"/>
-      <w:r>
-        <w:t>(</w:t>
-      </w:r>
-      <w:proofErr w:type="spellStart"/>
-      <w:r>
-        <w:t>dest</w:t>
-      </w:r>
-      <w:proofErr w:type="spellEnd"/>
-      <w:proofErr w:type="gramStart"/>
-      <w:r>
-        <w:t>);</w:t>
-      </w:r>
-      <w:proofErr w:type="gramEnd"/>
     </w:p>
     <w:p>
       <w:r>
@@ -21544,7 +18964,6 @@
         </w:rPr>
       </w:pPr>
       <w:proofErr w:type="spellStart"/>
-      <w:proofErr w:type="gramStart"/>
       <w:r>
         <w:rPr>
           <w:b/>
@@ -21558,15 +18977,7 @@
           <w:b/>
           <w:bCs/>
         </w:rPr>
-        <w:t>(</w:t>
-      </w:r>
-      <w:proofErr w:type="gramEnd"/>
-      <w:r>
-        <w:rPr>
-          <w:b/>
-          <w:bCs/>
-        </w:rPr>
-        <w:t>)</w:t>
+        <w:t>()</w:t>
       </w:r>
     </w:p>
     <w:p>
@@ -21611,21 +19022,8 @@
       </w:r>
       <w:proofErr w:type="spellEnd"/>
       <w:r>
-        <w:t>&lt;</w:t>
-      </w:r>
-      <w:proofErr w:type="gramStart"/>
-      <w:r>
-        <w:t>&gt;(</w:t>
-      </w:r>
-      <w:proofErr w:type="gramEnd"/>
-      <w:r>
-        <w:t>)</w:t>
-      </w:r>
-      <w:proofErr w:type="gramStart"/>
-      <w:r>
-        <w:t>);</w:t>
-      </w:r>
-      <w:proofErr w:type="gramEnd"/>
+        <w:t>&lt;&gt;());</w:t>
+      </w:r>
     </w:p>
     <w:p>
       <w:r>
@@ -21642,7 +19040,6 @@
         </w:rPr>
       </w:pPr>
       <w:proofErr w:type="spellStart"/>
-      <w:proofErr w:type="gramStart"/>
       <w:r>
         <w:rPr>
           <w:b/>
@@ -21656,15 +19053,7 @@
           <w:b/>
           <w:bCs/>
         </w:rPr>
-        <w:t>(</w:t>
-      </w:r>
-      <w:proofErr w:type="gramEnd"/>
-      <w:r>
-        <w:rPr>
-          <w:b/>
-          <w:bCs/>
-        </w:rPr>
-        <w:t>)</w:t>
+        <w:t>()</w:t>
       </w:r>
     </w:p>
     <w:p>
@@ -21693,13 +19082,8 @@
       </w:r>
       <w:proofErr w:type="spellEnd"/>
       <w:r>
-        <w:t>(list</w:t>
-      </w:r>
-      <w:proofErr w:type="gramStart"/>
-      <w:r>
-        <w:t>);</w:t>
-      </w:r>
-      <w:proofErr w:type="gramEnd"/>
+        <w:t>(list);</w:t>
+      </w:r>
     </w:p>
     <w:p/>
     <w:p>
@@ -21707,17 +19091,12 @@
         <w:t xml:space="preserve">// </w:t>
       </w:r>
       <w:proofErr w:type="spellStart"/>
-      <w:proofErr w:type="gramStart"/>
       <w:r>
         <w:t>unmodifiable.add</w:t>
       </w:r>
       <w:proofErr w:type="spellEnd"/>
       <w:r>
-        <w:t>(</w:t>
-      </w:r>
-      <w:proofErr w:type="gramEnd"/>
-      <w:r>
-        <w:t>10); throws exception</w:t>
+        <w:t>(10); throws exception</w:t>
       </w:r>
     </w:p>
     <w:p>
@@ -21768,12 +19147,10 @@
         <w:t xml:space="preserve">Arrays is a utility class in </w:t>
       </w:r>
       <w:proofErr w:type="spellStart"/>
-      <w:proofErr w:type="gramStart"/>
       <w:r>
         <w:t>java.util</w:t>
       </w:r>
       <w:proofErr w:type="spellEnd"/>
-      <w:proofErr w:type="gramEnd"/>
     </w:p>
     <w:p>
       <w:pPr>
@@ -21807,13 +19184,8 @@
     </w:p>
     <w:p>
       <w:proofErr w:type="spellStart"/>
-      <w:proofErr w:type="gramStart"/>
-      <w:r>
-        <w:t>java.util</w:t>
-      </w:r>
-      <w:proofErr w:type="gramEnd"/>
-      <w:r>
-        <w:t>.Arrays</w:t>
+      <w:r>
+        <w:t>java.util.Arrays</w:t>
       </w:r>
       <w:proofErr w:type="spellEnd"/>
     </w:p>
@@ -21930,21 +19302,12 @@
           <w:bCs/>
         </w:rPr>
       </w:pPr>
-      <w:proofErr w:type="gramStart"/>
-      <w:r>
-        <w:rPr>
-          <w:b/>
-          <w:bCs/>
-        </w:rPr>
-        <w:t>sort(</w:t>
-      </w:r>
-      <w:proofErr w:type="gramEnd"/>
-      <w:r>
-        <w:rPr>
-          <w:b/>
-          <w:bCs/>
-        </w:rPr>
-        <w:t>)</w:t>
+      <w:r>
+        <w:rPr>
+          <w:b/>
+          <w:bCs/>
+        </w:rPr>
+        <w:t>sort()</w:t>
       </w:r>
     </w:p>
     <w:p>
@@ -21959,13 +19322,8 @@
       </w:r>
     </w:p>
     <w:p>
-      <w:proofErr w:type="gramStart"/>
-      <w:r>
-        <w:t>int[</w:t>
-      </w:r>
-      <w:proofErr w:type="gramEnd"/>
-      <w:r>
-        <w:t xml:space="preserve">] </w:t>
+      <w:r>
+        <w:t xml:space="preserve">int[] </w:t>
       </w:r>
       <w:proofErr w:type="spellStart"/>
       <w:r>
@@ -21973,13 +19331,8 @@
       </w:r>
       <w:proofErr w:type="spellEnd"/>
       <w:r>
-        <w:t xml:space="preserve"> = {3, 1, 2</w:t>
-      </w:r>
-      <w:proofErr w:type="gramStart"/>
-      <w:r>
-        <w:t>};</w:t>
-      </w:r>
-      <w:proofErr w:type="gramEnd"/>
+        <w:t xml:space="preserve"> = {3, 1, 2};</w:t>
+      </w:r>
     </w:p>
     <w:p>
       <w:proofErr w:type="spellStart"/>
@@ -21995,11 +19348,9 @@
         <w:t>arr</w:t>
       </w:r>
       <w:proofErr w:type="spellEnd"/>
-      <w:proofErr w:type="gramStart"/>
       <w:r>
         <w:t>);</w:t>
       </w:r>
-      <w:proofErr w:type="gramEnd"/>
     </w:p>
     <w:p>
       <w:proofErr w:type="spellStart"/>
@@ -22024,13 +19375,8 @@
       </w:r>
       <w:proofErr w:type="spellEnd"/>
       <w:r>
-        <w:t>)</w:t>
-      </w:r>
-      <w:proofErr w:type="gramStart"/>
-      <w:r>
-        <w:t>);</w:t>
-      </w:r>
-      <w:proofErr w:type="gramEnd"/>
+        <w:t>));</w:t>
+      </w:r>
     </w:p>
     <w:p>
       <w:r>
@@ -22047,7 +19393,6 @@
         </w:rPr>
       </w:pPr>
       <w:proofErr w:type="spellStart"/>
-      <w:proofErr w:type="gramStart"/>
       <w:r>
         <w:rPr>
           <w:b/>
@@ -22061,15 +19406,7 @@
           <w:b/>
           <w:bCs/>
         </w:rPr>
-        <w:t>(</w:t>
-      </w:r>
-      <w:proofErr w:type="gramEnd"/>
-      <w:r>
-        <w:rPr>
-          <w:b/>
-          <w:bCs/>
-        </w:rPr>
-        <w:t>)</w:t>
+        <w:t>()</w:t>
       </w:r>
     </w:p>
     <w:p>
@@ -22101,13 +19438,8 @@
       </w:r>
       <w:proofErr w:type="spellEnd"/>
       <w:r>
-        <w:t>, 2</w:t>
-      </w:r>
-      <w:proofErr w:type="gramStart"/>
-      <w:r>
-        <w:t>);</w:t>
-      </w:r>
-      <w:proofErr w:type="gramEnd"/>
+        <w:t>, 2);</w:t>
+      </w:r>
     </w:p>
     <w:p>
       <w:proofErr w:type="spellStart"/>
@@ -22116,13 +19448,8 @@
       </w:r>
       <w:proofErr w:type="spellEnd"/>
       <w:r>
-        <w:t>(index</w:t>
-      </w:r>
-      <w:proofErr w:type="gramStart"/>
-      <w:r>
-        <w:t>);</w:t>
-      </w:r>
-      <w:proofErr w:type="gramEnd"/>
+        <w:t>(index);</w:t>
+      </w:r>
     </w:p>
     <w:p>
       <w:r>
@@ -22138,21 +19465,12 @@
           <w:bCs/>
         </w:rPr>
       </w:pPr>
-      <w:proofErr w:type="gramStart"/>
-      <w:r>
-        <w:rPr>
-          <w:b/>
-          <w:bCs/>
-        </w:rPr>
-        <w:t>equals(</w:t>
-      </w:r>
-      <w:proofErr w:type="gramEnd"/>
-      <w:r>
-        <w:rPr>
-          <w:b/>
-          <w:bCs/>
-        </w:rPr>
-        <w:t>)</w:t>
+      <w:r>
+        <w:rPr>
+          <w:b/>
+          <w:bCs/>
+        </w:rPr>
+        <w:t>equals()</w:t>
       </w:r>
     </w:p>
     <w:p>
@@ -22167,34 +19485,14 @@
       </w:r>
     </w:p>
     <w:p>
-      <w:proofErr w:type="gramStart"/>
-      <w:r>
-        <w:t>int[</w:t>
-      </w:r>
-      <w:proofErr w:type="gramEnd"/>
-      <w:r>
-        <w:t>] a = {1, 2</w:t>
-      </w:r>
-      <w:proofErr w:type="gramStart"/>
-      <w:r>
-        <w:t>};</w:t>
-      </w:r>
-      <w:proofErr w:type="gramEnd"/>
-    </w:p>
-    <w:p>
-      <w:proofErr w:type="gramStart"/>
-      <w:r>
-        <w:t>int[</w:t>
-      </w:r>
-      <w:proofErr w:type="gramEnd"/>
-      <w:r>
-        <w:t>] b = {1, 2</w:t>
-      </w:r>
-      <w:proofErr w:type="gramStart"/>
-      <w:r>
-        <w:t>};</w:t>
-      </w:r>
-      <w:proofErr w:type="gramEnd"/>
+      <w:r>
+        <w:t>int[] a = {1, 2};</w:t>
+      </w:r>
+    </w:p>
+    <w:p>
+      <w:r>
+        <w:t>int[] b = {1, 2};</w:t>
+      </w:r>
     </w:p>
     <w:p/>
     <w:p>
@@ -22213,13 +19511,8 @@
       </w:r>
       <w:proofErr w:type="spellEnd"/>
       <w:r>
-        <w:t>(a, b)</w:t>
-      </w:r>
-      <w:proofErr w:type="gramStart"/>
-      <w:r>
-        <w:t>);</w:t>
-      </w:r>
-      <w:proofErr w:type="gramEnd"/>
+        <w:t>(a, b));</w:t>
+      </w:r>
     </w:p>
     <w:p>
       <w:r>
@@ -22235,21 +19528,12 @@
           <w:bCs/>
         </w:rPr>
       </w:pPr>
-      <w:proofErr w:type="gramStart"/>
-      <w:r>
-        <w:rPr>
-          <w:b/>
-          <w:bCs/>
-        </w:rPr>
-        <w:t>fill(</w:t>
-      </w:r>
-      <w:proofErr w:type="gramEnd"/>
-      <w:r>
-        <w:rPr>
-          <w:b/>
-          <w:bCs/>
-        </w:rPr>
-        <w:t>)</w:t>
+      <w:r>
+        <w:rPr>
+          <w:b/>
+          <w:bCs/>
+        </w:rPr>
+        <w:t>fill()</w:t>
       </w:r>
     </w:p>
     <w:p>
@@ -22278,13 +19562,8 @@
       </w:r>
       <w:proofErr w:type="spellEnd"/>
       <w:r>
-        <w:t>, 5</w:t>
-      </w:r>
-      <w:proofErr w:type="gramStart"/>
-      <w:r>
-        <w:t>);</w:t>
-      </w:r>
-      <w:proofErr w:type="gramEnd"/>
+        <w:t>, 5);</w:t>
+      </w:r>
     </w:p>
     <w:p>
       <w:proofErr w:type="spellStart"/>
@@ -22309,13 +19588,8 @@
       </w:r>
       <w:proofErr w:type="spellEnd"/>
       <w:r>
-        <w:t>)</w:t>
-      </w:r>
-      <w:proofErr w:type="gramStart"/>
-      <w:r>
-        <w:t>);</w:t>
-      </w:r>
-      <w:proofErr w:type="gramEnd"/>
+        <w:t>));</w:t>
+      </w:r>
     </w:p>
     <w:p>
       <w:r>
@@ -22332,7 +19606,6 @@
         </w:rPr>
       </w:pPr>
       <w:proofErr w:type="spellStart"/>
-      <w:proofErr w:type="gramStart"/>
       <w:r>
         <w:rPr>
           <w:b/>
@@ -22346,15 +19619,7 @@
           <w:b/>
           <w:bCs/>
         </w:rPr>
-        <w:t>(</w:t>
-      </w:r>
-      <w:proofErr w:type="gramEnd"/>
-      <w:r>
-        <w:rPr>
-          <w:b/>
-          <w:bCs/>
-        </w:rPr>
-        <w:t>)</w:t>
+        <w:t>()</w:t>
       </w:r>
     </w:p>
     <w:p>
@@ -22369,13 +19634,8 @@
       </w:r>
     </w:p>
     <w:p>
-      <w:proofErr w:type="gramStart"/>
-      <w:r>
-        <w:t>int[</w:t>
-      </w:r>
-      <w:proofErr w:type="gramEnd"/>
-      <w:r>
-        <w:t xml:space="preserve">] copy = </w:t>
+      <w:r>
+        <w:t xml:space="preserve">int[] copy = </w:t>
       </w:r>
       <w:proofErr w:type="spellStart"/>
       <w:r>
@@ -22391,13 +19651,8 @@
       </w:r>
       <w:proofErr w:type="spellEnd"/>
       <w:r>
-        <w:t>, 5</w:t>
-      </w:r>
-      <w:proofErr w:type="gramStart"/>
-      <w:r>
-        <w:t>);</w:t>
-      </w:r>
-      <w:proofErr w:type="gramEnd"/>
+        <w:t>, 5);</w:t>
+      </w:r>
     </w:p>
     <w:p>
       <w:proofErr w:type="spellStart"/>
@@ -22414,13 +19669,8 @@
       </w:r>
       <w:proofErr w:type="spellEnd"/>
       <w:r>
-        <w:t>(copy)</w:t>
-      </w:r>
-      <w:proofErr w:type="gramStart"/>
-      <w:r>
-        <w:t>);</w:t>
-      </w:r>
-      <w:proofErr w:type="gramEnd"/>
+        <w:t>(copy));</w:t>
+      </w:r>
     </w:p>
     <w:p>
       <w:r>
@@ -22437,7 +19687,6 @@
         </w:rPr>
       </w:pPr>
       <w:proofErr w:type="spellStart"/>
-      <w:proofErr w:type="gramStart"/>
       <w:r>
         <w:rPr>
           <w:b/>
@@ -22451,15 +19700,7 @@
           <w:b/>
           <w:bCs/>
         </w:rPr>
-        <w:t>(</w:t>
-      </w:r>
-      <w:proofErr w:type="gramEnd"/>
-      <w:r>
-        <w:rPr>
-          <w:b/>
-          <w:bCs/>
-        </w:rPr>
-        <w:t>)</w:t>
+        <w:t>()</w:t>
       </w:r>
     </w:p>
     <w:p>
@@ -22474,13 +19715,8 @@
       </w:r>
     </w:p>
     <w:p>
-      <w:proofErr w:type="gramStart"/>
-      <w:r>
-        <w:t>int[</w:t>
-      </w:r>
-      <w:proofErr w:type="gramEnd"/>
-      <w:r>
-        <w:t xml:space="preserve">] range = </w:t>
+      <w:r>
+        <w:t xml:space="preserve">int[] range = </w:t>
       </w:r>
       <w:proofErr w:type="spellStart"/>
       <w:r>
@@ -22496,13 +19732,8 @@
       </w:r>
       <w:proofErr w:type="spellEnd"/>
       <w:r>
-        <w:t>, 1, 3</w:t>
-      </w:r>
-      <w:proofErr w:type="gramStart"/>
-      <w:r>
-        <w:t>);</w:t>
-      </w:r>
-      <w:proofErr w:type="gramEnd"/>
+        <w:t>, 1, 3);</w:t>
+      </w:r>
     </w:p>
     <w:p>
       <w:proofErr w:type="spellStart"/>
@@ -22519,13 +19750,8 @@
       </w:r>
       <w:proofErr w:type="spellEnd"/>
       <w:r>
-        <w:t>(range)</w:t>
-      </w:r>
-      <w:proofErr w:type="gramStart"/>
-      <w:r>
-        <w:t>);</w:t>
-      </w:r>
-      <w:proofErr w:type="gramEnd"/>
+        <w:t>(range));</w:t>
+      </w:r>
     </w:p>
     <w:p>
       <w:r>
@@ -22542,7 +19768,6 @@
         </w:rPr>
       </w:pPr>
       <w:proofErr w:type="spellStart"/>
-      <w:proofErr w:type="gramStart"/>
       <w:r>
         <w:rPr>
           <w:b/>
@@ -22556,15 +19781,7 @@
           <w:b/>
           <w:bCs/>
         </w:rPr>
-        <w:t>(</w:t>
-      </w:r>
-      <w:proofErr w:type="gramEnd"/>
-      <w:r>
-        <w:rPr>
-          <w:b/>
-          <w:bCs/>
-        </w:rPr>
-        <w:t>)</w:t>
+        <w:t>()</w:t>
       </w:r>
     </w:p>
     <w:p>
@@ -22579,19 +19796,9 @@
       </w:r>
     </w:p>
     <w:p>
-      <w:proofErr w:type="gramStart"/>
-      <w:r>
-        <w:t>String[</w:t>
-      </w:r>
-      <w:proofErr w:type="gramEnd"/>
-      <w:r>
-        <w:t>] data = {"A", "B", "C"</w:t>
-      </w:r>
-      <w:proofErr w:type="gramStart"/>
-      <w:r>
-        <w:t>};</w:t>
-      </w:r>
-      <w:proofErr w:type="gramEnd"/>
+      <w:r>
+        <w:t>String[] data = {"A", "B", "C"};</w:t>
+      </w:r>
     </w:p>
     <w:p>
       <w:r>
@@ -22611,33 +19818,26 @@
       </w:r>
       <w:proofErr w:type="spellEnd"/>
       <w:r>
-        <w:t>(data</w:t>
-      </w:r>
-      <w:proofErr w:type="gramStart"/>
+        <w:t>(data);</w:t>
+      </w:r>
+    </w:p>
+    <w:p>
+      <w:proofErr w:type="spellStart"/>
+      <w:r>
+        <w:t>System.out.println</w:t>
+      </w:r>
+      <w:proofErr w:type="spellEnd"/>
+      <w:r>
+        <w:t>(</w:t>
+      </w:r>
+      <w:proofErr w:type="spellStart"/>
+      <w:r>
+        <w:t>listFromArray</w:t>
+      </w:r>
+      <w:proofErr w:type="spellEnd"/>
       <w:r>
         <w:t>);</w:t>
       </w:r>
-      <w:proofErr w:type="gramEnd"/>
-    </w:p>
-    <w:p>
-      <w:proofErr w:type="spellStart"/>
-      <w:r>
-        <w:t>System.out.println</w:t>
-      </w:r>
-      <w:proofErr w:type="spellEnd"/>
-      <w:r>
-        <w:t>(</w:t>
-      </w:r>
-      <w:proofErr w:type="spellStart"/>
-      <w:r>
-        <w:t>listFromArray</w:t>
-      </w:r>
-      <w:proofErr w:type="spellEnd"/>
-      <w:proofErr w:type="gramStart"/>
-      <w:r>
-        <w:t>);</w:t>
-      </w:r>
-      <w:proofErr w:type="gramEnd"/>
     </w:p>
     <w:p>
       <w:r>
@@ -22846,12 +20046,10 @@
           </w:tcPr>
           <w:p>
             <w:proofErr w:type="spellStart"/>
-            <w:proofErr w:type="gramStart"/>
             <w:r>
               <w:t>java.util</w:t>
             </w:r>
             <w:proofErr w:type="spellEnd"/>
-            <w:proofErr w:type="gramEnd"/>
           </w:p>
         </w:tc>
         <w:tc>
@@ -22862,12 +20060,10 @@
           </w:tcPr>
           <w:p>
             <w:proofErr w:type="spellStart"/>
-            <w:proofErr w:type="gramStart"/>
             <w:r>
               <w:t>java.util</w:t>
             </w:r>
             <w:proofErr w:type="spellEnd"/>
-            <w:proofErr w:type="gramEnd"/>
           </w:p>
         </w:tc>
       </w:tr>
@@ -23287,6 +20483,7 @@
         <w:rPr>
           <w:b/>
           <w:bCs/>
+          <w:highlight w:val="yellow"/>
         </w:rPr>
         <w:lastRenderedPageBreak/>
         <w:t>COMPARABLE vs COMPARATOR – DEEP DIVE (Final Clean Notes)</w:t>
